--- a/PDS_Actividad_01_Grupo02.docx
+++ b/PDS_Actividad_01_Grupo02.docx
@@ -790,7 +790,15 @@
           <w:sz w:val="20"/>
           <w:szCs w:val="20"/>
         </w:rPr>
-        <w:t xml:space="preserve">Requisitos funcionales:</w:t>
+        <w:t xml:space="preserve">Requisitos funcionales</w:t>
+      </w:r>
+      <w:r>
+        <w:rPr>
+          <w:rFonts w:asciiTheme="minorHAnsi" w:hAnsiTheme="minorHAnsi" w:cstheme="minorHAnsi"/>
+          <w:sz w:val="20"/>
+          <w:szCs w:val="20"/>
+        </w:rPr>
+        <w:t xml:space="preserve"> identificados en el enunciado:</w:t>
       </w:r>
     </w:p>
     <w:p>
@@ -828,7 +836,7 @@
           <w:sz w:val="20"/>
           <w:szCs w:val="20"/>
         </w:rPr>
-        <w:t xml:space="preserve">Almacenar placa, marca, modelo, año de fabricación y avalúo de cada vehículo.</w:t>
+        <w:t xml:space="preserve">Almacenar placa, marca, modelo, año de fabricación y avalúo.</w:t>
       </w:r>
     </w:p>
     <w:p>
@@ -847,7 +855,7 @@
           <w:sz w:val="20"/>
           <w:szCs w:val="20"/>
         </w:rPr>
-        <w:t xml:space="preserve">Ofrecer una operación común para calcular el valor de la matrícula, con una lógica específica por tipo.</w:t>
+        <w:t xml:space="preserve">Permitir una operación para calcular el valor de la matrícula.</w:t>
       </w:r>
     </w:p>
     <w:p>
@@ -866,25 +874,7 @@
           <w:sz w:val="20"/>
           <w:szCs w:val="20"/>
         </w:rPr>
-        <w:t xml:space="preserve">Seleccionar el tipo de vehículo durante la ejecución, a partir de la información del cliente.</w:t>
-      </w:r>
-    </w:p>
-    <w:p>
-      <w:pPr>
-        <w:pStyle w:val="NormalWeb"/>
-        <w:keepNext/>
-        <w:spacing w:before="0" w:beforeAutospacing="0" w:after="40" w:afterAutospacing="0" w:line="360" w:lineRule="auto"/>
-        <w:jc w:val="both"/>
-      </w:pPr>
-      <w:r>
-        <w:rPr>
-          <w:rFonts w:asciiTheme="minorHAnsi" w:hAnsiTheme="minorHAnsi" w:cstheme="minorHAnsi"/>
-          <w:b/>
-          <w:bCs/>
-          <w:sz w:val="20"/>
-          <w:szCs w:val="20"/>
-        </w:rPr>
-        <w:t xml:space="preserve">Requisitos de diseño:</w:t>
+        <w:t xml:space="preserve">Aplicar una lógica de cálculo específica según el tipo de vehículo; el enunciado ofrece ejemplos de cómo varía el cálculo en cada tipo.</w:t>
       </w:r>
     </w:p>
     <w:p>
@@ -903,7 +893,7 @@
           <w:sz w:val="20"/>
           <w:szCs w:val="20"/>
         </w:rPr>
-        <w:t xml:space="preserve">Evitar que la lógica principal dependa de las clases concretas Auto, Camioneta y Camión.</w:t>
+        <w:t xml:space="preserve">Permitir seleccionar el tipo de vehículo durante la ejecución.</w:t>
       </w:r>
     </w:p>
     <w:p>
@@ -922,7 +912,25 @@
           <w:sz w:val="20"/>
           <w:szCs w:val="20"/>
         </w:rPr>
-        <w:t xml:space="preserve">Centralizar las instrucciones de creación en componentes especializados, en lugar de distribuirlas por la aplicación.</w:t>
+        <w:t xml:space="preserve">Permitir que el proceso trabaje con un contrato común de vehículo y no con el tipo concreto.</w:t>
+      </w:r>
+    </w:p>
+    <w:p>
+      <w:pPr>
+        <w:pStyle w:val="NormalWeb"/>
+        <w:keepNext/>
+        <w:spacing w:before="0" w:beforeAutospacing="0" w:after="40" w:afterAutospacing="0" w:line="360" w:lineRule="auto"/>
+        <w:jc w:val="both"/>
+      </w:pPr>
+      <w:r>
+        <w:rPr>
+          <w:rFonts w:asciiTheme="minorHAnsi" w:hAnsiTheme="minorHAnsi" w:cstheme="minorHAnsi"/>
+          <w:b/>
+          <w:bCs/>
+          <w:sz w:val="20"/>
+          <w:szCs w:val="20"/>
+        </w:rPr>
+        <w:t xml:space="preserve">Requisitos de diseño:</w:t>
       </w:r>
     </w:p>
     <w:p>
@@ -941,7 +949,7 @@
           <w:sz w:val="20"/>
           <w:szCs w:val="20"/>
         </w:rPr>
-        <w:t xml:space="preserve">Facilitar la incorporación de nuevos tipos de vehículos sin modificar el código cliente.</w:t>
+        <w:t xml:space="preserve">Evitar que la lógica principal dependa de las clases concretas Auto, Camioneta y Camión.</w:t>
       </w:r>
     </w:p>
     <w:p>
@@ -960,7 +968,201 @@
           <w:sz w:val="20"/>
           <w:szCs w:val="20"/>
         </w:rPr>
-        <w:t xml:space="preserve">Tratar a todos los vehículos de forma polimórfica mediante un contrato común.</w:t>
+        <w:t xml:space="preserve">Centralizar las responsabilidades de creación en componentes especializados.</w:t>
+      </w:r>
+    </w:p>
+    <w:p>
+      <w:pPr>
+        <w:pStyle w:val="Prrafodelista"/>
+        <w:numPr>
+          <w:ilvl w:val="0"/>
+          <w:numId w:val="13"/>
+        </w:numPr>
+        <w:spacing w:after="60" w:line="300" w:lineRule="auto"/>
+        <w:jc w:val="both"/>
+      </w:pPr>
+      <w:r>
+        <w:rPr>
+          <w:rFonts w:asciiTheme="minorHAnsi" w:hAnsiTheme="minorHAnsi" w:cstheme="minorHAnsi"/>
+          <w:sz w:val="20"/>
+          <w:szCs w:val="20"/>
+        </w:rPr>
+        <w:t xml:space="preserve">Facilitar la incorporación de nuevos tipos de vehículos.</w:t>
+      </w:r>
+    </w:p>
+    <w:p>
+      <w:pPr>
+        <w:pStyle w:val="Prrafodelista"/>
+        <w:numPr>
+          <w:ilvl w:val="0"/>
+          <w:numId w:val="13"/>
+        </w:numPr>
+        <w:spacing w:after="60" w:line="300" w:lineRule="auto"/>
+        <w:jc w:val="both"/>
+      </w:pPr>
+      <w:r>
+        <w:rPr>
+          <w:rFonts w:asciiTheme="minorHAnsi" w:hAnsiTheme="minorHAnsi" w:cstheme="minorHAnsi"/>
+          <w:sz w:val="20"/>
+          <w:szCs w:val="20"/>
+        </w:rPr>
+        <w:t xml:space="preserve">Favorecer el polimorfismo para operar con diferentes vehículos.</w:t>
+      </w:r>
+    </w:p>
+    <w:p>
+      <w:pPr>
+        <w:pStyle w:val="NormalWeb"/>
+        <w:keepNext/>
+        <w:spacing w:before="160" w:beforeAutospacing="0" w:after="60" w:afterAutospacing="0"/>
+      </w:pPr>
+      <w:r>
+        <w:rPr>
+          <w:rFonts w:asciiTheme="minorHAnsi" w:hAnsiTheme="minorHAnsi" w:cstheme="minorHAnsi"/>
+          <w:b/>
+          <w:color w:val="2F5496" w:themeColor="accent1" w:themeShade="BF"/>
+          <w:sz w:val="20"/>
+          <w:szCs w:val="20"/>
+        </w:rPr>
+        <w:t xml:space="preserve">Clases identificadas</w:t>
+      </w:r>
+    </w:p>
+    <w:p>
+      <w:pPr>
+        <w:pStyle w:val="NormalWeb"/>
+        <w:keepNext/>
+        <w:spacing w:before="0" w:beforeAutospacing="0" w:after="40" w:afterAutospacing="0" w:line="360" w:lineRule="auto"/>
+        <w:jc w:val="both"/>
+      </w:pPr>
+      <w:r>
+        <w:rPr>
+          <w:rFonts w:asciiTheme="minorHAnsi" w:hAnsiTheme="minorHAnsi" w:cstheme="minorHAnsi"/>
+          <w:sz w:val="20"/>
+          <w:szCs w:val="20"/>
+        </w:rPr>
+        <w:t xml:space="preserve">Las entidades identificadas a partir del enunciado son:</w:t>
+      </w:r>
+    </w:p>
+    <w:p>
+      <w:pPr>
+        <w:pStyle w:val="Prrafodelista"/>
+        <w:numPr>
+          <w:ilvl w:val="0"/>
+          <w:numId w:val="13"/>
+        </w:numPr>
+        <w:spacing w:after="60" w:line="300" w:lineRule="auto"/>
+        <w:jc w:val="both"/>
+      </w:pPr>
+      <w:r>
+        <w:rPr>
+          <w:rFonts w:asciiTheme="minorHAnsi" w:hAnsiTheme="minorHAnsi" w:cstheme="minorHAnsi"/>
+          <w:b/>
+          <w:bCs/>
+          <w:sz w:val="20"/>
+          <w:szCs w:val="20"/>
+        </w:rPr>
+        <w:t xml:space="preserve">Vehículo:</w:t>
+      </w:r>
+      <w:r>
+        <w:rPr>
+          <w:rFonts w:asciiTheme="minorHAnsi" w:hAnsiTheme="minorHAnsi" w:cstheme="minorHAnsi"/>
+          <w:sz w:val="20"/>
+          <w:szCs w:val="20"/>
+        </w:rPr>
+        <w:t xml:space="preserve"> concepto general que agrupa los datos comunes y la operación de cálculo de matrícula.</w:t>
+      </w:r>
+    </w:p>
+    <w:p>
+      <w:pPr>
+        <w:pStyle w:val="Prrafodelista"/>
+        <w:numPr>
+          <w:ilvl w:val="0"/>
+          <w:numId w:val="13"/>
+        </w:numPr>
+        <w:spacing w:after="60" w:line="300" w:lineRule="auto"/>
+        <w:jc w:val="both"/>
+      </w:pPr>
+      <w:r>
+        <w:rPr>
+          <w:rFonts w:asciiTheme="minorHAnsi" w:hAnsiTheme="minorHAnsi" w:cstheme="minorHAnsi"/>
+          <w:b/>
+          <w:bCs/>
+          <w:sz w:val="20"/>
+          <w:szCs w:val="20"/>
+        </w:rPr>
+        <w:t xml:space="preserve">Auto</w:t>
+      </w:r>
+      <w:r>
+        <w:rPr>
+          <w:rFonts w:asciiTheme="minorHAnsi" w:hAnsiTheme="minorHAnsi" w:cstheme="minorHAnsi"/>
+          <w:sz w:val="20"/>
+          <w:szCs w:val="20"/>
+        </w:rPr>
+        <w:t xml:space="preserve">, </w:t>
+      </w:r>
+      <w:r>
+        <w:rPr>
+          <w:rFonts w:asciiTheme="minorHAnsi" w:hAnsiTheme="minorHAnsi" w:cstheme="minorHAnsi"/>
+          <w:b/>
+          <w:bCs/>
+          <w:sz w:val="20"/>
+          <w:szCs w:val="20"/>
+        </w:rPr>
+        <w:t xml:space="preserve">Camioneta</w:t>
+      </w:r>
+      <w:r>
+        <w:rPr>
+          <w:rFonts w:asciiTheme="minorHAnsi" w:hAnsiTheme="minorHAnsi" w:cstheme="minorHAnsi"/>
+          <w:sz w:val="20"/>
+          <w:szCs w:val="20"/>
+        </w:rPr>
+        <w:t xml:space="preserve"> y </w:t>
+      </w:r>
+      <w:r>
+        <w:rPr>
+          <w:rFonts w:asciiTheme="minorHAnsi" w:hAnsiTheme="minorHAnsi" w:cstheme="minorHAnsi"/>
+          <w:b/>
+          <w:bCs/>
+          <w:sz w:val="20"/>
+          <w:szCs w:val="20"/>
+        </w:rPr>
+        <w:t xml:space="preserve">Camión:</w:t>
+      </w:r>
+      <w:r>
+        <w:rPr>
+          <w:rFonts w:asciiTheme="minorHAnsi" w:hAnsiTheme="minorHAnsi" w:cstheme="minorHAnsi"/>
+          <w:sz w:val="20"/>
+          <w:szCs w:val="20"/>
+        </w:rPr>
+        <w:t xml:space="preserve"> tipos concretos, cada uno con su propia regla de cálculo.</w:t>
+      </w:r>
+    </w:p>
+    <w:p>
+      <w:pPr>
+        <w:pStyle w:val="Prrafodelista"/>
+        <w:numPr>
+          <w:ilvl w:val="0"/>
+          <w:numId w:val="13"/>
+        </w:numPr>
+        <w:spacing w:after="60" w:line="300" w:lineRule="auto"/>
+        <w:jc w:val="both"/>
+      </w:pPr>
+      <w:r>
+        <w:rPr>
+          <w:rFonts w:asciiTheme="minorHAnsi" w:hAnsiTheme="minorHAnsi" w:cstheme="minorHAnsi"/>
+          <w:b/>
+          <w:bCs/>
+          <w:sz w:val="20"/>
+          <w:szCs w:val="20"/>
+        </w:rPr>
+        <w:t xml:space="preserve">Cliente:</w:t>
+      </w:r>
+      <w:r>
+        <w:rPr>
+          <w:rFonts w:asciiTheme="minorHAnsi" w:hAnsiTheme="minorHAnsi" w:cstheme="minorHAnsi"/>
+          <w:sz w:val="20"/>
+          <w:szCs w:val="20"/>
+        </w:rPr>
+        <w:t xml:space="preserve"> parte de la aplicación que, a partir de la información proporcionada, decide en tiempo de ejecución qué tipo de vehículo registrar.</w:t>
       </w:r>
     </w:p>
     <w:p>
@@ -1297,7 +1499,7 @@
                 <w:sz w:val="18"/>
                 <w:szCs w:val="18"/>
               </w:rPr>
-              <w:t xml:space="preserve">Elimina la creación directa de vehículos concretos en la lógica principal.</w:t>
+              <w:t xml:space="preserve">Evita crear directamente los vehículos en la lógica principal.</w:t>
             </w:r>
           </w:p>
         </w:tc>
@@ -1315,7 +1517,7 @@
                 <w:sz w:val="18"/>
                 <w:szCs w:val="18"/>
               </w:rPr>
-              <w:t xml:space="preserve">Incrementa el número de clases: un creador por cada tipo de vehículo.</w:t>
+              <w:t xml:space="preserve">Es necesario crear clases adicionales.</w:t>
             </w:r>
           </w:p>
         </w:tc>
@@ -1338,24 +1540,7 @@
                 <w:sz w:val="18"/>
                 <w:szCs w:val="18"/>
               </w:rPr>
-              <w:t xml:space="preserve">Permite tratar a todos los vehículos mediante la clase abstracta </w:t>
-            </w:r>
-            <w:r>
-              <w:rPr>
-                <w:rFonts w:ascii="Consolas" w:hAnsi="Consolas" w:cs="Consolas"/>
-                <w:color w:val="1F3864"/>
-                <w:sz w:val="18"/>
-                <w:szCs w:val="18"/>
-              </w:rPr>
-              <w:t xml:space="preserve">Vehiculo</w:t>
-            </w:r>
-            <w:r>
-              <w:rPr>
-                <w:rFonts w:asciiTheme="minorHAnsi" w:hAnsiTheme="minorHAnsi" w:cstheme="minorHAnsi"/>
-                <w:sz w:val="18"/>
-                <w:szCs w:val="18"/>
-              </w:rPr>
-              <w:t xml:space="preserve">.</w:t>
+              <w:t xml:space="preserve">Permite manejar los vehículos mediante una clase o interfaz común.</w:t>
             </w:r>
           </w:p>
         </w:tc>
@@ -1373,7 +1558,7 @@
                 <w:sz w:val="18"/>
                 <w:szCs w:val="18"/>
               </w:rPr>
-              <w:t xml:space="preserve">El diseño inicial resulta más extenso que una instanciación directa.</w:t>
+              <w:t xml:space="preserve">El diseño inicial es un poco más extenso.</w:t>
             </w:r>
           </w:p>
         </w:tc>
@@ -1396,7 +1581,7 @@
                 <w:sz w:val="18"/>
                 <w:szCs w:val="18"/>
               </w:rPr>
-              <w:t xml:space="preserve">Facilita incorporar nuevos tipos sin modificar el código cliente (principio abierto/cerrado).</w:t>
+              <w:t xml:space="preserve">Facilita agregar nuevos tipos de vehículos (principio abierto/cerrado).</w:t>
             </w:r>
           </w:p>
         </w:tc>
@@ -1414,7 +1599,7 @@
                 <w:sz w:val="18"/>
                 <w:szCs w:val="18"/>
               </w:rPr>
-              <w:t xml:space="preserve">Persiste un punto de configuración donde se elige el creador concreto.</w:t>
+              <w:t xml:space="preserve">Se necesita un creador específico para cada tipo de vehículo.</w:t>
             </w:r>
           </w:p>
         </w:tc>
@@ -1437,7 +1622,7 @@
                 <w:sz w:val="18"/>
                 <w:szCs w:val="18"/>
               </w:rPr>
-              <w:t xml:space="preserve">Concentra la responsabilidad de creación en componentes especializados (responsabilidad única).</w:t>
+              <w:t xml:space="preserve">Organiza la responsabilidad de crear los objetos.</w:t>
             </w:r>
           </w:p>
         </w:tc>
@@ -1455,7 +1640,7 @@
                 <w:sz w:val="18"/>
                 <w:szCs w:val="18"/>
               </w:rPr>
-              <w:t xml:space="preserve">Los datos propios de cada tipo deben llegar al creador concreto por otra vía (constructor).</w:t>
+              <w:t xml:space="preserve">Hay que decidir cómo seleccionar el creador adecuado.</w:t>
             </w:r>
           </w:p>
         </w:tc>
@@ -3507,8 +3692,8 @@
         <w:tblLook w:val="04A0" w:firstRow="1" w:lastRow="0" w:firstColumn="0" w:lastColumn="0" w:noHBand="0" w:noVBand="1"/>
       </w:tblPr>
       <w:tblGrid>
-        <w:gridCol w:w="5850"/>
-        <w:gridCol w:w="7588"/>
+        <w:gridCol w:w="7274"/>
+        <w:gridCol w:w="6164"/>
       </w:tblGrid>
       <w:tr>
         <w:trPr>
@@ -3517,7 +3702,7 @@
         </w:trPr>
         <w:tc>
           <w:tcPr>
-            <w:tcW w:w="5850" w:type="dxa"/>
+            <w:tcW w:w="7274" w:type="dxa"/>
           </w:tcPr>
           <w:p>
             <w:pPr>
@@ -3538,7 +3723,7 @@
         </w:tc>
         <w:tc>
           <w:tcPr>
-            <w:tcW w:w="7588" w:type="dxa"/>
+            <w:tcW w:w="6164" w:type="dxa"/>
           </w:tcPr>
           <w:p>
             <w:pPr>
@@ -3564,7 +3749,7 @@
         </w:trPr>
         <w:tc>
           <w:tcPr>
-            <w:tcW w:w="5850" w:type="dxa"/>
+            <w:tcW w:w="7274" w:type="dxa"/>
           </w:tcPr>
           <w:p>
             <w:pPr>
@@ -3576,7 +3761,7 @@
                 <w:sz w:val="18"/>
                 <w:szCs w:val="18"/>
               </w:rPr>
-              <w:t xml:space="preserve">Métodos protegidos </w:t>
+              <w:t xml:space="preserve">Se agregaron </w:t>
             </w:r>
             <w:r>
               <w:rPr>
@@ -3610,7 +3795,7 @@
                 <w:sz w:val="18"/>
                 <w:szCs w:val="18"/>
               </w:rPr>
-              <w:t xml:space="preserve"> en </w:t>
+              <w:t xml:space="preserve"> como métodos protegidos en </w:t>
             </w:r>
             <w:r>
               <w:rPr>
@@ -3633,7 +3818,7 @@
         </w:tc>
         <w:tc>
           <w:tcPr>
-            <w:tcW w:w="7588" w:type="dxa"/>
+            <w:tcW w:w="6164" w:type="dxa"/>
           </w:tcPr>
           <w:p>
             <w:pPr>
@@ -3645,7 +3830,7 @@
                 <w:sz w:val="18"/>
                 <w:szCs w:val="18"/>
               </w:rPr>
-              <w:t xml:space="preserve">Evitan duplicar validaciones y el cálculo de antigüedad en cada subclase, sin alterar el contrato público del diagrama.</w:t>
+              <w:t xml:space="preserve">Evitan repetir validaciones y el cálculo de antigüedad en cada subclase. No alteran el contrato público del diagrama.</w:t>
             </w:r>
           </w:p>
         </w:tc>
@@ -3656,7 +3841,7 @@
         </w:trPr>
         <w:tc>
           <w:tcPr>
-            <w:tcW w:w="5850" w:type="dxa"/>
+            <w:tcW w:w="7274" w:type="dxa"/>
           </w:tcPr>
           <w:p>
             <w:pPr>
@@ -3668,13 +3853,13 @@
                 <w:sz w:val="18"/>
                 <w:szCs w:val="18"/>
               </w:rPr>
-              <w:t xml:space="preserve">Validaciones en los constructores (placa obligatoria, año entre 1900 y el actual, valores no negativos).</w:t>
+              <w:t xml:space="preserve">Se agregaron validaciones en los constructores (placa obligatoria, año de fabricación ≥ 1900, valores no negativos).</w:t>
             </w:r>
           </w:p>
         </w:tc>
         <w:tc>
           <w:tcPr>
-            <w:tcW w:w="7588" w:type="dxa"/>
+            <w:tcW w:w="6164" w:type="dxa"/>
           </w:tcPr>
           <w:p>
             <w:pPr>
@@ -3686,7 +3871,7 @@
                 <w:sz w:val="18"/>
                 <w:szCs w:val="18"/>
               </w:rPr>
-              <w:t xml:space="preserve">Impiden crear vehículos inconsistentes sobre los que no se podría calcular la matrícula.</w:t>
+              <w:t xml:space="preserve">El enunciado exige atributos válidos para calcular la matrícula; así no se crean vehículos inconsistentes.</w:t>
             </w:r>
           </w:p>
         </w:tc>
@@ -3697,7 +3882,7 @@
         </w:trPr>
         <w:tc>
           <w:tcPr>
-            <w:tcW w:w="5850" w:type="dxa"/>
+            <w:tcW w:w="7274" w:type="dxa"/>
           </w:tcPr>
           <w:p>
             <w:pPr>
@@ -3709,7 +3894,58 @@
                 <w:sz w:val="18"/>
                 <w:szCs w:val="18"/>
               </w:rPr>
-              <w:t xml:space="preserve">Atributos declarados </w:t>
+              <w:t xml:space="preserve">Los atributos </w:t>
+            </w:r>
+            <w:r>
+              <w:rPr>
+                <w:rFonts w:ascii="Consolas" w:hAnsi="Consolas" w:cs="Consolas"/>
+                <w:color w:val="1F3864"/>
+                <w:sz w:val="18"/>
+                <w:szCs w:val="18"/>
+              </w:rPr>
+              <w:t xml:space="preserve">capacidad</w:t>
+            </w:r>
+            <w:r>
+              <w:rPr>
+                <w:rFonts w:asciiTheme="minorHAnsi" w:hAnsiTheme="minorHAnsi" w:cstheme="minorHAnsi"/>
+                <w:sz w:val="18"/>
+                <w:szCs w:val="18"/>
+              </w:rPr>
+              <w:t xml:space="preserve">, </w:t>
+            </w:r>
+            <w:r>
+              <w:rPr>
+                <w:rFonts w:ascii="Consolas" w:hAnsi="Consolas" w:cs="Consolas"/>
+                <w:color w:val="1F3864"/>
+                <w:sz w:val="18"/>
+                <w:szCs w:val="18"/>
+              </w:rPr>
+              <w:t xml:space="preserve">uso</w:t>
+            </w:r>
+            <w:r>
+              <w:rPr>
+                <w:rFonts w:asciiTheme="minorHAnsi" w:hAnsiTheme="minorHAnsi" w:cstheme="minorHAnsi"/>
+                <w:sz w:val="18"/>
+                <w:szCs w:val="18"/>
+              </w:rPr>
+              <w:t xml:space="preserve"> y </w:t>
+            </w:r>
+            <w:r>
+              <w:rPr>
+                <w:rFonts w:ascii="Consolas" w:hAnsi="Consolas" w:cs="Consolas"/>
+                <w:color w:val="1F3864"/>
+                <w:sz w:val="18"/>
+                <w:szCs w:val="18"/>
+              </w:rPr>
+              <w:t xml:space="preserve">tonelaje</w:t>
+            </w:r>
+            <w:r>
+              <w:rPr>
+                <w:rFonts w:asciiTheme="minorHAnsi" w:hAnsiTheme="minorHAnsi" w:cstheme="minorHAnsi"/>
+                <w:sz w:val="18"/>
+                <w:szCs w:val="18"/>
+              </w:rPr>
+              <w:t xml:space="preserve"> se declararon </w:t>
             </w:r>
             <w:r>
               <w:rPr>
@@ -3732,7 +3968,7 @@
         </w:tc>
         <w:tc>
           <w:tcPr>
-            <w:tcW w:w="7588" w:type="dxa"/>
+            <w:tcW w:w="6164" w:type="dxa"/>
           </w:tcPr>
           <w:p>
             <w:pPr>
@@ -3744,7 +3980,7 @@
                 <w:sz w:val="18"/>
                 <w:szCs w:val="18"/>
               </w:rPr>
-              <w:t xml:space="preserve">Un vehículo no debe cambiar sus datos una vez registrado.</w:t>
+              <w:t xml:space="preserve">Un vehículo no debe cambiar sus datos tras su creación.</w:t>
             </w:r>
           </w:p>
         </w:tc>
@@ -3755,7 +3991,7 @@
         </w:trPr>
         <w:tc>
           <w:tcPr>
-            <w:tcW w:w="5850" w:type="dxa"/>
+            <w:tcW w:w="7274" w:type="dxa"/>
           </w:tcPr>
           <w:p>
             <w:pPr>
@@ -3767,7 +4003,25 @@
                 <w:sz w:val="18"/>
                 <w:szCs w:val="18"/>
               </w:rPr>
-              <w:t xml:space="preserve">Datos propios (</w:t>
+              <w:t xml:space="preserve">Se agregaron </w:t>
+            </w:r>
+            <w:r>
+              <w:rPr>
+                <w:rFonts w:asciiTheme="minorHAnsi" w:hAnsiTheme="minorHAnsi" w:cstheme="minorHAnsi"/>
+                <w:i/>
+                <w:iCs/>
+                <w:sz w:val="18"/>
+                <w:szCs w:val="18"/>
+              </w:rPr>
+              <w:t xml:space="preserve">getters</w:t>
+            </w:r>
+            <w:r>
+              <w:rPr>
+                <w:rFonts w:asciiTheme="minorHAnsi" w:hAnsiTheme="minorHAnsi" w:cstheme="minorHAnsi"/>
+                <w:sz w:val="18"/>
+                <w:szCs w:val="18"/>
+              </w:rPr>
+              <w:t xml:space="preserve"> y </w:t>
             </w:r>
             <w:r>
               <w:rPr>
@@ -3776,55 +4030,21 @@
                 <w:sz w:val="18"/>
                 <w:szCs w:val="18"/>
               </w:rPr>
-              <w:t xml:space="preserve">capacidad</w:t>
-            </w:r>
-            <w:r>
-              <w:rPr>
-                <w:rFonts w:asciiTheme="minorHAnsi" w:hAnsiTheme="minorHAnsi" w:cstheme="minorHAnsi"/>
-                <w:sz w:val="18"/>
-                <w:szCs w:val="18"/>
-              </w:rPr>
-              <w:t xml:space="preserve">, </w:t>
-            </w:r>
-            <w:r>
-              <w:rPr>
-                <w:rFonts w:ascii="Consolas" w:hAnsi="Consolas" w:cs="Consolas"/>
-                <w:color w:val="1F3864"/>
-                <w:sz w:val="18"/>
-                <w:szCs w:val="18"/>
-              </w:rPr>
-              <w:t xml:space="preserve">uso</w:t>
-            </w:r>
-            <w:r>
-              <w:rPr>
-                <w:rFonts w:asciiTheme="minorHAnsi" w:hAnsiTheme="minorHAnsi" w:cstheme="minorHAnsi"/>
-                <w:sz w:val="18"/>
-                <w:szCs w:val="18"/>
-              </w:rPr>
-              <w:t xml:space="preserve">, </w:t>
-            </w:r>
-            <w:r>
-              <w:rPr>
-                <w:rFonts w:ascii="Consolas" w:hAnsi="Consolas" w:cs="Consolas"/>
-                <w:color w:val="1F3864"/>
-                <w:sz w:val="18"/>
-                <w:szCs w:val="18"/>
-              </w:rPr>
-              <w:t xml:space="preserve">tonelaje</w:t>
-            </w:r>
-            <w:r>
-              <w:rPr>
-                <w:rFonts w:asciiTheme="minorHAnsi" w:hAnsiTheme="minorHAnsi" w:cstheme="minorHAnsi"/>
-                <w:sz w:val="18"/>
-                <w:szCs w:val="18"/>
-              </w:rPr>
-              <w:t xml:space="preserve">) recibidos por el constructor del creador concreto.</w:t>
+              <w:t xml:space="preserve">toString()</w:t>
+            </w:r>
+            <w:r>
+              <w:rPr>
+                <w:rFonts w:asciiTheme="minorHAnsi" w:hAnsiTheme="minorHAnsi" w:cstheme="minorHAnsi"/>
+                <w:sz w:val="18"/>
+                <w:szCs w:val="18"/>
+              </w:rPr>
+              <w:t xml:space="preserve">.</w:t>
             </w:r>
           </w:p>
         </w:tc>
         <w:tc>
           <w:tcPr>
-            <w:tcW w:w="7588" w:type="dxa"/>
+            <w:tcW w:w="6164" w:type="dxa"/>
           </w:tcPr>
           <w:p>
             <w:pPr>
@@ -3836,24 +4056,7 @@
                 <w:sz w:val="18"/>
                 <w:szCs w:val="18"/>
               </w:rPr>
-              <w:t xml:space="preserve">Conserva una firma común de </w:t>
-            </w:r>
-            <w:r>
-              <w:rPr>
-                <w:rFonts w:ascii="Consolas" w:hAnsi="Consolas" w:cs="Consolas"/>
-                <w:color w:val="1F3864"/>
-                <w:sz w:val="18"/>
-                <w:szCs w:val="18"/>
-              </w:rPr>
-              <w:t xml:space="preserve">crearVehiculo(...)</w:t>
-            </w:r>
-            <w:r>
-              <w:rPr>
-                <w:rFonts w:asciiTheme="minorHAnsi" w:hAnsiTheme="minorHAnsi" w:cstheme="minorHAnsi"/>
-                <w:sz w:val="18"/>
-                <w:szCs w:val="18"/>
-              </w:rPr>
-              <w:t xml:space="preserve"> para todos los creadores, condición necesaria para el polimorfismo.</w:t>
+              <w:t xml:space="preserve">Permiten mostrar el vehículo creado en la consola.</w:t>
             </w:r>
           </w:p>
         </w:tc>
@@ -3864,7 +4067,7 @@
         </w:trPr>
         <w:tc>
           <w:tcPr>
-            <w:tcW w:w="5850" w:type="dxa"/>
+            <w:tcW w:w="7274" w:type="dxa"/>
           </w:tcPr>
           <w:p>
             <w:pPr>
@@ -3876,30 +4079,13 @@
                 <w:sz w:val="18"/>
                 <w:szCs w:val="18"/>
               </w:rPr>
-              <w:t xml:space="preserve">Cliente </w:t>
-            </w:r>
-            <w:r>
-              <w:rPr>
-                <w:rFonts w:ascii="Consolas" w:hAnsi="Consolas" w:cs="Consolas"/>
-                <w:color w:val="1F3864"/>
-                <w:sz w:val="18"/>
-                <w:szCs w:val="18"/>
-              </w:rPr>
-              <w:t xml:space="preserve">Main</w:t>
-            </w:r>
-            <w:r>
-              <w:rPr>
-                <w:rFonts w:asciiTheme="minorHAnsi" w:hAnsiTheme="minorHAnsi" w:cstheme="minorHAnsi"/>
-                <w:sz w:val="18"/>
-                <w:szCs w:val="18"/>
-              </w:rPr>
-              <w:t xml:space="preserve"> con menú de selección.</w:t>
+              <w:t xml:space="preserve">Se definieron fórmulas de matrícula académicas: Auto = 2 % del avalúo + 1 % del avalúo por año de antigüedad (recargo máximo de 10 %); Camioneta = 3 % del avalúo + 20 por tonelada de capacidad, con +15 % sobre el total si el uso es comercial; Camión = 4 % del avalúo + 50 por tonelada.</w:t>
             </w:r>
           </w:p>
         </w:tc>
         <w:tc>
           <w:tcPr>
-            <w:tcW w:w="7588" w:type="dxa"/>
+            <w:tcW w:w="6164" w:type="dxa"/>
           </w:tcPr>
           <w:p>
             <w:pPr>
@@ -3911,7 +4097,192 @@
                 <w:sz w:val="18"/>
                 <w:szCs w:val="18"/>
               </w:rPr>
-              <w:t xml:space="preserve">Demuestra que, tras elegir el creador, el proceso solo usa </w:t>
+              <w:t xml:space="preserve">El enunciado solo da criterios generales, por lo que son un </w:t>
+            </w:r>
+            <w:r>
+              <w:rPr>
+                <w:rFonts w:asciiTheme="minorHAnsi" w:hAnsiTheme="minorHAnsi" w:cstheme="minorHAnsi"/>
+                <w:b/>
+                <w:bCs/>
+                <w:sz w:val="18"/>
+                <w:szCs w:val="18"/>
+              </w:rPr>
+              <w:t xml:space="preserve">supuesto</w:t>
+            </w:r>
+            <w:r>
+              <w:rPr>
+                <w:rFonts w:asciiTheme="minorHAnsi" w:hAnsiTheme="minorHAnsi" w:cstheme="minorHAnsi"/>
+                <w:sz w:val="18"/>
+                <w:szCs w:val="18"/>
+              </w:rPr>
+              <w:t xml:space="preserve"> del grupo.</w:t>
+            </w:r>
+          </w:p>
+        </w:tc>
+      </w:tr>
+      <w:tr>
+        <w:trPr>
+          <w:cantSplit/>
+        </w:trPr>
+        <w:tc>
+          <w:tcPr>
+            <w:tcW w:w="7274" w:type="dxa"/>
+          </w:tcPr>
+          <w:p>
+            <w:pPr>
+              <w:spacing w:before="40" w:after="40" w:line="252" w:lineRule="auto"/>
+            </w:pPr>
+            <w:r>
+              <w:rPr>
+                <w:rFonts w:asciiTheme="minorHAnsi" w:hAnsiTheme="minorHAnsi" w:cstheme="minorHAnsi"/>
+                <w:sz w:val="18"/>
+                <w:szCs w:val="18"/>
+              </w:rPr>
+              <w:t xml:space="preserve">Los datos propios de cada tipo (</w:t>
+            </w:r>
+            <w:r>
+              <w:rPr>
+                <w:rFonts w:ascii="Consolas" w:hAnsi="Consolas" w:cs="Consolas"/>
+                <w:color w:val="1F3864"/>
+                <w:sz w:val="18"/>
+                <w:szCs w:val="18"/>
+              </w:rPr>
+              <w:t xml:space="preserve">capacidad</w:t>
+            </w:r>
+            <w:r>
+              <w:rPr>
+                <w:rFonts w:asciiTheme="minorHAnsi" w:hAnsiTheme="minorHAnsi" w:cstheme="minorHAnsi"/>
+                <w:sz w:val="18"/>
+                <w:szCs w:val="18"/>
+              </w:rPr>
+              <w:t xml:space="preserve">, </w:t>
+            </w:r>
+            <w:r>
+              <w:rPr>
+                <w:rFonts w:ascii="Consolas" w:hAnsi="Consolas" w:cs="Consolas"/>
+                <w:color w:val="1F3864"/>
+                <w:sz w:val="18"/>
+                <w:szCs w:val="18"/>
+              </w:rPr>
+              <w:t xml:space="preserve">uso</w:t>
+            </w:r>
+            <w:r>
+              <w:rPr>
+                <w:rFonts w:asciiTheme="minorHAnsi" w:hAnsiTheme="minorHAnsi" w:cstheme="minorHAnsi"/>
+                <w:sz w:val="18"/>
+                <w:szCs w:val="18"/>
+              </w:rPr>
+              <w:t xml:space="preserve">, </w:t>
+            </w:r>
+            <w:r>
+              <w:rPr>
+                <w:rFonts w:ascii="Consolas" w:hAnsi="Consolas" w:cs="Consolas"/>
+                <w:color w:val="1F3864"/>
+                <w:sz w:val="18"/>
+                <w:szCs w:val="18"/>
+              </w:rPr>
+              <w:t xml:space="preserve">tonelaje</w:t>
+            </w:r>
+            <w:r>
+              <w:rPr>
+                <w:rFonts w:asciiTheme="minorHAnsi" w:hAnsiTheme="minorHAnsi" w:cstheme="minorHAnsi"/>
+                <w:sz w:val="18"/>
+                <w:szCs w:val="18"/>
+              </w:rPr>
+              <w:t xml:space="preserve">) se reciben en el constructor del creador concreto.</w:t>
+            </w:r>
+          </w:p>
+        </w:tc>
+        <w:tc>
+          <w:tcPr>
+            <w:tcW w:w="6164" w:type="dxa"/>
+          </w:tcPr>
+          <w:p>
+            <w:pPr>
+              <w:spacing w:before="40" w:after="40" w:line="252" w:lineRule="auto"/>
+            </w:pPr>
+            <w:r>
+              <w:rPr>
+                <w:rFonts w:asciiTheme="minorHAnsi" w:hAnsiTheme="minorHAnsi" w:cstheme="minorHAnsi"/>
+                <w:sz w:val="18"/>
+                <w:szCs w:val="18"/>
+              </w:rPr>
+              <w:t xml:space="preserve">Conserva la misma firma de </w:t>
+            </w:r>
+            <w:r>
+              <w:rPr>
+                <w:rFonts w:ascii="Consolas" w:hAnsi="Consolas" w:cs="Consolas"/>
+                <w:color w:val="1F3864"/>
+                <w:sz w:val="18"/>
+                <w:szCs w:val="18"/>
+              </w:rPr>
+              <w:t xml:space="preserve">crearVehiculo(...)</w:t>
+            </w:r>
+            <w:r>
+              <w:rPr>
+                <w:rFonts w:asciiTheme="minorHAnsi" w:hAnsiTheme="minorHAnsi" w:cstheme="minorHAnsi"/>
+                <w:sz w:val="18"/>
+                <w:szCs w:val="18"/>
+              </w:rPr>
+              <w:t xml:space="preserve"> en todos los creadores, condición necesaria para el polimorfismo.</w:t>
+            </w:r>
+          </w:p>
+        </w:tc>
+      </w:tr>
+      <w:tr>
+        <w:trPr>
+          <w:cantSplit/>
+        </w:trPr>
+        <w:tc>
+          <w:tcPr>
+            <w:tcW w:w="7274" w:type="dxa"/>
+          </w:tcPr>
+          <w:p>
+            <w:pPr>
+              <w:spacing w:before="40" w:after="40" w:line="252" w:lineRule="auto"/>
+            </w:pPr>
+            <w:r>
+              <w:rPr>
+                <w:rFonts w:asciiTheme="minorHAnsi" w:hAnsiTheme="minorHAnsi" w:cstheme="minorHAnsi"/>
+                <w:sz w:val="18"/>
+                <w:szCs w:val="18"/>
+              </w:rPr>
+              <w:t xml:space="preserve">Se agregó </w:t>
+            </w:r>
+            <w:r>
+              <w:rPr>
+                <w:rFonts w:ascii="Consolas" w:hAnsi="Consolas" w:cs="Consolas"/>
+                <w:color w:val="1F3864"/>
+                <w:sz w:val="18"/>
+                <w:szCs w:val="18"/>
+              </w:rPr>
+              <w:t xml:space="preserve">Main.java</w:t>
+            </w:r>
+            <w:r>
+              <w:rPr>
+                <w:rFonts w:asciiTheme="minorHAnsi" w:hAnsiTheme="minorHAnsi" w:cstheme="minorHAnsi"/>
+                <w:sz w:val="18"/>
+                <w:szCs w:val="18"/>
+              </w:rPr>
+              <w:t xml:space="preserve"> con un menú que selecciona el creador según el tipo elegido y solicita sus datos.</w:t>
+            </w:r>
+          </w:p>
+        </w:tc>
+        <w:tc>
+          <w:tcPr>
+            <w:tcW w:w="6164" w:type="dxa"/>
+          </w:tcPr>
+          <w:p>
+            <w:pPr>
+              <w:spacing w:before="40" w:after="40" w:line="252" w:lineRule="auto"/>
+            </w:pPr>
+            <w:r>
+              <w:rPr>
+                <w:rFonts w:asciiTheme="minorHAnsi" w:hAnsiTheme="minorHAnsi" w:cstheme="minorHAnsi"/>
+                <w:sz w:val="18"/>
+                <w:szCs w:val="18"/>
+              </w:rPr>
+              <w:t xml:space="preserve">Demuestra que, tras elegir el creador, el resto del proceso solo usa </w:t>
             </w:r>
             <w:r>
               <w:rPr>
@@ -4011,7 +4382,7 @@
           <w:sz w:val="20"/>
           <w:szCs w:val="20"/>
         </w:rPr>
-        <w:t xml:space="preserve">Se utilizó ChatGPT como asistente de revisión del análisis previo del grupo y de la propuesta de diagrama. Conversación completa: </w:t>
+        <w:t xml:space="preserve">Se utilizó ChatGPT como asistente para revisar el análisis previo del grupo y elaborar una propuesta de diagrama. Conversación completa: </w:t>
       </w:r>
       <w:hyperlink r:id="rId105">
         <w:r>
@@ -4021,7 +4392,7 @@
             <w:sz w:val="20"/>
             <w:szCs w:val="20"/>
           </w:rPr>
-          <w:t xml:space="preserve">enlace a la conversación</w:t>
+          <w:t xml:space="preserve">https://chatgpt.com/share/6ac9002d-c300-83e8-9d1d-4868c9909a5b</w:t>
         </w:r>
       </w:hyperlink>
       <w:r>
@@ -4047,12 +4418,10 @@
       <w:r>
         <w:rPr>
           <w:rFonts w:asciiTheme="minorHAnsi" w:hAnsiTheme="minorHAnsi" w:cstheme="minorHAnsi"/>
-          <w:i/>
-          <w:iCs/>
           <w:sz w:val="18"/>
           <w:szCs w:val="18"/>
         </w:rPr>
-        <w:t xml:space="preserve">Actúa como un asistente especializado en patrones de diseño de software y modelado UML. Estoy desarrollando una actividad académica sobre patrones creacionales. Para el primer escenario he seleccionado el patrón Factory Method y ya realicé un análisis previo del problema.</w:t>
+        <w:t xml:space="preserve">Actúa como un asistente especializado en patrones de diseño de software y modelado UML.</w:t>
       </w:r>
     </w:p>
     <w:p>
@@ -4069,12 +4438,28 @@
       <w:r>
         <w:rPr>
           <w:rFonts w:asciiTheme="minorHAnsi" w:hAnsiTheme="minorHAnsi" w:cstheme="minorHAnsi"/>
-          <w:i/>
-          <w:iCs/>
           <w:sz w:val="18"/>
           <w:szCs w:val="18"/>
         </w:rPr>
-        <w:t xml:space="preserve">Objetivo: necesito que revises mi análisis y me ayudes a elaborar una propuesta de diagrama de clases UML utilizando Factory Method.</w:t>
+        <w:t xml:space="preserve">Estoy desarrollando una actividad académica sobre patrones creacionales. Para el primer escenario he seleccionado el patrón </w:t>
+      </w:r>
+      <w:r>
+        <w:rPr>
+          <w:rFonts w:asciiTheme="minorHAnsi" w:hAnsiTheme="minorHAnsi" w:cstheme="minorHAnsi"/>
+          <w:b/>
+          <w:bCs/>
+          <w:sz w:val="18"/>
+          <w:szCs w:val="18"/>
+        </w:rPr>
+        <w:t xml:space="preserve">Factory Method</w:t>
+      </w:r>
+      <w:r>
+        <w:rPr>
+          <w:rFonts w:asciiTheme="minorHAnsi" w:hAnsiTheme="minorHAnsi" w:cstheme="minorHAnsi"/>
+          <w:sz w:val="18"/>
+          <w:szCs w:val="18"/>
+        </w:rPr>
+        <w:t xml:space="preserve"> y ya realicé un análisis previo del problema.</w:t>
       </w:r>
     </w:p>
     <w:p>
@@ -4091,12 +4476,20 @@
       <w:r>
         <w:rPr>
           <w:rFonts w:asciiTheme="minorHAnsi" w:hAnsiTheme="minorHAnsi" w:cstheme="minorHAnsi"/>
-          <w:i/>
-          <w:iCs/>
+          <w:b/>
+          <w:bCs/>
           <w:sz w:val="18"/>
           <w:szCs w:val="18"/>
         </w:rPr>
-        <w:t xml:space="preserve">Instrucciones: (1) revisa el enunciado original y compáralo con mi análisis para identificar errores, requisitos faltantes o aspectos por aclarar; (2) evalúa si la selección de Factory Method es adecuada e indica brevemente por qué; (3) propón las clases necesarias según la estructura tradicional: Product, ConcreteProduct, Creator y ConcreteCreator; (4) identifica los atributos y métodos principales de cada clase, considerando únicamente los requisitos del escenario; (5) explica las relaciones entre las clases y el tipo de relación UML que corresponde; (6) genera una propuesta de diagrama en PlantUML; (7) justifica brevemente las principales decisiones de diseño; (8) identifica limitaciones o aspectos por mejorar.</w:t>
+        <w:t xml:space="preserve">Objetivo:</w:t>
+      </w:r>
+      <w:r>
+        <w:rPr>
+          <w:rFonts w:asciiTheme="minorHAnsi" w:hAnsiTheme="minorHAnsi" w:cstheme="minorHAnsi"/>
+          <w:sz w:val="18"/>
+          <w:szCs w:val="18"/>
+        </w:rPr>
+        <w:t xml:space="preserve"> Necesito que revises mi análisis y me ayudes a elaborar una propuesta de diagrama de clases UML utilizando Factory Method.</w:t>
       </w:r>
     </w:p>
     <w:p>
@@ -4113,12 +4506,344 @@
       <w:r>
         <w:rPr>
           <w:rFonts w:asciiTheme="minorHAnsi" w:hAnsiTheme="minorHAnsi" w:cstheme="minorHAnsi"/>
-          <w:i/>
-          <w:iCs/>
+          <w:b/>
+          <w:bCs/>
           <w:sz w:val="18"/>
           <w:szCs w:val="18"/>
         </w:rPr>
-        <w:t xml:space="preserve">Consideraciones: utiliza un lenguaje sencillo; no agregues clases o funcionalidades innecesarias; respeta la estructura de Factory Method del material académico; no inventes requisitos y, si asumes algo, indícalo; no generes código todavía; considera el diagrama como una propuesta que debe revisarse antes de implementarse.</w:t>
+        <w:t xml:space="preserve">Instrucciones:</w:t>
+      </w:r>
+    </w:p>
+    <w:p>
+      <w:pPr>
+        <w:keepNext/>
+        <w:keepLines/>
+        <w:pBdr>
+          <w:left w:val="single" w:sz="18" w:space="8" w:color="2F5496"/>
+        </w:pBdr>
+        <w:shd w:val="clear" w:color="auto" w:fill="F2F2F2"/>
+        <w:spacing w:before="0" w:after="0" w:line="276" w:lineRule="auto"/>
+        <w:ind w:left="360" w:right="113"/>
+      </w:pPr>
+      <w:r>
+        <w:rPr>
+          <w:rFonts w:asciiTheme="minorHAnsi" w:hAnsiTheme="minorHAnsi" w:cstheme="minorHAnsi"/>
+          <w:sz w:val="18"/>
+          <w:szCs w:val="18"/>
+        </w:rPr>
+        <w:t xml:space="preserve">1. Revisa el enunciado original y compáralo con mi análisis para identificar posibles errores, requisitos faltantes o aspectos que deban aclararse.</w:t>
+      </w:r>
+    </w:p>
+    <w:p>
+      <w:pPr>
+        <w:keepNext/>
+        <w:keepLines/>
+        <w:pBdr>
+          <w:left w:val="single" w:sz="18" w:space="8" w:color="2F5496"/>
+        </w:pBdr>
+        <w:shd w:val="clear" w:color="auto" w:fill="F2F2F2"/>
+        <w:spacing w:before="0" w:after="0" w:line="276" w:lineRule="auto"/>
+        <w:ind w:left="360" w:right="113"/>
+      </w:pPr>
+      <w:r>
+        <w:rPr>
+          <w:rFonts w:asciiTheme="minorHAnsi" w:hAnsiTheme="minorHAnsi" w:cstheme="minorHAnsi"/>
+          <w:sz w:val="18"/>
+          <w:szCs w:val="18"/>
+        </w:rPr>
+        <w:t xml:space="preserve">2. Evalúa si la selección de Factory Method es adecuada para resolver el problema e indica brevemente por qué.</w:t>
+      </w:r>
+    </w:p>
+    <w:p>
+      <w:pPr>
+        <w:keepNext/>
+        <w:keepLines/>
+        <w:pBdr>
+          <w:left w:val="single" w:sz="18" w:space="8" w:color="2F5496"/>
+        </w:pBdr>
+        <w:shd w:val="clear" w:color="auto" w:fill="F2F2F2"/>
+        <w:spacing w:before="0" w:after="0" w:line="276" w:lineRule="auto"/>
+        <w:ind w:left="360" w:right="113"/>
+      </w:pPr>
+      <w:r>
+        <w:rPr>
+          <w:rFonts w:asciiTheme="minorHAnsi" w:hAnsiTheme="minorHAnsi" w:cstheme="minorHAnsi"/>
+          <w:sz w:val="18"/>
+          <w:szCs w:val="18"/>
+        </w:rPr>
+        <w:t xml:space="preserve">3. Propón las clases necesarias para aplicar el patrón, utilizando su estructura tradicional: Product, ConcreteProduct, Creator y ConcreteCreator.</w:t>
+      </w:r>
+    </w:p>
+    <w:p>
+      <w:pPr>
+        <w:keepNext/>
+        <w:keepLines/>
+        <w:pBdr>
+          <w:left w:val="single" w:sz="18" w:space="8" w:color="2F5496"/>
+        </w:pBdr>
+        <w:shd w:val="clear" w:color="auto" w:fill="F2F2F2"/>
+        <w:spacing w:before="0" w:after="0" w:line="276" w:lineRule="auto"/>
+        <w:ind w:left="360" w:right="113"/>
+      </w:pPr>
+      <w:r>
+        <w:rPr>
+          <w:rFonts w:asciiTheme="minorHAnsi" w:hAnsiTheme="minorHAnsi" w:cstheme="minorHAnsi"/>
+          <w:sz w:val="18"/>
+          <w:szCs w:val="18"/>
+        </w:rPr>
+        <w:t xml:space="preserve">4. Identifica los atributos y métodos principales de cada clase, considerando únicamente los requisitos del escenario.</w:t>
+      </w:r>
+    </w:p>
+    <w:p>
+      <w:pPr>
+        <w:keepNext/>
+        <w:keepLines/>
+        <w:pBdr>
+          <w:left w:val="single" w:sz="18" w:space="8" w:color="2F5496"/>
+        </w:pBdr>
+        <w:shd w:val="clear" w:color="auto" w:fill="F2F2F2"/>
+        <w:spacing w:before="0" w:after="0" w:line="276" w:lineRule="auto"/>
+        <w:ind w:left="360" w:right="113"/>
+      </w:pPr>
+      <w:r>
+        <w:rPr>
+          <w:rFonts w:asciiTheme="minorHAnsi" w:hAnsiTheme="minorHAnsi" w:cstheme="minorHAnsi"/>
+          <w:sz w:val="18"/>
+          <w:szCs w:val="18"/>
+        </w:rPr>
+        <w:t xml:space="preserve">5. Explica las relaciones que deben existir entre las clases y el tipo de relación UML que corresponde.</w:t>
+      </w:r>
+    </w:p>
+    <w:p>
+      <w:pPr>
+        <w:keepNext/>
+        <w:keepLines/>
+        <w:pBdr>
+          <w:left w:val="single" w:sz="18" w:space="8" w:color="2F5496"/>
+        </w:pBdr>
+        <w:shd w:val="clear" w:color="auto" w:fill="F2F2F2"/>
+        <w:spacing w:before="0" w:after="0" w:line="276" w:lineRule="auto"/>
+        <w:ind w:left="360" w:right="113"/>
+      </w:pPr>
+      <w:r>
+        <w:rPr>
+          <w:rFonts w:asciiTheme="minorHAnsi" w:hAnsiTheme="minorHAnsi" w:cstheme="minorHAnsi"/>
+          <w:sz w:val="18"/>
+          <w:szCs w:val="18"/>
+        </w:rPr>
+        <w:t xml:space="preserve">6. Genera una propuesta de diagrama de clases UML utilizando PlantUML.</w:t>
+      </w:r>
+    </w:p>
+    <w:p>
+      <w:pPr>
+        <w:keepNext/>
+        <w:keepLines/>
+        <w:pBdr>
+          <w:left w:val="single" w:sz="18" w:space="8" w:color="2F5496"/>
+        </w:pBdr>
+        <w:shd w:val="clear" w:color="auto" w:fill="F2F2F2"/>
+        <w:spacing w:before="0" w:after="0" w:line="276" w:lineRule="auto"/>
+        <w:ind w:left="360" w:right="113"/>
+      </w:pPr>
+      <w:r>
+        <w:rPr>
+          <w:rFonts w:asciiTheme="minorHAnsi" w:hAnsiTheme="minorHAnsi" w:cstheme="minorHAnsi"/>
+          <w:sz w:val="18"/>
+          <w:szCs w:val="18"/>
+        </w:rPr>
+        <w:t xml:space="preserve">7. Justifica brevemente las principales decisiones del diseño.</w:t>
+      </w:r>
+    </w:p>
+    <w:p>
+      <w:pPr>
+        <w:keepNext/>
+        <w:keepLines/>
+        <w:pBdr>
+          <w:left w:val="single" w:sz="18" w:space="8" w:color="2F5496"/>
+        </w:pBdr>
+        <w:shd w:val="clear" w:color="auto" w:fill="F2F2F2"/>
+        <w:spacing w:before="0" w:after="0" w:line="276" w:lineRule="auto"/>
+        <w:ind w:left="360" w:right="113"/>
+      </w:pPr>
+      <w:r>
+        <w:rPr>
+          <w:rFonts w:asciiTheme="minorHAnsi" w:hAnsiTheme="minorHAnsi" w:cstheme="minorHAnsi"/>
+          <w:sz w:val="18"/>
+          <w:szCs w:val="18"/>
+        </w:rPr>
+        <w:t xml:space="preserve">8. Identifica posibles limitaciones o aspectos que podrían mejorarse.</w:t>
+      </w:r>
+    </w:p>
+    <w:p>
+      <w:pPr>
+        <w:keepNext/>
+        <w:keepLines/>
+        <w:pBdr>
+          <w:left w:val="single" w:sz="18" w:space="8" w:color="2F5496"/>
+        </w:pBdr>
+        <w:shd w:val="clear" w:color="auto" w:fill="F2F2F2"/>
+        <w:spacing w:before="0" w:after="0" w:line="276" w:lineRule="auto"/>
+        <w:ind w:left="360" w:right="113"/>
+      </w:pPr>
+      <w:r>
+        <w:rPr>
+          <w:rFonts w:asciiTheme="minorHAnsi" w:hAnsiTheme="minorHAnsi" w:cstheme="minorHAnsi"/>
+          <w:b/>
+          <w:bCs/>
+          <w:sz w:val="18"/>
+          <w:szCs w:val="18"/>
+        </w:rPr>
+        <w:t xml:space="preserve">Consideraciones:</w:t>
+      </w:r>
+    </w:p>
+    <w:p>
+      <w:pPr>
+        <w:keepNext/>
+        <w:keepLines/>
+        <w:pBdr>
+          <w:left w:val="single" w:sz="18" w:space="8" w:color="2F5496"/>
+        </w:pBdr>
+        <w:shd w:val="clear" w:color="auto" w:fill="F2F2F2"/>
+        <w:spacing w:before="0" w:after="0" w:line="276" w:lineRule="auto"/>
+        <w:ind w:left="360" w:right="113"/>
+      </w:pPr>
+      <w:r>
+        <w:rPr>
+          <w:rFonts w:asciiTheme="minorHAnsi" w:hAnsiTheme="minorHAnsi" w:cstheme="minorHAnsi"/>
+          <w:sz w:val="18"/>
+          <w:szCs w:val="18"/>
+        </w:rPr>
+        <w:t xml:space="preserve">• Utiliza un lenguaje sencillo, ya que estamos aprendiendo patrones de diseño.</w:t>
+      </w:r>
+    </w:p>
+    <w:p>
+      <w:pPr>
+        <w:keepNext/>
+        <w:keepLines/>
+        <w:pBdr>
+          <w:left w:val="single" w:sz="18" w:space="8" w:color="2F5496"/>
+        </w:pBdr>
+        <w:shd w:val="clear" w:color="auto" w:fill="F2F2F2"/>
+        <w:spacing w:before="0" w:after="0" w:line="276" w:lineRule="auto"/>
+        <w:ind w:left="360" w:right="113"/>
+      </w:pPr>
+      <w:r>
+        <w:rPr>
+          <w:rFonts w:asciiTheme="minorHAnsi" w:hAnsiTheme="minorHAnsi" w:cstheme="minorHAnsi"/>
+          <w:sz w:val="18"/>
+          <w:szCs w:val="18"/>
+        </w:rPr>
+        <w:t xml:space="preserve">• No agregues clases o funcionalidades innecesarias.</w:t>
+      </w:r>
+    </w:p>
+    <w:p>
+      <w:pPr>
+        <w:keepNext/>
+        <w:keepLines/>
+        <w:pBdr>
+          <w:left w:val="single" w:sz="18" w:space="8" w:color="2F5496"/>
+        </w:pBdr>
+        <w:shd w:val="clear" w:color="auto" w:fill="F2F2F2"/>
+        <w:spacing w:before="0" w:after="0" w:line="276" w:lineRule="auto"/>
+        <w:ind w:left="360" w:right="113"/>
+      </w:pPr>
+      <w:r>
+        <w:rPr>
+          <w:rFonts w:asciiTheme="minorHAnsi" w:hAnsiTheme="minorHAnsi" w:cstheme="minorHAnsi"/>
+          <w:sz w:val="18"/>
+          <w:szCs w:val="18"/>
+        </w:rPr>
+        <w:t xml:space="preserve">• Respeta la estructura de Factory Method explicada en el material académico.</w:t>
+      </w:r>
+    </w:p>
+    <w:p>
+      <w:pPr>
+        <w:keepNext/>
+        <w:keepLines/>
+        <w:pBdr>
+          <w:left w:val="single" w:sz="18" w:space="8" w:color="2F5496"/>
+        </w:pBdr>
+        <w:shd w:val="clear" w:color="auto" w:fill="F2F2F2"/>
+        <w:spacing w:before="0" w:after="0" w:line="276" w:lineRule="auto"/>
+        <w:ind w:left="360" w:right="113"/>
+      </w:pPr>
+      <w:r>
+        <w:rPr>
+          <w:rFonts w:asciiTheme="minorHAnsi" w:hAnsiTheme="minorHAnsi" w:cstheme="minorHAnsi"/>
+          <w:sz w:val="18"/>
+          <w:szCs w:val="18"/>
+        </w:rPr>
+        <w:t xml:space="preserve">• No inventes requisitos que no estén presentes en el enunciado. Si necesitas asumir algo, indícalo claramente.</w:t>
+      </w:r>
+    </w:p>
+    <w:p>
+      <w:pPr>
+        <w:keepNext/>
+        <w:keepLines/>
+        <w:pBdr>
+          <w:left w:val="single" w:sz="18" w:space="8" w:color="2F5496"/>
+        </w:pBdr>
+        <w:shd w:val="clear" w:color="auto" w:fill="F2F2F2"/>
+        <w:spacing w:before="0" w:after="0" w:line="276" w:lineRule="auto"/>
+        <w:ind w:left="360" w:right="113"/>
+      </w:pPr>
+      <w:r>
+        <w:rPr>
+          <w:rFonts w:asciiTheme="minorHAnsi" w:hAnsiTheme="minorHAnsi" w:cstheme="minorHAnsi"/>
+          <w:sz w:val="18"/>
+          <w:szCs w:val="18"/>
+        </w:rPr>
+        <w:t xml:space="preserve">• No generes código de implementación todavía.</w:t>
+      </w:r>
+    </w:p>
+    <w:p>
+      <w:pPr>
+        <w:keepNext/>
+        <w:keepLines/>
+        <w:pBdr>
+          <w:left w:val="single" w:sz="18" w:space="8" w:color="2F5496"/>
+        </w:pBdr>
+        <w:shd w:val="clear" w:color="auto" w:fill="F2F2F2"/>
+        <w:spacing w:before="0" w:after="0" w:line="276" w:lineRule="auto"/>
+        <w:ind w:left="360" w:right="113"/>
+      </w:pPr>
+      <w:r>
+        <w:rPr>
+          <w:rFonts w:asciiTheme="minorHAnsi" w:hAnsiTheme="minorHAnsi" w:cstheme="minorHAnsi"/>
+          <w:sz w:val="18"/>
+          <w:szCs w:val="18"/>
+        </w:rPr>
+        <w:t xml:space="preserve">• Considera el diagrama como una propuesta que debe ser revisada antes de su implementación.</w:t>
+      </w:r>
+    </w:p>
+    <w:p>
+      <w:pPr>
+        <w:keepNext/>
+        <w:keepLines/>
+        <w:pBdr>
+          <w:left w:val="single" w:sz="18" w:space="8" w:color="2F5496"/>
+        </w:pBdr>
+        <w:shd w:val="clear" w:color="auto" w:fill="F2F2F2"/>
+        <w:spacing w:before="0" w:after="0" w:line="276" w:lineRule="auto"/>
+        <w:ind w:left="360" w:right="113"/>
+      </w:pPr>
+      <w:r>
+        <w:rPr>
+          <w:rFonts w:asciiTheme="minorHAnsi" w:hAnsiTheme="minorHAnsi" w:cstheme="minorHAnsi"/>
+          <w:b/>
+          <w:bCs/>
+          <w:sz w:val="18"/>
+          <w:szCs w:val="18"/>
+        </w:rPr>
+        <w:t xml:space="preserve">Enunciado original:</w:t>
+      </w:r>
+      <w:r>
+        <w:rPr>
+          <w:rFonts w:asciiTheme="minorHAnsi" w:hAnsiTheme="minorHAnsi" w:cstheme="minorHAnsi"/>
+          <w:sz w:val="18"/>
+          <w:szCs w:val="18"/>
+        </w:rPr>
+        <w:t xml:space="preserve"> [se adjuntó el enunciado completo del Escenario 01]</w:t>
       </w:r>
     </w:p>
     <w:p>
@@ -4134,12 +4859,733 @@
       <w:r>
         <w:rPr>
           <w:rFonts w:asciiTheme="minorHAnsi" w:hAnsiTheme="minorHAnsi" w:cstheme="minorHAnsi"/>
+          <w:b/>
+          <w:bCs/>
+          <w:sz w:val="18"/>
+          <w:szCs w:val="18"/>
+        </w:rPr>
+        <w:t xml:space="preserve">Mi análisis previo:</w:t>
+      </w:r>
+      <w:r>
+        <w:rPr>
+          <w:rFonts w:asciiTheme="minorHAnsi" w:hAnsiTheme="minorHAnsi" w:cstheme="minorHAnsi"/>
+          <w:sz w:val="18"/>
+          <w:szCs w:val="18"/>
+        </w:rPr>
+        <w:t xml:space="preserve"> [se adjuntó el análisis previo del grupo: problema, requisitos y clases identificadas]</w:t>
+      </w:r>
+    </w:p>
+    <w:p>
+      <w:pPr>
+        <w:pStyle w:val="NormalWeb"/>
+        <w:keepNext/>
+        <w:spacing w:before="0" w:beforeAutospacing="0" w:after="60" w:afterAutospacing="0" w:line="360" w:lineRule="auto"/>
+        <w:jc w:val="both"/>
+      </w:pPr>
+      <w:r>
+        <w:rPr>
+          <w:rFonts w:asciiTheme="minorHAnsi" w:hAnsiTheme="minorHAnsi" w:cstheme="minorHAnsi"/>
+          <w:b/>
+          <w:bCs/>
+          <w:sz w:val="20"/>
+          <w:szCs w:val="20"/>
+        </w:rPr>
+        <w:t xml:space="preserve">Recomendaciones de la IA:</w:t>
+      </w:r>
+    </w:p>
+    <w:tbl>
+      <w:tblPr>
+        <w:tblStyle w:val="Tabladelista4-nfasis1"/>
+        <w:tblW w:w="13438" w:type="dxa"/>
+        <w:tblLook w:val="04A0" w:firstRow="1" w:lastRow="0" w:firstColumn="0" w:lastColumn="0" w:noHBand="0" w:noVBand="1"/>
+      </w:tblPr>
+      <w:tblGrid>
+        <w:gridCol w:w="4111"/>
+        <w:gridCol w:w="9327"/>
+      </w:tblGrid>
+      <w:tr>
+        <w:trPr>
+          <w:tblHeader/>
+          <w:cantSplit/>
+        </w:trPr>
+        <w:tc>
+          <w:tcPr>
+            <w:tcW w:w="4111" w:type="dxa"/>
+          </w:tcPr>
+          <w:p>
+            <w:pPr>
+              <w:spacing w:before="40" w:after="40" w:line="252" w:lineRule="auto"/>
+            </w:pPr>
+            <w:r>
+              <w:rPr>
+                <w:rFonts w:asciiTheme="minorHAnsi" w:hAnsiTheme="minorHAnsi" w:cstheme="minorHAnsi"/>
+                <w:color w:val="FFFFFF"/>
+                <w:b/>
+                <w:bCs/>
+                <w:sz w:val="18"/>
+                <w:szCs w:val="18"/>
+              </w:rPr>
+              <w:t xml:space="preserve">Apartado</w:t>
+            </w:r>
+          </w:p>
+        </w:tc>
+        <w:tc>
+          <w:tcPr>
+            <w:tcW w:w="9327" w:type="dxa"/>
+          </w:tcPr>
+          <w:p>
+            <w:pPr>
+              <w:spacing w:before="40" w:after="40" w:line="252" w:lineRule="auto"/>
+            </w:pPr>
+            <w:r>
+              <w:rPr>
+                <w:rFonts w:asciiTheme="minorHAnsi" w:hAnsiTheme="minorHAnsi" w:cstheme="minorHAnsi"/>
+                <w:color w:val="FFFFFF"/>
+                <w:b/>
+                <w:bCs/>
+                <w:sz w:val="18"/>
+                <w:szCs w:val="18"/>
+              </w:rPr>
+              <w:t xml:space="preserve">Decisión</w:t>
+            </w:r>
+          </w:p>
+        </w:tc>
+      </w:tr>
+      <w:tr>
+        <w:trPr>
+          <w:cantSplit/>
+        </w:trPr>
+        <w:tc>
+          <w:tcPr>
+            <w:tcW w:w="4111" w:type="dxa"/>
+          </w:tcPr>
+          <w:p>
+            <w:pPr>
+              <w:spacing w:before="40" w:after="40" w:line="252" w:lineRule="auto"/>
+            </w:pPr>
+            <w:r>
+              <w:rPr>
+                <w:rFonts w:asciiTheme="minorHAnsi" w:hAnsiTheme="minorHAnsi" w:cstheme="minorHAnsi"/>
+                <w:sz w:val="18"/>
+                <w:szCs w:val="18"/>
+              </w:rPr>
+              <w:t xml:space="preserve">Recomendación aceptada</w:t>
+            </w:r>
+          </w:p>
+        </w:tc>
+        <w:tc>
+          <w:tcPr>
+            <w:tcW w:w="9327" w:type="dxa"/>
+          </w:tcPr>
+          <w:p>
+            <w:pPr>
+              <w:spacing w:before="40" w:after="40" w:line="252" w:lineRule="auto"/>
+            </w:pPr>
+            <w:r>
+              <w:rPr>
+                <w:rFonts w:asciiTheme="minorHAnsi" w:hAnsiTheme="minorHAnsi" w:cstheme="minorHAnsi"/>
+                <w:sz w:val="18"/>
+                <w:szCs w:val="18"/>
+              </w:rPr>
+              <w:t xml:space="preserve">Utilizar </w:t>
+            </w:r>
+            <w:r>
+              <w:rPr>
+                <w:rFonts w:ascii="Consolas" w:hAnsi="Consolas" w:cs="Consolas"/>
+                <w:color w:val="1F3864"/>
+                <w:sz w:val="18"/>
+                <w:szCs w:val="18"/>
+              </w:rPr>
+              <w:t xml:space="preserve">Vehiculo</w:t>
+            </w:r>
+            <w:r>
+              <w:rPr>
+                <w:rFonts w:asciiTheme="minorHAnsi" w:hAnsiTheme="minorHAnsi" w:cstheme="minorHAnsi"/>
+                <w:sz w:val="18"/>
+                <w:szCs w:val="18"/>
+              </w:rPr>
+              <w:t xml:space="preserve"> como clase abstracta. Recomendada por la IA y también propuesta en el análisis inicial del grupo.</w:t>
+            </w:r>
+          </w:p>
+        </w:tc>
+      </w:tr>
+      <w:tr>
+        <w:trPr>
+          <w:cantSplit/>
+        </w:trPr>
+        <w:tc>
+          <w:tcPr>
+            <w:tcW w:w="4111" w:type="dxa"/>
+          </w:tcPr>
+          <w:p>
+            <w:pPr>
+              <w:spacing w:before="40" w:after="40" w:line="252" w:lineRule="auto"/>
+            </w:pPr>
+            <w:r>
+              <w:rPr>
+                <w:rFonts w:asciiTheme="minorHAnsi" w:hAnsiTheme="minorHAnsi" w:cstheme="minorHAnsi"/>
+                <w:sz w:val="18"/>
+                <w:szCs w:val="18"/>
+              </w:rPr>
+              <w:t xml:space="preserve">Recomendación modificada</w:t>
+            </w:r>
+          </w:p>
+        </w:tc>
+        <w:tc>
+          <w:tcPr>
+            <w:tcW w:w="9327" w:type="dxa"/>
+          </w:tcPr>
+          <w:p>
+            <w:pPr>
+              <w:spacing w:before="40" w:after="40" w:line="252" w:lineRule="auto"/>
+            </w:pPr>
+            <w:r>
+              <w:rPr>
+                <w:rFonts w:asciiTheme="minorHAnsi" w:hAnsiTheme="minorHAnsi" w:cstheme="minorHAnsi"/>
+                <w:sz w:val="18"/>
+                <w:szCs w:val="18"/>
+              </w:rPr>
+              <w:t xml:space="preserve">Cambiar el método </w:t>
+            </w:r>
+            <w:r>
+              <w:rPr>
+                <w:rFonts w:ascii="Consolas" w:hAnsi="Consolas" w:cs="Consolas"/>
+                <w:color w:val="1F3864"/>
+                <w:sz w:val="18"/>
+                <w:szCs w:val="18"/>
+              </w:rPr>
+              <w:t xml:space="preserve">crearVehiculo()</w:t>
+            </w:r>
+            <w:r>
+              <w:rPr>
+                <w:rFonts w:asciiTheme="minorHAnsi" w:hAnsiTheme="minorHAnsi" w:cstheme="minorHAnsi"/>
+                <w:sz w:val="18"/>
+                <w:szCs w:val="18"/>
+              </w:rPr>
+              <w:t xml:space="preserve"> para que reciba los atributos comunes.</w:t>
+            </w:r>
+          </w:p>
+        </w:tc>
+      </w:tr>
+    </w:tbl>
+    <w:p>
+      <w:pPr>
+        <w:spacing w:before="0" w:after="60"/>
+      </w:pPr>
+    </w:p>
+    <w:p>
+      <w:pPr>
+        <w:pStyle w:val="NormalWeb"/>
+        <w:spacing w:before="0" w:beforeAutospacing="0" w:after="120" w:afterAutospacing="0" w:line="360" w:lineRule="auto"/>
+        <w:jc w:val="both"/>
+      </w:pPr>
+      <w:r>
+        <w:rPr>
+          <w:rFonts w:asciiTheme="minorHAnsi" w:hAnsiTheme="minorHAnsi" w:cstheme="minorHAnsi"/>
+          <w:sz w:val="20"/>
+          <w:szCs w:val="20"/>
+        </w:rPr>
+        <w:t xml:space="preserve">En general, la explicación de la IA confirmó que el diagrama, las clases inferidas y las relaciones del Factory Method eran correctas; aun así, cada recomendación se evaluó frente al enunciado antes de incorporarla.</w:t>
+      </w:r>
+    </w:p>
+    <w:p>
+      <w:pPr>
+        <w:pStyle w:val="Prrafodelista"/>
+        <w:keepNext/>
+        <w:numPr>
+          <w:ilvl w:val="0"/>
+          <w:numId w:val="13"/>
+        </w:numPr>
+        <w:spacing w:after="60" w:line="300" w:lineRule="auto"/>
+        <w:jc w:val="both"/>
+      </w:pPr>
+      <w:r>
+        <w:rPr>
+          <w:rFonts w:asciiTheme="minorHAnsi" w:hAnsiTheme="minorHAnsi" w:cstheme="minorHAnsi"/>
+          <w:b/>
+          <w:bCs/>
+          <w:sz w:val="20"/>
+          <w:szCs w:val="20"/>
+        </w:rPr>
+        <w:t xml:space="preserve">Recomendación aceptada (con justificación):</w:t>
+      </w:r>
+      <w:r>
+        <w:rPr>
+          <w:rFonts w:asciiTheme="minorHAnsi" w:hAnsiTheme="minorHAnsi" w:cstheme="minorHAnsi"/>
+          <w:sz w:val="20"/>
+          <w:szCs w:val="20"/>
+        </w:rPr>
+        <w:t xml:space="preserve"> definir </w:t>
+      </w:r>
+      <w:r>
+        <w:rPr>
+          <w:rFonts w:ascii="Consolas" w:hAnsi="Consolas" w:cs="Consolas"/>
+          <w:color w:val="1F3864"/>
+          <w:sz w:val="20"/>
+          <w:szCs w:val="20"/>
+        </w:rPr>
+        <w:t xml:space="preserve">Vehiculo</w:t>
+      </w:r>
+      <w:r>
+        <w:rPr>
+          <w:rFonts w:asciiTheme="minorHAnsi" w:hAnsiTheme="minorHAnsi" w:cstheme="minorHAnsi"/>
+          <w:sz w:val="20"/>
+          <w:szCs w:val="20"/>
+        </w:rPr>
+        <w:t xml:space="preserve"> como </w:t>
+      </w:r>
+      <w:r>
+        <w:rPr>
+          <w:rFonts w:asciiTheme="minorHAnsi" w:hAnsiTheme="minorHAnsi" w:cstheme="minorHAnsi"/>
+          <w:b/>
+          <w:bCs/>
+          <w:sz w:val="20"/>
+          <w:szCs w:val="20"/>
+        </w:rPr>
+        <w:t xml:space="preserve">clase abstracta</w:t>
+      </w:r>
+      <w:r>
+        <w:rPr>
+          <w:rFonts w:asciiTheme="minorHAnsi" w:hAnsiTheme="minorHAnsi" w:cstheme="minorHAnsi"/>
+          <w:sz w:val="20"/>
+          <w:szCs w:val="20"/>
+        </w:rPr>
+        <w:t xml:space="preserve">.</w:t>
+      </w:r>
+    </w:p>
+    <w:p>
+      <w:pPr>
+        <w:pStyle w:val="NormalWeb"/>
+        <w:spacing w:before="0" w:beforeAutospacing="0" w:after="120" w:afterAutospacing="0" w:line="360" w:lineRule="auto"/>
+        <w:ind w:left="360"/>
+        <w:jc w:val="both"/>
+      </w:pPr>
+      <w:r>
+        <w:rPr>
+          <w:rFonts w:asciiTheme="minorHAnsi" w:hAnsiTheme="minorHAnsi" w:cstheme="minorHAnsi"/>
+          <w:sz w:val="20"/>
+          <w:szCs w:val="20"/>
+        </w:rPr>
+        <w:t xml:space="preserve">Se acepta que </w:t>
+      </w:r>
+      <w:r>
+        <w:rPr>
+          <w:rFonts w:ascii="Consolas" w:hAnsi="Consolas" w:cs="Consolas"/>
+          <w:color w:val="1F3864"/>
+          <w:sz w:val="20"/>
+          <w:szCs w:val="20"/>
+        </w:rPr>
+        <w:t xml:space="preserve">Vehiculo</w:t>
+      </w:r>
+      <w:r>
+        <w:rPr>
+          <w:rFonts w:asciiTheme="minorHAnsi" w:hAnsiTheme="minorHAnsi" w:cstheme="minorHAnsi"/>
+          <w:sz w:val="20"/>
+          <w:szCs w:val="20"/>
+        </w:rPr>
+        <w:t xml:space="preserve"> sea una clase abstracta porque todos los vehículos comparten placa, marca, modelo, año de fabricación y avalúo, y cada tipo debe implementar su propia lógica de </w:t>
+      </w:r>
+      <w:r>
+        <w:rPr>
+          <w:rFonts w:ascii="Consolas" w:hAnsi="Consolas" w:cs="Consolas"/>
+          <w:color w:val="1F3864"/>
+          <w:sz w:val="20"/>
+          <w:szCs w:val="20"/>
+        </w:rPr>
+        <w:t xml:space="preserve">calcularMatricula()</w:t>
+      </w:r>
+      <w:r>
+        <w:rPr>
+          <w:rFonts w:asciiTheme="minorHAnsi" w:hAnsiTheme="minorHAnsi" w:cstheme="minorHAnsi"/>
+          <w:sz w:val="20"/>
+          <w:szCs w:val="20"/>
+        </w:rPr>
+        <w:t xml:space="preserve"> bajo un contrato común; así, la lógica principal trabaja con </w:t>
+      </w:r>
+      <w:r>
+        <w:rPr>
+          <w:rFonts w:ascii="Consolas" w:hAnsi="Consolas" w:cs="Consolas"/>
+          <w:color w:val="1F3864"/>
+          <w:sz w:val="20"/>
+          <w:szCs w:val="20"/>
+        </w:rPr>
+        <w:t xml:space="preserve">Vehiculo</w:t>
+      </w:r>
+      <w:r>
+        <w:rPr>
+          <w:rFonts w:asciiTheme="minorHAnsi" w:hAnsiTheme="minorHAnsi" w:cstheme="minorHAnsi"/>
+          <w:sz w:val="20"/>
+          <w:szCs w:val="20"/>
+        </w:rPr>
+        <w:t xml:space="preserve"> sin depender de Auto, Camioneta o Camión. A diferencia de una interfaz, la clase abstracta permite reutilizar ese estado común y su validación. Además, la recomendación coincidía con lo planteado en el análisis inicial del grupo.</w:t>
+      </w:r>
+    </w:p>
+    <w:p>
+      <w:pPr>
+        <w:pStyle w:val="Prrafodelista"/>
+        <w:keepNext/>
+        <w:numPr>
+          <w:ilvl w:val="0"/>
+          <w:numId w:val="13"/>
+        </w:numPr>
+        <w:spacing w:after="60" w:line="300" w:lineRule="auto"/>
+        <w:jc w:val="both"/>
+      </w:pPr>
+      <w:r>
+        <w:rPr>
+          <w:rFonts w:asciiTheme="minorHAnsi" w:hAnsiTheme="minorHAnsi" w:cstheme="minorHAnsi"/>
+          <w:b/>
+          <w:bCs/>
+          <w:sz w:val="20"/>
+          <w:szCs w:val="20"/>
+        </w:rPr>
+        <w:t xml:space="preserve">Recomendación modificada (con justificación):</w:t>
+      </w:r>
+      <w:r>
+        <w:rPr>
+          <w:rFonts w:asciiTheme="minorHAnsi" w:hAnsiTheme="minorHAnsi" w:cstheme="minorHAnsi"/>
+          <w:sz w:val="20"/>
+          <w:szCs w:val="20"/>
+        </w:rPr>
+        <w:t xml:space="preserve"> la firma del método </w:t>
+      </w:r>
+      <w:r>
+        <w:rPr>
+          <w:rFonts w:ascii="Consolas" w:hAnsi="Consolas" w:cs="Consolas"/>
+          <w:color w:val="1F3864"/>
+          <w:sz w:val="20"/>
+          <w:szCs w:val="20"/>
+        </w:rPr>
+        <w:t xml:space="preserve">crearVehiculo()</w:t>
+      </w:r>
+      <w:r>
+        <w:rPr>
+          <w:rFonts w:asciiTheme="minorHAnsi" w:hAnsiTheme="minorHAnsi" w:cstheme="minorHAnsi"/>
+          <w:sz w:val="20"/>
+          <w:szCs w:val="20"/>
+        </w:rPr>
+        <w:t xml:space="preserve">.</w:t>
+      </w:r>
+    </w:p>
+    <w:p>
+      <w:pPr>
+        <w:pStyle w:val="NormalWeb"/>
+        <w:spacing w:before="0" w:beforeAutospacing="0" w:after="120" w:afterAutospacing="0" w:line="360" w:lineRule="auto"/>
+        <w:ind w:left="360"/>
+        <w:jc w:val="both"/>
+      </w:pPr>
+      <w:r>
+        <w:rPr>
+          <w:rFonts w:asciiTheme="minorHAnsi" w:hAnsiTheme="minorHAnsi" w:cstheme="minorHAnsi"/>
+          <w:sz w:val="20"/>
+          <w:szCs w:val="20"/>
+        </w:rPr>
+        <w:t xml:space="preserve">La IA propuso un método de fabricación sin parámetros. El grupo consideró necesario que reciba los atributos comunes (</w:t>
+      </w:r>
+      <w:r>
+        <w:rPr>
+          <w:rFonts w:ascii="Consolas" w:hAnsi="Consolas" w:cs="Consolas"/>
+          <w:color w:val="1F3864"/>
+          <w:sz w:val="20"/>
+          <w:szCs w:val="20"/>
+        </w:rPr>
+        <w:t xml:space="preserve">placa</w:t>
+      </w:r>
+      <w:r>
+        <w:rPr>
+          <w:rFonts w:asciiTheme="minorHAnsi" w:hAnsiTheme="minorHAnsi" w:cstheme="minorHAnsi"/>
+          <w:sz w:val="20"/>
+          <w:szCs w:val="20"/>
+        </w:rPr>
+        <w:t xml:space="preserve">, </w:t>
+      </w:r>
+      <w:r>
+        <w:rPr>
+          <w:rFonts w:ascii="Consolas" w:hAnsi="Consolas" w:cs="Consolas"/>
+          <w:color w:val="1F3864"/>
+          <w:sz w:val="20"/>
+          <w:szCs w:val="20"/>
+        </w:rPr>
+        <w:t xml:space="preserve">marca</w:t>
+      </w:r>
+      <w:r>
+        <w:rPr>
+          <w:rFonts w:asciiTheme="minorHAnsi" w:hAnsiTheme="minorHAnsi" w:cstheme="minorHAnsi"/>
+          <w:sz w:val="20"/>
+          <w:szCs w:val="20"/>
+        </w:rPr>
+        <w:t xml:space="preserve">, </w:t>
+      </w:r>
+      <w:r>
+        <w:rPr>
+          <w:rFonts w:ascii="Consolas" w:hAnsi="Consolas" w:cs="Consolas"/>
+          <w:color w:val="1F3864"/>
+          <w:sz w:val="20"/>
+          <w:szCs w:val="20"/>
+        </w:rPr>
+        <w:t xml:space="preserve">modelo</w:t>
+      </w:r>
+      <w:r>
+        <w:rPr>
+          <w:rFonts w:asciiTheme="minorHAnsi" w:hAnsiTheme="minorHAnsi" w:cstheme="minorHAnsi"/>
+          <w:sz w:val="20"/>
+          <w:szCs w:val="20"/>
+        </w:rPr>
+        <w:t xml:space="preserve">, </w:t>
+      </w:r>
+      <w:r>
+        <w:rPr>
+          <w:rFonts w:ascii="Consolas" w:hAnsi="Consolas" w:cs="Consolas"/>
+          <w:color w:val="1F3864"/>
+          <w:sz w:val="20"/>
+          <w:szCs w:val="20"/>
+        </w:rPr>
+        <w:t xml:space="preserve">anioFabricacion</w:t>
+      </w:r>
+      <w:r>
+        <w:rPr>
+          <w:rFonts w:asciiTheme="minorHAnsi" w:hAnsiTheme="minorHAnsi" w:cstheme="minorHAnsi"/>
+          <w:sz w:val="20"/>
+          <w:szCs w:val="20"/>
+        </w:rPr>
+        <w:t xml:space="preserve"> y </w:t>
+      </w:r>
+      <w:r>
+        <w:rPr>
+          <w:rFonts w:ascii="Consolas" w:hAnsi="Consolas" w:cs="Consolas"/>
+          <w:color w:val="1F3864"/>
+          <w:sz w:val="20"/>
+          <w:szCs w:val="20"/>
+        </w:rPr>
+        <w:t xml:space="preserve">avaluo</w:t>
+      </w:r>
+      <w:r>
+        <w:rPr>
+          <w:rFonts w:asciiTheme="minorHAnsi" w:hAnsiTheme="minorHAnsi" w:cstheme="minorHAnsi"/>
+          <w:sz w:val="20"/>
+          <w:szCs w:val="20"/>
+        </w:rPr>
+        <w:t xml:space="preserve">) para que cada vehículo pueda crearse con su información correspondiente. La modificación facilita el registro de los vehículos y mantiene la estructura del patrón Factory Method. Los atributos propios de cada tipo se trasladaron al constructor del creador concreto, de modo que todos los creadores conservan la misma firma y el cliente puede invocarlos de forma polimórfica.</w:t>
+      </w:r>
+    </w:p>
+    <w:p>
+      <w:r>
+        <w:br w:type="page"/>
+      </w:r>
+    </w:p>
+    <w:p>
+      <w:pPr>
+        <w:pStyle w:val="NormalWeb"/>
+        <w:shd w:val="clear" w:color="auto" w:fill="FFFFFF"/>
+        <w:spacing w:before="0" w:beforeAutospacing="0" w:after="120" w:afterAutospacing="0" w:line="360" w:lineRule="auto"/>
+        <w:jc w:val="both"/>
+      </w:pPr>
+      <w:r>
+        <w:rPr>
+          <w:rFonts w:asciiTheme="minorHAnsi" w:hAnsiTheme="minorHAnsi" w:cstheme="minorHAnsi"/>
+          <w:b/>
+          <w:color w:val="2F5496" w:themeColor="accent1" w:themeShade="BF"/>
+          <w:sz w:val="24"/>
+          <w:szCs w:val="24"/>
+        </w:rPr>
+        <w:t xml:space="preserve">Escenario 02: Registro de activos fijos (Builder)</w:t>
+      </w:r>
+    </w:p>
+    <w:p>
+      <w:pPr>
+        <w:pStyle w:val="Ttulo2"/>
+        <w:keepNext/>
+        <w:rPr>
+          <w:rFonts w:asciiTheme="minorHAnsi" w:hAnsiTheme="minorHAnsi" w:cstheme="minorHAnsi"/>
+          <w:sz w:val="20"/>
+          <w:szCs w:val="20"/>
+        </w:rPr>
+      </w:pPr>
+      <w:r>
+        <w:rPr>
+          <w:rFonts w:asciiTheme="minorHAnsi" w:hAnsiTheme="minorHAnsi" w:cstheme="minorHAnsi"/>
+          <w:sz w:val="20"/>
+          <w:szCs w:val="20"/>
+        </w:rPr>
+        <w:t xml:space="preserve">Justificación</w:t>
+      </w:r>
+    </w:p>
+    <w:p>
+      <w:pPr>
+        <w:pStyle w:val="NormalWeb"/>
+        <w:keepNext/>
+        <w:spacing w:before="160" w:beforeAutospacing="0" w:after="60" w:afterAutospacing="0"/>
+      </w:pPr>
+      <w:r>
+        <w:rPr>
+          <w:rFonts w:asciiTheme="minorHAnsi" w:hAnsiTheme="minorHAnsi" w:cstheme="minorHAnsi"/>
+          <w:b/>
+          <w:color w:val="2F5496" w:themeColor="accent1" w:themeShade="BF"/>
+          <w:sz w:val="20"/>
+          <w:szCs w:val="20"/>
+        </w:rPr>
+        <w:t xml:space="preserve">Identificación del problema de creación de objetos</w:t>
+      </w:r>
+    </w:p>
+    <w:p>
+      <w:pPr>
+        <w:pStyle w:val="NormalWeb"/>
+        <w:spacing w:before="0" w:beforeAutospacing="0" w:after="120" w:afterAutospacing="0" w:line="360" w:lineRule="auto"/>
+        <w:jc w:val="both"/>
+      </w:pPr>
+      <w:r>
+        <w:rPr>
+          <w:rFonts w:asciiTheme="minorHAnsi" w:hAnsiTheme="minorHAnsi" w:cstheme="minorHAnsi"/>
+          <w:sz w:val="20"/>
+          <w:szCs w:val="20"/>
+        </w:rPr>
+        <w:t xml:space="preserve">La institución necesita registrar activos fijos de naturaleza diversa (computadores, monitores, impresoras, muebles, vehículos y otros bienes). Todo activo exige tres datos obligatorios —código institucional, nombre o descripción y precio de adquisición— y admite hasta diez datos opcionales cuya presencia depende del tipo de bien: un computador requiere marca, modelo, número de serie, procesador y garantía, mientras que una mesa solo necesita material, dimensiones, ubicación y custodio.</w:t>
+      </w:r>
+    </w:p>
+    <w:p>
+      <w:pPr>
+        <w:pStyle w:val="NormalWeb"/>
+        <w:spacing w:before="0" w:beforeAutospacing="0" w:after="120" w:afterAutospacing="0" w:line="360" w:lineRule="auto"/>
+        <w:jc w:val="both"/>
+      </w:pPr>
+      <w:r>
+        <w:rPr>
+          <w:rFonts w:asciiTheme="minorHAnsi" w:hAnsiTheme="minorHAnsi" w:cstheme="minorHAnsi"/>
+          <w:sz w:val="20"/>
+          <w:szCs w:val="20"/>
+        </w:rPr>
+        <w:t xml:space="preserve">El problema de creación surge por la </w:t>
+      </w:r>
+      <w:r>
+        <w:rPr>
+          <w:rFonts w:asciiTheme="minorHAnsi" w:hAnsiTheme="minorHAnsi" w:cstheme="minorHAnsi"/>
+          <w:b/>
+          <w:bCs/>
+          <w:sz w:val="20"/>
+          <w:szCs w:val="20"/>
+        </w:rPr>
+        <w:t xml:space="preserve">combinación de atributos obligatorios y opcionales</w:t>
+      </w:r>
+      <w:r>
+        <w:rPr>
+          <w:rFonts w:asciiTheme="minorHAnsi" w:hAnsiTheme="minorHAnsi" w:cstheme="minorHAnsi"/>
+          <w:sz w:val="20"/>
+          <w:szCs w:val="20"/>
+        </w:rPr>
+        <w:t xml:space="preserve">. Resolverlo con constructores sobrecargados conduce al antipatrón del </w:t>
+      </w:r>
+      <w:r>
+        <w:rPr>
+          <w:rFonts w:asciiTheme="minorHAnsi" w:hAnsiTheme="minorHAnsi" w:cstheme="minorHAnsi"/>
           <w:i/>
           <w:iCs/>
-          <w:sz w:val="18"/>
-          <w:szCs w:val="18"/>
-        </w:rPr>
-        <w:t xml:space="preserve">[Se adjuntaron el enunciado original y el análisis previo del grupo.]</w:t>
+          <w:sz w:val="20"/>
+          <w:szCs w:val="20"/>
+        </w:rPr>
+        <w:t xml:space="preserve">constructor telescópico</w:t>
+      </w:r>
+      <w:r>
+        <w:rPr>
+          <w:rFonts w:asciiTheme="minorHAnsi" w:hAnsiTheme="minorHAnsi" w:cstheme="minorHAnsi"/>
+          <w:sz w:val="20"/>
+          <w:szCs w:val="20"/>
+        </w:rPr>
+        <w:t xml:space="preserve">, en el que llamadas como </w:t>
+      </w:r>
+      <w:r>
+        <w:rPr>
+          <w:rFonts w:ascii="Consolas" w:hAnsi="Consolas" w:cs="Consolas"/>
+          <w:color w:val="1F3864"/>
+          <w:sz w:val="20"/>
+          <w:szCs w:val="20"/>
+        </w:rPr>
+        <w:t xml:space="preserve">new ActivoFijo("AF001", "Computador", 1200, "Dell", "Latitude", null, ...)</w:t>
+      </w:r>
+      <w:r>
+        <w:rPr>
+          <w:rFonts w:asciiTheme="minorHAnsi" w:hAnsiTheme="minorHAnsi" w:cstheme="minorHAnsi"/>
+          <w:sz w:val="20"/>
+          <w:szCs w:val="20"/>
+        </w:rPr>
+        <w:t xml:space="preserve"> resultan difíciles de leer, propensas a errores de orden de parámetros y obligan a pasar valores </w:t>
+      </w:r>
+      <w:r>
+        <w:rPr>
+          <w:rFonts w:ascii="Consolas" w:hAnsi="Consolas" w:cs="Consolas"/>
+          <w:color w:val="1F3864"/>
+          <w:sz w:val="20"/>
+          <w:szCs w:val="20"/>
+        </w:rPr>
+        <w:t xml:space="preserve">null</w:t>
+      </w:r>
+      <w:r>
+        <w:rPr>
+          <w:rFonts w:asciiTheme="minorHAnsi" w:hAnsiTheme="minorHAnsi" w:cstheme="minorHAnsi"/>
+          <w:sz w:val="20"/>
+          <w:szCs w:val="20"/>
+        </w:rPr>
+        <w:t xml:space="preserve"> para datos que no aplican. La alternativa de constructor vacío con métodos </w:t>
+      </w:r>
+      <w:r>
+        <w:rPr>
+          <w:rFonts w:asciiTheme="minorHAnsi" w:hAnsiTheme="minorHAnsi" w:cstheme="minorHAnsi"/>
+          <w:i/>
+          <w:iCs/>
+          <w:sz w:val="20"/>
+          <w:szCs w:val="20"/>
+        </w:rPr>
+        <w:t xml:space="preserve">set</w:t>
+      </w:r>
+      <w:r>
+        <w:rPr>
+          <w:rFonts w:asciiTheme="minorHAnsi" w:hAnsiTheme="minorHAnsi" w:cstheme="minorHAnsi"/>
+          <w:sz w:val="20"/>
+          <w:szCs w:val="20"/>
+        </w:rPr>
+        <w:t xml:space="preserve"> tampoco es adecuada, porque permite que el objeto exista en un estado inconsistente durante su configuración (Bloch, 2018).</w:t>
+      </w:r>
+    </w:p>
+    <w:p>
+      <w:pPr>
+        <w:pStyle w:val="NormalWeb"/>
+        <w:keepNext/>
+        <w:spacing w:before="160" w:beforeAutospacing="0" w:after="60" w:afterAutospacing="0"/>
+      </w:pPr>
+      <w:r>
+        <w:rPr>
+          <w:rFonts w:asciiTheme="minorHAnsi" w:hAnsiTheme="minorHAnsi" w:cstheme="minorHAnsi"/>
+          <w:b/>
+          <w:color w:val="2F5496" w:themeColor="accent1" w:themeShade="BF"/>
+          <w:sz w:val="20"/>
+          <w:szCs w:val="20"/>
+        </w:rPr>
+        <w:t xml:space="preserve">Requisitos identificados</w:t>
+      </w:r>
+    </w:p>
+    <w:p>
+      <w:pPr>
+        <w:pStyle w:val="NormalWeb"/>
+        <w:keepNext/>
+        <w:spacing w:before="0" w:beforeAutospacing="0" w:after="40" w:afterAutospacing="0" w:line="360" w:lineRule="auto"/>
+        <w:jc w:val="both"/>
+      </w:pPr>
+      <w:r>
+        <w:rPr>
+          <w:rFonts w:asciiTheme="minorHAnsi" w:hAnsiTheme="minorHAnsi" w:cstheme="minorHAnsi"/>
+          <w:b/>
+          <w:bCs/>
+          <w:sz w:val="20"/>
+          <w:szCs w:val="20"/>
+        </w:rPr>
+        <w:t xml:space="preserve">Requisitos funcionales</w:t>
+      </w:r>
+      <w:r>
+        <w:rPr>
+          <w:rFonts w:asciiTheme="minorHAnsi" w:hAnsiTheme="minorHAnsi" w:cstheme="minorHAnsi"/>
+          <w:sz w:val="20"/>
+          <w:szCs w:val="20"/>
+        </w:rPr>
+        <w:t xml:space="preserve"> identificados en el enunciado:</w:t>
       </w:r>
     </w:p>
     <w:p>
@@ -4155,88 +5601,10 @@
       <w:r>
         <w:rPr>
           <w:rFonts w:asciiTheme="minorHAnsi" w:hAnsiTheme="minorHAnsi" w:cstheme="minorHAnsi"/>
-          <w:b/>
-          <w:bCs/>
-          <w:sz w:val="20"/>
-          <w:szCs w:val="20"/>
-        </w:rPr>
-        <w:t xml:space="preserve">Recomendación aceptada (con justificación):</w:t>
-      </w:r>
-      <w:r>
-        <w:rPr>
-          <w:rFonts w:asciiTheme="minorHAnsi" w:hAnsiTheme="minorHAnsi" w:cstheme="minorHAnsi"/>
-          <w:sz w:val="20"/>
-          <w:szCs w:val="20"/>
-        </w:rPr>
-        <w:t xml:space="preserve"> definir </w:t>
-      </w:r>
-      <w:r>
-        <w:rPr>
-          <w:rFonts w:ascii="Consolas" w:hAnsi="Consolas" w:cs="Consolas"/>
-          <w:color w:val="1F3864"/>
-          <w:sz w:val="20"/>
-          <w:szCs w:val="20"/>
-        </w:rPr>
-        <w:t xml:space="preserve">Vehiculo</w:t>
-      </w:r>
-      <w:r>
-        <w:rPr>
-          <w:rFonts w:asciiTheme="minorHAnsi" w:hAnsiTheme="minorHAnsi" w:cstheme="minorHAnsi"/>
-          <w:sz w:val="20"/>
-          <w:szCs w:val="20"/>
-        </w:rPr>
-        <w:t xml:space="preserve"> como </w:t>
-      </w:r>
-      <w:r>
-        <w:rPr>
-          <w:rFonts w:asciiTheme="minorHAnsi" w:hAnsiTheme="minorHAnsi" w:cstheme="minorHAnsi"/>
-          <w:b/>
-          <w:bCs/>
-          <w:sz w:val="20"/>
-          <w:szCs w:val="20"/>
-        </w:rPr>
-        <w:t xml:space="preserve">clase abstracta</w:t>
-      </w:r>
-      <w:r>
-        <w:rPr>
-          <w:rFonts w:asciiTheme="minorHAnsi" w:hAnsiTheme="minorHAnsi" w:cstheme="minorHAnsi"/>
-          <w:sz w:val="20"/>
-          <w:szCs w:val="20"/>
-        </w:rPr>
-        <w:t xml:space="preserve"> en lugar de interfaz.</w:t>
-      </w:r>
-    </w:p>
-    <w:p>
-      <w:pPr>
-        <w:pStyle w:val="NormalWeb"/>
-        <w:spacing w:before="0" w:beforeAutospacing="0" w:after="120" w:afterAutospacing="0" w:line="360" w:lineRule="auto"/>
-        <w:ind w:left="360"/>
-        <w:jc w:val="both"/>
-      </w:pPr>
-      <w:r>
-        <w:rPr>
-          <w:rFonts w:asciiTheme="minorHAnsi" w:hAnsiTheme="minorHAnsi" w:cstheme="minorHAnsi"/>
-          <w:sz w:val="20"/>
-          <w:szCs w:val="20"/>
-        </w:rPr>
-        <w:t xml:space="preserve">Se acepta porque todos los vehículos comparten estado (placa, marca, modelo, año de fabricación y avalúo) y comportamiento de validación, mientras que </w:t>
-      </w:r>
-      <w:r>
-        <w:rPr>
-          <w:rFonts w:ascii="Consolas" w:hAnsi="Consolas" w:cs="Consolas"/>
-          <w:color w:val="1F3864"/>
-          <w:sz w:val="20"/>
-          <w:szCs w:val="20"/>
-        </w:rPr>
-        <w:t xml:space="preserve">calcularMatricula()</w:t>
-      </w:r>
-      <w:r>
-        <w:rPr>
-          <w:rFonts w:asciiTheme="minorHAnsi" w:hAnsiTheme="minorHAnsi" w:cstheme="minorHAnsi"/>
-          <w:sz w:val="20"/>
-          <w:szCs w:val="20"/>
-        </w:rPr>
-        <w:t xml:space="preserve"> debe ser específico de cada tipo. Una clase abstracta permite reutilizar ese estado común y, a la vez, obligar a cada subclase a implementar su cálculo. La recomendación coincidía, además, con el análisis inicial del grupo, lo que reforzó la decisión.</w:t>
+          <w:sz w:val="20"/>
+          <w:szCs w:val="20"/>
+        </w:rPr>
+        <w:t xml:space="preserve">Registrar diferentes tipos de activos institucionales.</w:t>
       </w:r>
     </w:p>
     <w:p>
@@ -4252,350 +5620,10 @@
       <w:r>
         <w:rPr>
           <w:rFonts w:asciiTheme="minorHAnsi" w:hAnsiTheme="minorHAnsi" w:cstheme="minorHAnsi"/>
-          <w:b/>
-          <w:bCs/>
-          <w:sz w:val="20"/>
-          <w:szCs w:val="20"/>
-        </w:rPr>
-        <w:t xml:space="preserve">Recomendación modificada (con justificación):</w:t>
-      </w:r>
-      <w:r>
-        <w:rPr>
-          <w:rFonts w:asciiTheme="minorHAnsi" w:hAnsiTheme="minorHAnsi" w:cstheme="minorHAnsi"/>
-          <w:sz w:val="20"/>
-          <w:szCs w:val="20"/>
-        </w:rPr>
-        <w:t xml:space="preserve"> la firma del método de fabricación </w:t>
-      </w:r>
-      <w:r>
-        <w:rPr>
-          <w:rFonts w:ascii="Consolas" w:hAnsi="Consolas" w:cs="Consolas"/>
-          <w:color w:val="1F3864"/>
-          <w:sz w:val="20"/>
-          <w:szCs w:val="20"/>
-        </w:rPr>
-        <w:t xml:space="preserve">crearVehiculo()</w:t>
-      </w:r>
-      <w:r>
-        <w:rPr>
-          <w:rFonts w:asciiTheme="minorHAnsi" w:hAnsiTheme="minorHAnsi" w:cstheme="minorHAnsi"/>
-          <w:sz w:val="20"/>
-          <w:szCs w:val="20"/>
-        </w:rPr>
-        <w:t xml:space="preserve">.</w:t>
-      </w:r>
-    </w:p>
-    <w:p>
-      <w:pPr>
-        <w:pStyle w:val="NormalWeb"/>
-        <w:spacing w:before="0" w:beforeAutospacing="0" w:after="120" w:afterAutospacing="0" w:line="360" w:lineRule="auto"/>
-        <w:ind w:left="360"/>
-        <w:jc w:val="both"/>
-      </w:pPr>
-      <w:r>
-        <w:rPr>
-          <w:rFonts w:asciiTheme="minorHAnsi" w:hAnsiTheme="minorHAnsi" w:cstheme="minorHAnsi"/>
-          <w:sz w:val="20"/>
-          <w:szCs w:val="20"/>
-        </w:rPr>
-        <w:t xml:space="preserve">La IA propuso un método de fabricación sin parámetros. El grupo lo modificó para que reciba los atributos comunes (</w:t>
-      </w:r>
-      <w:r>
-        <w:rPr>
-          <w:rFonts w:ascii="Consolas" w:hAnsi="Consolas" w:cs="Consolas"/>
-          <w:color w:val="1F3864"/>
-          <w:sz w:val="20"/>
-          <w:szCs w:val="20"/>
-        </w:rPr>
-        <w:t xml:space="preserve">placa</w:t>
-      </w:r>
-      <w:r>
-        <w:rPr>
-          <w:rFonts w:asciiTheme="minorHAnsi" w:hAnsiTheme="minorHAnsi" w:cstheme="minorHAnsi"/>
-          <w:sz w:val="20"/>
-          <w:szCs w:val="20"/>
-        </w:rPr>
-        <w:t xml:space="preserve">, </w:t>
-      </w:r>
-      <w:r>
-        <w:rPr>
-          <w:rFonts w:ascii="Consolas" w:hAnsi="Consolas" w:cs="Consolas"/>
-          <w:color w:val="1F3864"/>
-          <w:sz w:val="20"/>
-          <w:szCs w:val="20"/>
-        </w:rPr>
-        <w:t xml:space="preserve">marca</w:t>
-      </w:r>
-      <w:r>
-        <w:rPr>
-          <w:rFonts w:asciiTheme="minorHAnsi" w:hAnsiTheme="minorHAnsi" w:cstheme="minorHAnsi"/>
-          <w:sz w:val="20"/>
-          <w:szCs w:val="20"/>
-        </w:rPr>
-        <w:t xml:space="preserve">, </w:t>
-      </w:r>
-      <w:r>
-        <w:rPr>
-          <w:rFonts w:ascii="Consolas" w:hAnsi="Consolas" w:cs="Consolas"/>
-          <w:color w:val="1F3864"/>
-          <w:sz w:val="20"/>
-          <w:szCs w:val="20"/>
-        </w:rPr>
-        <w:t xml:space="preserve">modelo</w:t>
-      </w:r>
-      <w:r>
-        <w:rPr>
-          <w:rFonts w:asciiTheme="minorHAnsi" w:hAnsiTheme="minorHAnsi" w:cstheme="minorHAnsi"/>
-          <w:sz w:val="20"/>
-          <w:szCs w:val="20"/>
-        </w:rPr>
-        <w:t xml:space="preserve">, </w:t>
-      </w:r>
-      <w:r>
-        <w:rPr>
-          <w:rFonts w:ascii="Consolas" w:hAnsi="Consolas" w:cs="Consolas"/>
-          <w:color w:val="1F3864"/>
-          <w:sz w:val="20"/>
-          <w:szCs w:val="20"/>
-        </w:rPr>
-        <w:t xml:space="preserve">anioFabricacion</w:t>
-      </w:r>
-      <w:r>
-        <w:rPr>
-          <w:rFonts w:asciiTheme="minorHAnsi" w:hAnsiTheme="minorHAnsi" w:cstheme="minorHAnsi"/>
-          <w:sz w:val="20"/>
-          <w:szCs w:val="20"/>
-        </w:rPr>
-        <w:t xml:space="preserve">, </w:t>
-      </w:r>
-      <w:r>
-        <w:rPr>
-          <w:rFonts w:ascii="Consolas" w:hAnsi="Consolas" w:cs="Consolas"/>
-          <w:color w:val="1F3864"/>
-          <w:sz w:val="20"/>
-          <w:szCs w:val="20"/>
-        </w:rPr>
-        <w:t xml:space="preserve">avaluo</w:t>
-      </w:r>
-      <w:r>
-        <w:rPr>
-          <w:rFonts w:asciiTheme="minorHAnsi" w:hAnsiTheme="minorHAnsi" w:cstheme="minorHAnsi"/>
-          <w:sz w:val="20"/>
-          <w:szCs w:val="20"/>
-        </w:rPr>
-        <w:t xml:space="preserve">), ya que sin ellos no es posible construir un vehículo válido ni registrar la información que exige el enunciado. Los atributos propios de cada tipo se trasladaron al constructor del creador concreto, de modo que todos los creadores conservan la misma firma y el cliente puede invocarlos de manera polimórfica. La modificación no altera la estructura del patrón y responde a una necesidad concreta del escenario.</w:t>
-      </w:r>
-    </w:p>
-    <w:p>
-      <w:r>
-        <w:br w:type="page"/>
-      </w:r>
-    </w:p>
-    <w:p>
-      <w:pPr>
-        <w:pStyle w:val="NormalWeb"/>
-        <w:shd w:val="clear" w:color="auto" w:fill="FFFFFF"/>
-        <w:spacing w:before="0" w:beforeAutospacing="0" w:after="120" w:afterAutospacing="0" w:line="360" w:lineRule="auto"/>
-        <w:jc w:val="both"/>
-      </w:pPr>
-      <w:r>
-        <w:rPr>
-          <w:rFonts w:asciiTheme="minorHAnsi" w:hAnsiTheme="minorHAnsi" w:cstheme="minorHAnsi"/>
-          <w:b/>
-          <w:color w:val="2F5496" w:themeColor="accent1" w:themeShade="BF"/>
-          <w:sz w:val="24"/>
-          <w:szCs w:val="24"/>
-        </w:rPr>
-        <w:t xml:space="preserve">Escenario 02: Registro de activos fijos (Builder)</w:t>
-      </w:r>
-    </w:p>
-    <w:p>
-      <w:pPr>
-        <w:pStyle w:val="Ttulo2"/>
-        <w:keepNext/>
-        <w:rPr>
-          <w:rFonts w:asciiTheme="minorHAnsi" w:hAnsiTheme="minorHAnsi" w:cstheme="minorHAnsi"/>
-          <w:sz w:val="20"/>
-          <w:szCs w:val="20"/>
-        </w:rPr>
-      </w:pPr>
-      <w:r>
-        <w:rPr>
-          <w:rFonts w:asciiTheme="minorHAnsi" w:hAnsiTheme="minorHAnsi" w:cstheme="minorHAnsi"/>
-          <w:sz w:val="20"/>
-          <w:szCs w:val="20"/>
-        </w:rPr>
-        <w:t xml:space="preserve">Justificación</w:t>
-      </w:r>
-    </w:p>
-    <w:p>
-      <w:pPr>
-        <w:pStyle w:val="NormalWeb"/>
-        <w:keepNext/>
-        <w:spacing w:before="160" w:beforeAutospacing="0" w:after="60" w:afterAutospacing="0"/>
-      </w:pPr>
-      <w:r>
-        <w:rPr>
-          <w:rFonts w:asciiTheme="minorHAnsi" w:hAnsiTheme="minorHAnsi" w:cstheme="minorHAnsi"/>
-          <w:b/>
-          <w:color w:val="2F5496" w:themeColor="accent1" w:themeShade="BF"/>
-          <w:sz w:val="20"/>
-          <w:szCs w:val="20"/>
-        </w:rPr>
-        <w:t xml:space="preserve">Identificación del problema de creación de objetos</w:t>
-      </w:r>
-    </w:p>
-    <w:p>
-      <w:pPr>
-        <w:pStyle w:val="NormalWeb"/>
-        <w:spacing w:before="0" w:beforeAutospacing="0" w:after="120" w:afterAutospacing="0" w:line="360" w:lineRule="auto"/>
-        <w:jc w:val="both"/>
-      </w:pPr>
-      <w:r>
-        <w:rPr>
-          <w:rFonts w:asciiTheme="minorHAnsi" w:hAnsiTheme="minorHAnsi" w:cstheme="minorHAnsi"/>
-          <w:sz w:val="20"/>
-          <w:szCs w:val="20"/>
-        </w:rPr>
-        <w:t xml:space="preserve">La institución necesita registrar activos fijos de naturaleza diversa (computadores, monitores, impresoras, muebles, vehículos y otros bienes). Todo activo exige tres datos obligatorios —código institucional, nombre o descripción y precio de adquisición— y admite hasta diez datos opcionales cuya presencia depende del tipo de bien: un computador requiere marca, modelo, número de serie, procesador y garantía, mientras que una mesa solo necesita material, dimensiones, ubicación y custodio.</w:t>
-      </w:r>
-    </w:p>
-    <w:p>
-      <w:pPr>
-        <w:pStyle w:val="NormalWeb"/>
-        <w:spacing w:before="0" w:beforeAutospacing="0" w:after="120" w:afterAutospacing="0" w:line="360" w:lineRule="auto"/>
-        <w:jc w:val="both"/>
-      </w:pPr>
-      <w:r>
-        <w:rPr>
-          <w:rFonts w:asciiTheme="minorHAnsi" w:hAnsiTheme="minorHAnsi" w:cstheme="minorHAnsi"/>
-          <w:sz w:val="20"/>
-          <w:szCs w:val="20"/>
-        </w:rPr>
-        <w:t xml:space="preserve">El problema de creación surge por la </w:t>
-      </w:r>
-      <w:r>
-        <w:rPr>
-          <w:rFonts w:asciiTheme="minorHAnsi" w:hAnsiTheme="minorHAnsi" w:cstheme="minorHAnsi"/>
-          <w:b/>
-          <w:bCs/>
-          <w:sz w:val="20"/>
-          <w:szCs w:val="20"/>
-        </w:rPr>
-        <w:t xml:space="preserve">combinación de atributos obligatorios y opcionales</w:t>
-      </w:r>
-      <w:r>
-        <w:rPr>
-          <w:rFonts w:asciiTheme="minorHAnsi" w:hAnsiTheme="minorHAnsi" w:cstheme="minorHAnsi"/>
-          <w:sz w:val="20"/>
-          <w:szCs w:val="20"/>
-        </w:rPr>
-        <w:t xml:space="preserve">. Resolverlo con constructores sobrecargados conduce al antipatrón del </w:t>
-      </w:r>
-      <w:r>
-        <w:rPr>
-          <w:rFonts w:asciiTheme="minorHAnsi" w:hAnsiTheme="minorHAnsi" w:cstheme="minorHAnsi"/>
-          <w:i/>
-          <w:iCs/>
-          <w:sz w:val="20"/>
-          <w:szCs w:val="20"/>
-        </w:rPr>
-        <w:t xml:space="preserve">constructor telescópico</w:t>
-      </w:r>
-      <w:r>
-        <w:rPr>
-          <w:rFonts w:asciiTheme="minorHAnsi" w:hAnsiTheme="minorHAnsi" w:cstheme="minorHAnsi"/>
-          <w:sz w:val="20"/>
-          <w:szCs w:val="20"/>
-        </w:rPr>
-        <w:t xml:space="preserve">, en el que llamadas como </w:t>
-      </w:r>
-      <w:r>
-        <w:rPr>
-          <w:rFonts w:ascii="Consolas" w:hAnsi="Consolas" w:cs="Consolas"/>
-          <w:color w:val="1F3864"/>
-          <w:sz w:val="20"/>
-          <w:szCs w:val="20"/>
-        </w:rPr>
-        <w:t xml:space="preserve">new ActivoFijo("AF001", "Computador", 1200, "Dell", "Latitude", null, ...)</w:t>
-      </w:r>
-      <w:r>
-        <w:rPr>
-          <w:rFonts w:asciiTheme="minorHAnsi" w:hAnsiTheme="minorHAnsi" w:cstheme="minorHAnsi"/>
-          <w:sz w:val="20"/>
-          <w:szCs w:val="20"/>
-        </w:rPr>
-        <w:t xml:space="preserve"> resultan difíciles de leer, propensas a errores de orden de parámetros y obligan a pasar valores </w:t>
-      </w:r>
-      <w:r>
-        <w:rPr>
-          <w:rFonts w:ascii="Consolas" w:hAnsi="Consolas" w:cs="Consolas"/>
-          <w:color w:val="1F3864"/>
-          <w:sz w:val="20"/>
-          <w:szCs w:val="20"/>
-        </w:rPr>
-        <w:t xml:space="preserve">null</w:t>
-      </w:r>
-      <w:r>
-        <w:rPr>
-          <w:rFonts w:asciiTheme="minorHAnsi" w:hAnsiTheme="minorHAnsi" w:cstheme="minorHAnsi"/>
-          <w:sz w:val="20"/>
-          <w:szCs w:val="20"/>
-        </w:rPr>
-        <w:t xml:space="preserve"> para datos que no aplican. La alternativa de constructor vacío con métodos </w:t>
-      </w:r>
-      <w:r>
-        <w:rPr>
-          <w:rFonts w:asciiTheme="minorHAnsi" w:hAnsiTheme="minorHAnsi" w:cstheme="minorHAnsi"/>
-          <w:i/>
-          <w:iCs/>
-          <w:sz w:val="20"/>
-          <w:szCs w:val="20"/>
-        </w:rPr>
-        <w:t xml:space="preserve">set</w:t>
-      </w:r>
-      <w:r>
-        <w:rPr>
-          <w:rFonts w:asciiTheme="minorHAnsi" w:hAnsiTheme="minorHAnsi" w:cstheme="minorHAnsi"/>
-          <w:sz w:val="20"/>
-          <w:szCs w:val="20"/>
-        </w:rPr>
-        <w:t xml:space="preserve"> tampoco es adecuada, porque permite que el objeto exista en un estado inconsistente durante su configuración (Bloch, 2018).</w:t>
-      </w:r>
-    </w:p>
-    <w:p>
-      <w:pPr>
-        <w:pStyle w:val="NormalWeb"/>
-        <w:keepNext/>
-        <w:spacing w:before="160" w:beforeAutospacing="0" w:after="60" w:afterAutospacing="0"/>
-      </w:pPr>
-      <w:r>
-        <w:rPr>
-          <w:rFonts w:asciiTheme="minorHAnsi" w:hAnsiTheme="minorHAnsi" w:cstheme="minorHAnsi"/>
-          <w:b/>
-          <w:color w:val="2F5496" w:themeColor="accent1" w:themeShade="BF"/>
-          <w:sz w:val="20"/>
-          <w:szCs w:val="20"/>
-        </w:rPr>
-        <w:t xml:space="preserve">Requisitos identificados</w:t>
-      </w:r>
-    </w:p>
-    <w:p>
-      <w:pPr>
-        <w:pStyle w:val="NormalWeb"/>
-        <w:keepNext/>
-        <w:spacing w:before="0" w:beforeAutospacing="0" w:after="40" w:afterAutospacing="0" w:line="360" w:lineRule="auto"/>
-        <w:jc w:val="both"/>
-      </w:pPr>
-      <w:r>
-        <w:rPr>
-          <w:rFonts w:asciiTheme="minorHAnsi" w:hAnsiTheme="minorHAnsi" w:cstheme="minorHAnsi"/>
-          <w:b/>
-          <w:bCs/>
-          <w:sz w:val="20"/>
-          <w:szCs w:val="20"/>
-        </w:rPr>
-        <w:t xml:space="preserve">Requisitos funcionales:</w:t>
+          <w:sz w:val="20"/>
+          <w:szCs w:val="20"/>
+        </w:rPr>
+        <w:t xml:space="preserve">Registrar obligatoriamente el código institucional, el nombre o descripción y el precio de adquisición.</w:t>
       </w:r>
     </w:p>
     <w:p>
@@ -4614,7 +5642,25 @@
           <w:sz w:val="20"/>
           <w:szCs w:val="20"/>
         </w:rPr>
-        <w:t xml:space="preserve">Registrar distintos tipos de activos institucionales.</w:t>
+        <w:t xml:space="preserve">Registrar los atributos opcionales según el tipo de activo y construir los activos progresivamente.</w:t>
+      </w:r>
+    </w:p>
+    <w:p>
+      <w:pPr>
+        <w:pStyle w:val="NormalWeb"/>
+        <w:keepNext/>
+        <w:spacing w:before="0" w:beforeAutospacing="0" w:after="40" w:afterAutospacing="0" w:line="360" w:lineRule="auto"/>
+        <w:jc w:val="both"/>
+      </w:pPr>
+      <w:r>
+        <w:rPr>
+          <w:rFonts w:asciiTheme="minorHAnsi" w:hAnsiTheme="minorHAnsi" w:cstheme="minorHAnsi"/>
+          <w:b/>
+          <w:bCs/>
+          <w:sz w:val="20"/>
+          <w:szCs w:val="20"/>
+        </w:rPr>
+        <w:t xml:space="preserve">Requisitos de diseño:</w:t>
       </w:r>
     </w:p>
     <w:p>
@@ -4633,7 +5679,7 @@
           <w:sz w:val="20"/>
           <w:szCs w:val="20"/>
         </w:rPr>
-        <w:t xml:space="preserve">Exigir código institucional, nombre o descripción y precio de adquisición.</w:t>
+        <w:t xml:space="preserve">Evitar el uso de múltiples constructores con diferentes combinaciones de parámetros.</w:t>
       </w:r>
     </w:p>
     <w:p>
@@ -4652,25 +5698,24 @@
           <w:sz w:val="20"/>
           <w:szCs w:val="20"/>
         </w:rPr>
-        <w:t xml:space="preserve">Registrar únicamente los atributos opcionales que correspondan a cada activo, incluidas características técnicas variables.</w:t>
-      </w:r>
-    </w:p>
-    <w:p>
-      <w:pPr>
-        <w:pStyle w:val="NormalWeb"/>
-        <w:keepNext/>
-        <w:spacing w:before="0" w:beforeAutospacing="0" w:after="40" w:afterAutospacing="0" w:line="360" w:lineRule="auto"/>
-        <w:jc w:val="both"/>
-      </w:pPr>
-      <w:r>
-        <w:rPr>
-          <w:rFonts w:asciiTheme="minorHAnsi" w:hAnsiTheme="minorHAnsi" w:cstheme="minorHAnsi"/>
-          <w:b/>
-          <w:bCs/>
-          <w:sz w:val="20"/>
-          <w:szCs w:val="20"/>
-        </w:rPr>
-        <w:t xml:space="preserve">Requisitos de diseño:</w:t>
+        <w:t xml:space="preserve">Evitar tener que proporcionar valores vacíos o </w:t>
+      </w:r>
+      <w:r>
+        <w:rPr>
+          <w:rFonts w:ascii="Consolas" w:hAnsi="Consolas" w:cs="Consolas"/>
+          <w:color w:val="1F3864"/>
+          <w:sz w:val="20"/>
+          <w:szCs w:val="20"/>
+        </w:rPr>
+        <w:t xml:space="preserve">null</w:t>
+      </w:r>
+      <w:r>
+        <w:rPr>
+          <w:rFonts w:asciiTheme="minorHAnsi" w:hAnsiTheme="minorHAnsi" w:cstheme="minorHAnsi"/>
+          <w:sz w:val="20"/>
+          <w:szCs w:val="20"/>
+        </w:rPr>
+        <w:t xml:space="preserve"> para atributos que no corresponden al activo.</w:t>
       </w:r>
     </w:p>
     <w:p>
@@ -4689,7 +5734,7 @@
           <w:sz w:val="20"/>
           <w:szCs w:val="20"/>
         </w:rPr>
-        <w:t xml:space="preserve">Construir los objetos de forma progresiva, haciendo explícito qué dato se incorpora en cada paso.</w:t>
+        <w:t xml:space="preserve">Mantener un proceso de construcción claro y fácil de comprender, que entregue un objeto correctamente configurado.</w:t>
       </w:r>
     </w:p>
     <w:p>
@@ -4708,7 +5753,147 @@
           <w:sz w:val="20"/>
           <w:szCs w:val="20"/>
         </w:rPr>
-        <w:t xml:space="preserve">Evitar constructores sobrecargados y valores vacíos o </w:t>
+        <w:t xml:space="preserve">Separar la construcción progresiva del activo de su representación final.</w:t>
+      </w:r>
+    </w:p>
+    <w:p>
+      <w:pPr>
+        <w:pStyle w:val="NormalWeb"/>
+        <w:keepNext/>
+        <w:spacing w:before="160" w:beforeAutospacing="0" w:after="60" w:afterAutospacing="0"/>
+      </w:pPr>
+      <w:r>
+        <w:rPr>
+          <w:rFonts w:asciiTheme="minorHAnsi" w:hAnsiTheme="minorHAnsi" w:cstheme="minorHAnsi"/>
+          <w:b/>
+          <w:color w:val="2F5496" w:themeColor="accent1" w:themeShade="BF"/>
+          <w:sz w:val="20"/>
+          <w:szCs w:val="20"/>
+        </w:rPr>
+        <w:t xml:space="preserve">Clases identificadas</w:t>
+      </w:r>
+    </w:p>
+    <w:p>
+      <w:pPr>
+        <w:pStyle w:val="NormalWeb"/>
+        <w:spacing w:before="0" w:beforeAutospacing="0" w:after="120" w:afterAutospacing="0" w:line="360" w:lineRule="auto"/>
+        <w:jc w:val="both"/>
+      </w:pPr>
+      <w:r>
+        <w:rPr>
+          <w:rFonts w:asciiTheme="minorHAnsi" w:hAnsiTheme="minorHAnsi" w:cstheme="minorHAnsi"/>
+          <w:sz w:val="20"/>
+          <w:szCs w:val="20"/>
+        </w:rPr>
+        <w:t xml:space="preserve">Las entidades identificadas a partir del enunciado son: </w:t>
+      </w:r>
+      <w:r>
+        <w:rPr>
+          <w:rFonts w:asciiTheme="minorHAnsi" w:hAnsiTheme="minorHAnsi" w:cstheme="minorHAnsi"/>
+          <w:b/>
+          <w:bCs/>
+          <w:sz w:val="20"/>
+          <w:szCs w:val="20"/>
+        </w:rPr>
+        <w:t xml:space="preserve">Activo Fijo</w:t>
+      </w:r>
+      <w:r>
+        <w:rPr>
+          <w:rFonts w:asciiTheme="minorHAnsi" w:hAnsiTheme="minorHAnsi" w:cstheme="minorHAnsi"/>
+          <w:sz w:val="20"/>
+          <w:szCs w:val="20"/>
+        </w:rPr>
+        <w:t xml:space="preserve">, </w:t>
+      </w:r>
+      <w:r>
+        <w:rPr>
+          <w:rFonts w:asciiTheme="minorHAnsi" w:hAnsiTheme="minorHAnsi" w:cstheme="minorHAnsi"/>
+          <w:b/>
+          <w:bCs/>
+          <w:sz w:val="20"/>
+          <w:szCs w:val="20"/>
+        </w:rPr>
+        <w:t xml:space="preserve">Computador</w:t>
+      </w:r>
+      <w:r>
+        <w:rPr>
+          <w:rFonts w:asciiTheme="minorHAnsi" w:hAnsiTheme="minorHAnsi" w:cstheme="minorHAnsi"/>
+          <w:sz w:val="20"/>
+          <w:szCs w:val="20"/>
+        </w:rPr>
+        <w:t xml:space="preserve">, </w:t>
+      </w:r>
+      <w:r>
+        <w:rPr>
+          <w:rFonts w:asciiTheme="minorHAnsi" w:hAnsiTheme="minorHAnsi" w:cstheme="minorHAnsi"/>
+          <w:b/>
+          <w:bCs/>
+          <w:sz w:val="20"/>
+          <w:szCs w:val="20"/>
+        </w:rPr>
+        <w:t xml:space="preserve">Monitor</w:t>
+      </w:r>
+      <w:r>
+        <w:rPr>
+          <w:rFonts w:asciiTheme="minorHAnsi" w:hAnsiTheme="minorHAnsi" w:cstheme="minorHAnsi"/>
+          <w:sz w:val="20"/>
+          <w:szCs w:val="20"/>
+        </w:rPr>
+        <w:t xml:space="preserve">, </w:t>
+      </w:r>
+      <w:r>
+        <w:rPr>
+          <w:rFonts w:asciiTheme="minorHAnsi" w:hAnsiTheme="minorHAnsi" w:cstheme="minorHAnsi"/>
+          <w:b/>
+          <w:bCs/>
+          <w:sz w:val="20"/>
+          <w:szCs w:val="20"/>
+        </w:rPr>
+        <w:t xml:space="preserve">Impresora</w:t>
+      </w:r>
+      <w:r>
+        <w:rPr>
+          <w:rFonts w:asciiTheme="minorHAnsi" w:hAnsiTheme="minorHAnsi" w:cstheme="minorHAnsi"/>
+          <w:sz w:val="20"/>
+          <w:szCs w:val="20"/>
+        </w:rPr>
+        <w:t xml:space="preserve">, </w:t>
+      </w:r>
+      <w:r>
+        <w:rPr>
+          <w:rFonts w:asciiTheme="minorHAnsi" w:hAnsiTheme="minorHAnsi" w:cstheme="minorHAnsi"/>
+          <w:b/>
+          <w:bCs/>
+          <w:sz w:val="20"/>
+          <w:szCs w:val="20"/>
+        </w:rPr>
+        <w:t xml:space="preserve">Mueble</w:t>
+      </w:r>
+      <w:r>
+        <w:rPr>
+          <w:rFonts w:asciiTheme="minorHAnsi" w:hAnsiTheme="minorHAnsi" w:cstheme="minorHAnsi"/>
+          <w:sz w:val="20"/>
+          <w:szCs w:val="20"/>
+        </w:rPr>
+        <w:t xml:space="preserve"> y </w:t>
+      </w:r>
+      <w:r>
+        <w:rPr>
+          <w:rFonts w:asciiTheme="minorHAnsi" w:hAnsiTheme="minorHAnsi" w:cstheme="minorHAnsi"/>
+          <w:b/>
+          <w:bCs/>
+          <w:sz w:val="20"/>
+          <w:szCs w:val="20"/>
+        </w:rPr>
+        <w:t xml:space="preserve">Vehículo</w:t>
+      </w:r>
+      <w:r>
+        <w:rPr>
+          <w:rFonts w:asciiTheme="minorHAnsi" w:hAnsiTheme="minorHAnsi" w:cstheme="minorHAnsi"/>
+          <w:sz w:val="20"/>
+          <w:szCs w:val="20"/>
+        </w:rPr>
+        <w:t xml:space="preserve">. Durante el diseño se determinó que los tipos de activo no presentan comportamiento propio, sino únicamente datos distintos; por ello, se representan mediante el atributo </w:t>
       </w:r>
       <w:r>
         <w:rPr>
@@ -4717,54 +5902,237 @@
           <w:sz w:val="20"/>
           <w:szCs w:val="20"/>
         </w:rPr>
-        <w:t xml:space="preserve">null</w:t>
-      </w:r>
-      <w:r>
-        <w:rPr>
-          <w:rFonts w:asciiTheme="minorHAnsi" w:hAnsiTheme="minorHAnsi" w:cstheme="minorHAnsi"/>
-          <w:sz w:val="20"/>
-          <w:szCs w:val="20"/>
-        </w:rPr>
-        <w:t xml:space="preserve"> para atributos que no aplican.</w:t>
-      </w:r>
-    </w:p>
-    <w:p>
-      <w:pPr>
-        <w:pStyle w:val="Prrafodelista"/>
-        <w:numPr>
-          <w:ilvl w:val="0"/>
-          <w:numId w:val="13"/>
-        </w:numPr>
-        <w:spacing w:after="60" w:line="300" w:lineRule="auto"/>
-        <w:jc w:val="both"/>
-      </w:pPr>
-      <w:r>
-        <w:rPr>
-          <w:rFonts w:asciiTheme="minorHAnsi" w:hAnsiTheme="minorHAnsi" w:cstheme="minorHAnsi"/>
-          <w:sz w:val="20"/>
-          <w:szCs w:val="20"/>
-        </w:rPr>
-        <w:t xml:space="preserve">Entregar al final un objeto correctamente configurado, validando los datos obligatorios.</w:t>
-      </w:r>
-    </w:p>
-    <w:p>
-      <w:pPr>
-        <w:pStyle w:val="Prrafodelista"/>
-        <w:numPr>
-          <w:ilvl w:val="0"/>
-          <w:numId w:val="13"/>
-        </w:numPr>
-        <w:spacing w:after="60" w:line="300" w:lineRule="auto"/>
-        <w:jc w:val="both"/>
-      </w:pPr>
-      <w:r>
-        <w:rPr>
-          <w:rFonts w:asciiTheme="minorHAnsi" w:hAnsiTheme="minorHAnsi" w:cstheme="minorHAnsi"/>
-          <w:sz w:val="20"/>
-          <w:szCs w:val="20"/>
-        </w:rPr>
-        <w:t xml:space="preserve">Separar el proceso de construcción de la representación final del activo.</w:t>
-      </w:r>
+        <w:t xml:space="preserve">tipoActivo</w:t>
+      </w:r>
+      <w:r>
+        <w:rPr>
+          <w:rFonts w:asciiTheme="minorHAnsi" w:hAnsiTheme="minorHAnsi" w:cstheme="minorHAnsi"/>
+          <w:sz w:val="20"/>
+          <w:szCs w:val="20"/>
+        </w:rPr>
+        <w:t xml:space="preserve"> de una sola clase </w:t>
+      </w:r>
+      <w:r>
+        <w:rPr>
+          <w:rFonts w:ascii="Consolas" w:hAnsi="Consolas" w:cs="Consolas"/>
+          <w:color w:val="1F3864"/>
+          <w:sz w:val="20"/>
+          <w:szCs w:val="20"/>
+        </w:rPr>
+        <w:t xml:space="preserve">ActivoFijo</w:t>
+      </w:r>
+      <w:r>
+        <w:rPr>
+          <w:rFonts w:asciiTheme="minorHAnsi" w:hAnsiTheme="minorHAnsi" w:cstheme="minorHAnsi"/>
+          <w:sz w:val="20"/>
+          <w:szCs w:val="20"/>
+        </w:rPr>
+        <w:t xml:space="preserve"> y no como subclases (véase la recomendación aceptada en el uso crítico de IA).</w:t>
+      </w:r>
+    </w:p>
+    <w:p>
+      <w:pPr>
+        <w:pStyle w:val="NormalWeb"/>
+        <w:keepNext/>
+        <w:spacing w:before="160" w:beforeAutospacing="0" w:after="60" w:afterAutospacing="0"/>
+      </w:pPr>
+      <w:r>
+        <w:rPr>
+          <w:rFonts w:asciiTheme="minorHAnsi" w:hAnsiTheme="minorHAnsi" w:cstheme="minorHAnsi"/>
+          <w:b/>
+          <w:color w:val="2F5496" w:themeColor="accent1" w:themeShade="BF"/>
+          <w:sz w:val="20"/>
+          <w:szCs w:val="20"/>
+        </w:rPr>
+        <w:t xml:space="preserve">Atributos identificados</w:t>
+      </w:r>
+    </w:p>
+    <w:tbl>
+      <w:tblPr>
+        <w:tblStyle w:val="Tabladelista4-nfasis1"/>
+        <w:tblW w:w="13438" w:type="dxa"/>
+        <w:tblLook w:val="04A0" w:firstRow="1" w:lastRow="0" w:firstColumn="0" w:lastColumn="0" w:noHBand="0" w:noVBand="1"/>
+      </w:tblPr>
+      <w:tblGrid>
+        <w:gridCol w:w="5060"/>
+        <w:gridCol w:w="8378"/>
+      </w:tblGrid>
+      <w:tr>
+        <w:trPr>
+          <w:tblHeader/>
+          <w:cantSplit/>
+        </w:trPr>
+        <w:tc>
+          <w:tcPr>
+            <w:tcW w:w="5060" w:type="dxa"/>
+          </w:tcPr>
+          <w:p>
+            <w:pPr>
+              <w:spacing w:before="40" w:after="40" w:line="252" w:lineRule="auto"/>
+            </w:pPr>
+            <w:r>
+              <w:rPr>
+                <w:rFonts w:asciiTheme="minorHAnsi" w:hAnsiTheme="minorHAnsi" w:cstheme="minorHAnsi"/>
+                <w:color w:val="FFFFFF"/>
+                <w:b/>
+                <w:bCs/>
+                <w:sz w:val="18"/>
+                <w:szCs w:val="18"/>
+              </w:rPr>
+              <w:t xml:space="preserve">Atributos obligatorios</w:t>
+            </w:r>
+          </w:p>
+        </w:tc>
+        <w:tc>
+          <w:tcPr>
+            <w:tcW w:w="8378" w:type="dxa"/>
+          </w:tcPr>
+          <w:p>
+            <w:pPr>
+              <w:spacing w:before="40" w:after="40" w:line="252" w:lineRule="auto"/>
+            </w:pPr>
+            <w:r>
+              <w:rPr>
+                <w:rFonts w:asciiTheme="minorHAnsi" w:hAnsiTheme="minorHAnsi" w:cstheme="minorHAnsi"/>
+                <w:color w:val="FFFFFF"/>
+                <w:b/>
+                <w:bCs/>
+                <w:sz w:val="18"/>
+                <w:szCs w:val="18"/>
+              </w:rPr>
+              <w:t xml:space="preserve">Atributos opcionales</w:t>
+            </w:r>
+          </w:p>
+        </w:tc>
+      </w:tr>
+      <w:tr>
+        <w:trPr>
+          <w:cantSplit/>
+        </w:trPr>
+        <w:tc>
+          <w:tcPr>
+            <w:tcW w:w="5060" w:type="dxa"/>
+          </w:tcPr>
+          <w:p>
+            <w:pPr>
+              <w:spacing w:before="40" w:after="40" w:line="252" w:lineRule="auto"/>
+            </w:pPr>
+            <w:r>
+              <w:rPr>
+                <w:rFonts w:asciiTheme="minorHAnsi" w:hAnsiTheme="minorHAnsi" w:cstheme="minorHAnsi"/>
+                <w:sz w:val="18"/>
+                <w:szCs w:val="18"/>
+              </w:rPr>
+              <w:t xml:space="preserve">Código institucional</w:t>
+            </w:r>
+          </w:p>
+        </w:tc>
+        <w:tc>
+          <w:tcPr>
+            <w:tcW w:w="8378" w:type="dxa"/>
+          </w:tcPr>
+          <w:p>
+            <w:pPr>
+              <w:spacing w:before="40" w:after="40" w:line="252" w:lineRule="auto"/>
+            </w:pPr>
+            <w:r>
+              <w:rPr>
+                <w:rFonts w:asciiTheme="minorHAnsi" w:hAnsiTheme="minorHAnsi" w:cstheme="minorHAnsi"/>
+                <w:sz w:val="18"/>
+                <w:szCs w:val="18"/>
+              </w:rPr>
+              <w:t xml:space="preserve">Marca · Modelo · Número de serie</w:t>
+            </w:r>
+          </w:p>
+        </w:tc>
+      </w:tr>
+      <w:tr>
+        <w:trPr>
+          <w:cantSplit/>
+        </w:trPr>
+        <w:tc>
+          <w:tcPr>
+            <w:tcW w:w="5060" w:type="dxa"/>
+          </w:tcPr>
+          <w:p>
+            <w:pPr>
+              <w:spacing w:before="40" w:after="40" w:line="252" w:lineRule="auto"/>
+            </w:pPr>
+            <w:r>
+              <w:rPr>
+                <w:rFonts w:asciiTheme="minorHAnsi" w:hAnsiTheme="minorHAnsi" w:cstheme="minorHAnsi"/>
+                <w:sz w:val="18"/>
+                <w:szCs w:val="18"/>
+              </w:rPr>
+              <w:t xml:space="preserve">Nombre o descripción</w:t>
+            </w:r>
+          </w:p>
+        </w:tc>
+        <w:tc>
+          <w:tcPr>
+            <w:tcW w:w="8378" w:type="dxa"/>
+          </w:tcPr>
+          <w:p>
+            <w:pPr>
+              <w:spacing w:before="40" w:after="40" w:line="252" w:lineRule="auto"/>
+            </w:pPr>
+            <w:r>
+              <w:rPr>
+                <w:rFonts w:asciiTheme="minorHAnsi" w:hAnsiTheme="minorHAnsi" w:cstheme="minorHAnsi"/>
+                <w:sz w:val="18"/>
+                <w:szCs w:val="18"/>
+              </w:rPr>
+              <w:t xml:space="preserve">Ubicación · Custodio responsable · Fecha de adquisición</w:t>
+            </w:r>
+          </w:p>
+        </w:tc>
+      </w:tr>
+      <w:tr>
+        <w:trPr>
+          <w:cantSplit/>
+        </w:trPr>
+        <w:tc>
+          <w:tcPr>
+            <w:tcW w:w="5060" w:type="dxa"/>
+          </w:tcPr>
+          <w:p>
+            <w:pPr>
+              <w:spacing w:before="40" w:after="40" w:line="252" w:lineRule="auto"/>
+            </w:pPr>
+            <w:r>
+              <w:rPr>
+                <w:rFonts w:asciiTheme="minorHAnsi" w:hAnsiTheme="minorHAnsi" w:cstheme="minorHAnsi"/>
+                <w:sz w:val="18"/>
+                <w:szCs w:val="18"/>
+              </w:rPr>
+              <w:t xml:space="preserve">Precio de adquisición</w:t>
+            </w:r>
+          </w:p>
+        </w:tc>
+        <w:tc>
+          <w:tcPr>
+            <w:tcW w:w="8378" w:type="dxa"/>
+          </w:tcPr>
+          <w:p>
+            <w:pPr>
+              <w:spacing w:before="40" w:after="40" w:line="252" w:lineRule="auto"/>
+            </w:pPr>
+            <w:r>
+              <w:rPr>
+                <w:rFonts w:asciiTheme="minorHAnsi" w:hAnsiTheme="minorHAnsi" w:cstheme="minorHAnsi"/>
+                <w:sz w:val="18"/>
+                <w:szCs w:val="18"/>
+              </w:rPr>
+              <w:t xml:space="preserve">Período de garantía · Proveedor · Características técnicas · Observaciones</w:t>
+            </w:r>
+          </w:p>
+        </w:tc>
+      </w:tr>
+    </w:tbl>
+    <w:p>
+      <w:pPr>
+        <w:spacing w:before="0" w:after="60"/>
+      </w:pPr>
     </w:p>
     <w:p>
       <w:pPr>
@@ -5047,7 +6415,7 @@
                 <w:sz w:val="18"/>
                 <w:szCs w:val="18"/>
               </w:rPr>
-              <w:t xml:space="preserve">Construcción paso a paso, con métodos que hacen explícito cada dato incorporado.</w:t>
+              <w:t xml:space="preserve">Permite construir los activos fijos paso a paso.</w:t>
             </w:r>
           </w:p>
         </w:tc>
@@ -5065,7 +6433,7 @@
                 <w:sz w:val="18"/>
                 <w:szCs w:val="18"/>
               </w:rPr>
-              <w:t xml:space="preserve">Requiere clases adicionales (Builder, ConcreteBuilder y Director).</w:t>
+              <w:t xml:space="preserve">Es necesario crear clases adicionales para manejar la construcción.</w:t>
             </w:r>
           </w:p>
         </w:tc>
@@ -5088,24 +6456,7 @@
                 <w:sz w:val="18"/>
                 <w:szCs w:val="18"/>
               </w:rPr>
-              <w:t xml:space="preserve">Elimina los constructores telescópicos y los valores </w:t>
-            </w:r>
-            <w:r>
-              <w:rPr>
-                <w:rFonts w:ascii="Consolas" w:hAnsi="Consolas" w:cs="Consolas"/>
-                <w:color w:val="1F3864"/>
-                <w:sz w:val="18"/>
-                <w:szCs w:val="18"/>
-              </w:rPr>
-              <w:t xml:space="preserve">null</w:t>
-            </w:r>
-            <w:r>
-              <w:rPr>
-                <w:rFonts w:asciiTheme="minorHAnsi" w:hAnsiTheme="minorHAnsi" w:cstheme="minorHAnsi"/>
-                <w:sz w:val="18"/>
-                <w:szCs w:val="18"/>
-              </w:rPr>
-              <w:t xml:space="preserve"> en los parámetros.</w:t>
+              <w:t xml:space="preserve">Facilita el manejo de atributos obligatorios y opcionales.</w:t>
             </w:r>
           </w:p>
         </w:tc>
@@ -5123,7 +6474,7 @@
                 <w:sz w:val="18"/>
                 <w:szCs w:val="18"/>
               </w:rPr>
-              <w:t xml:space="preserve">Duplica la declaración de atributos entre el builder y el producto.</w:t>
+              <w:t xml:space="preserve">El diseño inicial puede ser un poco más extenso.</w:t>
             </w:r>
           </w:p>
         </w:tc>
@@ -5146,7 +6497,7 @@
                 <w:sz w:val="18"/>
                 <w:szCs w:val="18"/>
               </w:rPr>
-              <w:t xml:space="preserve">Permite validar los datos obligatorios antes de entregar el objeto.</w:t>
+              <w:t xml:space="preserve">Evita utilizar constructores con demasiados parámetros.</w:t>
             </w:r>
           </w:p>
         </w:tc>
@@ -5164,7 +6515,7 @@
                 <w:sz w:val="18"/>
                 <w:szCs w:val="18"/>
               </w:rPr>
-              <w:t xml:space="preserve">La obligatoriedad se verifica en tiempo de ejecución, no en compilación.</w:t>
+              <w:t xml:space="preserve">Se debe controlar que los atributos obligatorios estén presentes.</w:t>
             </w:r>
           </w:p>
         </w:tc>
@@ -5187,7 +6538,7 @@
                 <w:sz w:val="18"/>
                 <w:szCs w:val="18"/>
               </w:rPr>
-              <w:t xml:space="preserve">Admite configuraciones distintas con el mismo proceso de construcción.</w:t>
+              <w:t xml:space="preserve">Permite crear activos con diferentes configuraciones.</w:t>
             </w:r>
           </w:p>
         </w:tc>
@@ -5205,7 +6556,7 @@
                 <w:sz w:val="18"/>
                 <w:szCs w:val="18"/>
               </w:rPr>
-              <w:t xml:space="preserve">Puede ser excesivo para objetos con pocos atributos.</w:t>
+              <w:t xml:space="preserve">Puede resultar innecesario para objetos que tienen pocos atributos.</w:t>
             </w:r>
           </w:p>
         </w:tc>
@@ -5228,7 +6579,7 @@
                 <w:sz w:val="18"/>
                 <w:szCs w:val="18"/>
               </w:rPr>
-              <w:t xml:space="preserve">Favorece productos inmutables y consistentes.</w:t>
+              <w:t xml:space="preserve">Hace que la creación de los objetos sea más clara y organizada.</w:t>
             </w:r>
           </w:p>
         </w:tc>
@@ -5246,7 +6597,7 @@
                 <w:sz w:val="18"/>
                 <w:szCs w:val="18"/>
               </w:rPr>
-              <w:t xml:space="preserve">Exige definir con claridad la responsabilidad del Director frente al cliente.</w:t>
+              <w:t xml:space="preserve">Requiere definir los pasos o métodos para construir el objeto.</w:t>
             </w:r>
           </w:p>
         </w:tc>
@@ -7092,8 +8443,8 @@
         <w:tblLook w:val="04A0" w:firstRow="1" w:lastRow="0" w:firstColumn="0" w:lastColumn="0" w:noHBand="0" w:noVBand="1"/>
       </w:tblPr>
       <w:tblGrid>
-        <w:gridCol w:w="6167"/>
-        <w:gridCol w:w="7271"/>
+        <w:gridCol w:w="7274"/>
+        <w:gridCol w:w="6164"/>
       </w:tblGrid>
       <w:tr>
         <w:trPr>
@@ -7102,7 +8453,7 @@
         </w:trPr>
         <w:tc>
           <w:tcPr>
-            <w:tcW w:w="6167" w:type="dxa"/>
+            <w:tcW w:w="7274" w:type="dxa"/>
           </w:tcPr>
           <w:p>
             <w:pPr>
@@ -7123,7 +8474,7 @@
         </w:tc>
         <w:tc>
           <w:tcPr>
-            <w:tcW w:w="7271" w:type="dxa"/>
+            <w:tcW w:w="6164" w:type="dxa"/>
           </w:tcPr>
           <w:p>
             <w:pPr>
@@ -7149,7 +8500,7 @@
         </w:trPr>
         <w:tc>
           <w:tcPr>
-            <w:tcW w:w="6167" w:type="dxa"/>
+            <w:tcW w:w="7274" w:type="dxa"/>
           </w:tcPr>
           <w:p>
             <w:pPr>
@@ -7170,7 +8521,25 @@
                 <w:sz w:val="18"/>
                 <w:szCs w:val="18"/>
               </w:rPr>
-              <w:t xml:space="preserve"> inmutable: campos </w:t>
+              <w:t xml:space="preserve"> se implementó como clase </w:t>
+            </w:r>
+            <w:r>
+              <w:rPr>
+                <w:rFonts w:asciiTheme="minorHAnsi" w:hAnsiTheme="minorHAnsi" w:cstheme="minorHAnsi"/>
+                <w:b/>
+                <w:bCs/>
+                <w:sz w:val="18"/>
+                <w:szCs w:val="18"/>
+              </w:rPr>
+              <w:t xml:space="preserve">inmutable</w:t>
+            </w:r>
+            <w:r>
+              <w:rPr>
+                <w:rFonts w:asciiTheme="minorHAnsi" w:hAnsiTheme="minorHAnsi" w:cstheme="minorHAnsi"/>
+                <w:sz w:val="18"/>
+                <w:szCs w:val="18"/>
+              </w:rPr>
+              <w:t xml:space="preserve"> (campos </w:t>
             </w:r>
             <w:r>
               <w:rPr>
@@ -7205,13 +8574,30 @@
                 <w:sz w:val="18"/>
                 <w:szCs w:val="18"/>
               </w:rPr>
-              <w:t xml:space="preserve"> y mapa de características no modificable.</w:t>
+              <w:t xml:space="preserve">); el </w:t>
+            </w:r>
+            <w:r>
+              <w:rPr>
+                <w:rFonts w:ascii="Consolas" w:hAnsi="Consolas" w:cs="Consolas"/>
+                <w:color w:val="1F3864"/>
+                <w:sz w:val="18"/>
+                <w:szCs w:val="18"/>
+              </w:rPr>
+              <w:t xml:space="preserve">Map</w:t>
+            </w:r>
+            <w:r>
+              <w:rPr>
+                <w:rFonts w:asciiTheme="minorHAnsi" w:hAnsiTheme="minorHAnsi" w:cstheme="minorHAnsi"/>
+                <w:sz w:val="18"/>
+                <w:szCs w:val="18"/>
+              </w:rPr>
+              <w:t xml:space="preserve"> de características se copia y se hace no modificable.</w:t>
             </w:r>
           </w:p>
         </w:tc>
         <w:tc>
           <w:tcPr>
-            <w:tcW w:w="7271" w:type="dxa"/>
+            <w:tcW w:w="6164" w:type="dxa"/>
           </w:tcPr>
           <w:p>
             <w:pPr>
@@ -7223,7 +8609,7 @@
                 <w:sz w:val="18"/>
                 <w:szCs w:val="18"/>
               </w:rPr>
-              <w:t xml:space="preserve">Garantiza que un activo construido y validado no pueda quedar en un estado inválido.</w:t>
+              <w:t xml:space="preserve">Garantiza que un activo, una vez construido y validado, no pueda quedar inválido ni modificarse por accidente.</w:t>
             </w:r>
           </w:p>
         </w:tc>
@@ -7234,7 +8620,7 @@
         </w:trPr>
         <w:tc>
           <w:tcPr>
-            <w:tcW w:w="6167" w:type="dxa"/>
+            <w:tcW w:w="7274" w:type="dxa"/>
           </w:tcPr>
           <w:p>
             <w:pPr>
@@ -7242,20 +8628,29 @@
             </w:pPr>
             <w:r>
               <w:rPr>
-                <w:rFonts w:asciiTheme="minorHAnsi" w:hAnsiTheme="minorHAnsi" w:cstheme="minorHAnsi"/>
-                <w:sz w:val="18"/>
-                <w:szCs w:val="18"/>
-              </w:rPr>
-              <w:t xml:space="preserve">El ConcreteBuilder guarda los datos en campos temporales y crea el producto en </w:t>
-            </w:r>
-            <w:r>
-              <w:rPr>
                 <w:rFonts w:ascii="Consolas" w:hAnsi="Consolas" w:cs="Consolas"/>
                 <w:color w:val="1F3864"/>
                 <w:sz w:val="18"/>
                 <w:szCs w:val="18"/>
               </w:rPr>
-              <w:t xml:space="preserve">obtenerActivo()</w:t>
+              <w:t xml:space="preserve">ConstructorActivoFijo</w:t>
+            </w:r>
+            <w:r>
+              <w:rPr>
+                <w:rFonts w:asciiTheme="minorHAnsi" w:hAnsiTheme="minorHAnsi" w:cstheme="minorHAnsi"/>
+                <w:sz w:val="18"/>
+                <w:szCs w:val="18"/>
+              </w:rPr>
+              <w:t xml:space="preserve"> guarda los datos en campos temporales en lugar del atributo </w:t>
+            </w:r>
+            <w:r>
+              <w:rPr>
+                <w:rFonts w:ascii="Consolas" w:hAnsi="Consolas" w:cs="Consolas"/>
+                <w:color w:val="1F3864"/>
+                <w:sz w:val="18"/>
+                <w:szCs w:val="18"/>
+              </w:rPr>
+              <w:t xml:space="preserve">activo: ActivoFijo</w:t>
             </w:r>
             <w:r>
               <w:rPr>
@@ -7269,7 +8664,7 @@
         </w:tc>
         <w:tc>
           <w:tcPr>
-            <w:tcW w:w="7271" w:type="dxa"/>
+            <w:tcW w:w="6164" w:type="dxa"/>
           </w:tcPr>
           <w:p>
             <w:pPr>
@@ -7281,24 +8676,7 @@
                 <w:sz w:val="18"/>
                 <w:szCs w:val="18"/>
               </w:rPr>
-              <w:t xml:space="preserve">Consecuencia de la inmutabilidad; por ello la relación en UML es una dependencia </w:t>
-            </w:r>
-            <w:r>
-              <w:rPr>
-                <w:rFonts w:ascii="Consolas" w:hAnsi="Consolas" w:cs="Consolas"/>
-                <w:color w:val="1F3864"/>
-                <w:sz w:val="18"/>
-                <w:szCs w:val="18"/>
-              </w:rPr>
-              <w:t xml:space="preserve">&lt;&lt;create&gt;&gt;</w:t>
-            </w:r>
-            <w:r>
-              <w:rPr>
-                <w:rFonts w:asciiTheme="minorHAnsi" w:hAnsiTheme="minorHAnsi" w:cstheme="minorHAnsi"/>
-                <w:sz w:val="18"/>
-                <w:szCs w:val="18"/>
-              </w:rPr>
-              <w:t xml:space="preserve">.</w:t>
+              <w:t xml:space="preserve">Consecuencia de la inmutabilidad: el producto solo puede crearse cuando todos los datos están completos.</w:t>
             </w:r>
           </w:p>
         </w:tc>
@@ -7309,7 +8687,7 @@
         </w:trPr>
         <w:tc>
           <w:tcPr>
-            <w:tcW w:w="6167" w:type="dxa"/>
+            <w:tcW w:w="7274" w:type="dxa"/>
           </w:tcPr>
           <w:p>
             <w:pPr>
@@ -7321,7 +8699,7 @@
                 <w:sz w:val="18"/>
                 <w:szCs w:val="18"/>
               </w:rPr>
-              <w:t xml:space="preserve">Validación de obligatorios en </w:t>
+              <w:t xml:space="preserve">La relación </w:t>
             </w:r>
             <w:r>
               <w:rPr>
@@ -7330,15 +8708,33 @@
                 <w:sz w:val="18"/>
                 <w:szCs w:val="18"/>
               </w:rPr>
-              <w:t xml:space="preserve">obtenerActivo()</w:t>
-            </w:r>
-            <w:r>
-              <w:rPr>
-                <w:rFonts w:asciiTheme="minorHAnsi" w:hAnsiTheme="minorHAnsi" w:cstheme="minorHAnsi"/>
-                <w:sz w:val="18"/>
-                <w:szCs w:val="18"/>
-              </w:rPr>
-              <w:t xml:space="preserve"> con </w:t>
+              <w:t xml:space="preserve">ConstructorActivoFijo --&gt; ActivoFijo : construye</w:t>
+            </w:r>
+            <w:r>
+              <w:rPr>
+                <w:rFonts w:asciiTheme="minorHAnsi" w:hAnsiTheme="minorHAnsi" w:cstheme="minorHAnsi"/>
+                <w:sz w:val="18"/>
+                <w:szCs w:val="18"/>
+              </w:rPr>
+              <w:t xml:space="preserve"> se cambió por una </w:t>
+            </w:r>
+            <w:r>
+              <w:rPr>
+                <w:rFonts w:asciiTheme="minorHAnsi" w:hAnsiTheme="minorHAnsi" w:cstheme="minorHAnsi"/>
+                <w:b/>
+                <w:bCs/>
+                <w:sz w:val="18"/>
+                <w:szCs w:val="18"/>
+              </w:rPr>
+              <w:t xml:space="preserve">dependencia</w:t>
+            </w:r>
+            <w:r>
+              <w:rPr>
+                <w:rFonts w:asciiTheme="minorHAnsi" w:hAnsiTheme="minorHAnsi" w:cstheme="minorHAnsi"/>
+                <w:sz w:val="18"/>
+                <w:szCs w:val="18"/>
+              </w:rPr>
+              <w:t xml:space="preserve"> </w:t>
             </w:r>
             <w:r>
               <w:rPr>
@@ -7347,7 +8743,7 @@
                 <w:sz w:val="18"/>
                 <w:szCs w:val="18"/>
               </w:rPr>
-              <w:t xml:space="preserve">IllegalStateException</w:t>
+              <w:t xml:space="preserve">ConstructorActivoFijo ..&gt; ActivoFijo : &lt;&lt;create&gt;&gt;</w:t>
             </w:r>
             <w:r>
               <w:rPr>
@@ -7361,7 +8757,7 @@
         </w:tc>
         <w:tc>
           <w:tcPr>
-            <w:tcW w:w="7271" w:type="dxa"/>
+            <w:tcW w:w="6164" w:type="dxa"/>
           </w:tcPr>
           <w:p>
             <w:pPr>
@@ -7373,7 +8769,24 @@
                 <w:sz w:val="18"/>
                 <w:szCs w:val="18"/>
               </w:rPr>
-              <w:t xml:space="preserve">Cumple el requisito de entregar un objeto “correctamente configurado”.</w:t>
+              <w:t xml:space="preserve">El builder no conserva al producto como atributo; solo lo crea en </w:t>
+            </w:r>
+            <w:r>
+              <w:rPr>
+                <w:rFonts w:ascii="Consolas" w:hAnsi="Consolas" w:cs="Consolas"/>
+                <w:color w:val="1F3864"/>
+                <w:sz w:val="18"/>
+                <w:szCs w:val="18"/>
+              </w:rPr>
+              <w:t xml:space="preserve">obtenerActivo()</w:t>
+            </w:r>
+            <w:r>
+              <w:rPr>
+                <w:rFonts w:asciiTheme="minorHAnsi" w:hAnsiTheme="minorHAnsi" w:cstheme="minorHAnsi"/>
+                <w:sz w:val="18"/>
+                <w:szCs w:val="18"/>
+              </w:rPr>
+              <w:t xml:space="preserve">. Una asociación implicaría lo contrario.</w:t>
             </w:r>
           </w:p>
         </w:tc>
@@ -7384,7 +8797,7 @@
         </w:trPr>
         <w:tc>
           <w:tcPr>
-            <w:tcW w:w="6167" w:type="dxa"/>
+            <w:tcW w:w="7274" w:type="dxa"/>
           </w:tcPr>
           <w:p>
             <w:pPr>
@@ -7396,7 +8809,7 @@
                 <w:sz w:val="18"/>
                 <w:szCs w:val="18"/>
               </w:rPr>
-              <w:t xml:space="preserve">Reinicio del builder al finalizar y </w:t>
+              <w:t xml:space="preserve">Se agregaron las multiplicidades </w:t>
             </w:r>
             <w:r>
               <w:rPr>
@@ -7405,21 +8818,106 @@
                 <w:sz w:val="18"/>
                 <w:szCs w:val="18"/>
               </w:rPr>
-              <w:t xml:space="preserve">iniciarConstruccion()</w:t>
-            </w:r>
-            <w:r>
-              <w:rPr>
-                <w:rFonts w:asciiTheme="minorHAnsi" w:hAnsiTheme="minorHAnsi" w:cstheme="minorHAnsi"/>
-                <w:sz w:val="18"/>
-                <w:szCs w:val="18"/>
-              </w:rPr>
-              <w:t xml:space="preserve"> en el Director.</w:t>
+              <w:t xml:space="preserve">*</w:t>
+            </w:r>
+            <w:r>
+              <w:rPr>
+                <w:rFonts w:asciiTheme="minorHAnsi" w:hAnsiTheme="minorHAnsi" w:cstheme="minorHAnsi"/>
+                <w:sz w:val="18"/>
+                <w:szCs w:val="18"/>
+              </w:rPr>
+              <w:t xml:space="preserve"> → </w:t>
+            </w:r>
+            <w:r>
+              <w:rPr>
+                <w:rFonts w:ascii="Consolas" w:hAnsi="Consolas" w:cs="Consolas"/>
+                <w:color w:val="1F3864"/>
+                <w:sz w:val="18"/>
+                <w:szCs w:val="18"/>
+              </w:rPr>
+              <w:t xml:space="preserve">1</w:t>
+            </w:r>
+            <w:r>
+              <w:rPr>
+                <w:rFonts w:asciiTheme="minorHAnsi" w:hAnsiTheme="minorHAnsi" w:cstheme="minorHAnsi"/>
+                <w:sz w:val="18"/>
+                <w:szCs w:val="18"/>
+              </w:rPr>
+              <w:t xml:space="preserve"> entre </w:t>
+            </w:r>
+            <w:r>
+              <w:rPr>
+                <w:rFonts w:ascii="Consolas" w:hAnsi="Consolas" w:cs="Consolas"/>
+                <w:color w:val="1F3864"/>
+                <w:sz w:val="18"/>
+                <w:szCs w:val="18"/>
+              </w:rPr>
+              <w:t xml:space="preserve">DirectorActivoFijo</w:t>
+            </w:r>
+            <w:r>
+              <w:rPr>
+                <w:rFonts w:asciiTheme="minorHAnsi" w:hAnsiTheme="minorHAnsi" w:cstheme="minorHAnsi"/>
+                <w:sz w:val="18"/>
+                <w:szCs w:val="18"/>
+              </w:rPr>
+              <w:t xml:space="preserve"> y </w:t>
+            </w:r>
+            <w:r>
+              <w:rPr>
+                <w:rFonts w:ascii="Consolas" w:hAnsi="Consolas" w:cs="Consolas"/>
+                <w:color w:val="1F3864"/>
+                <w:sz w:val="18"/>
+                <w:szCs w:val="18"/>
+              </w:rPr>
+              <w:t xml:space="preserve">ActivoFijoBuilder</w:t>
+            </w:r>
+            <w:r>
+              <w:rPr>
+                <w:rFonts w:asciiTheme="minorHAnsi" w:hAnsiTheme="minorHAnsi" w:cstheme="minorHAnsi"/>
+                <w:sz w:val="18"/>
+                <w:szCs w:val="18"/>
+              </w:rPr>
+              <w:t xml:space="preserve">, y entre </w:t>
+            </w:r>
+            <w:r>
+              <w:rPr>
+                <w:rFonts w:ascii="Consolas" w:hAnsi="Consolas" w:cs="Consolas"/>
+                <w:color w:val="1F3864"/>
+                <w:sz w:val="18"/>
+                <w:szCs w:val="18"/>
+              </w:rPr>
+              <w:t xml:space="preserve">ConstructorActivoFijo</w:t>
+            </w:r>
+            <w:r>
+              <w:rPr>
+                <w:rFonts w:asciiTheme="minorHAnsi" w:hAnsiTheme="minorHAnsi" w:cstheme="minorHAnsi"/>
+                <w:sz w:val="18"/>
+                <w:szCs w:val="18"/>
+              </w:rPr>
+              <w:t xml:space="preserve"> y </w:t>
+            </w:r>
+            <w:r>
+              <w:rPr>
+                <w:rFonts w:ascii="Consolas" w:hAnsi="Consolas" w:cs="Consolas"/>
+                <w:color w:val="1F3864"/>
+                <w:sz w:val="18"/>
+                <w:szCs w:val="18"/>
+              </w:rPr>
+              <w:t xml:space="preserve">ActivoFijo</w:t>
+            </w:r>
+            <w:r>
+              <w:rPr>
+                <w:rFonts w:asciiTheme="minorHAnsi" w:hAnsiTheme="minorHAnsi" w:cstheme="minorHAnsi"/>
+                <w:sz w:val="18"/>
+                <w:szCs w:val="18"/>
+              </w:rPr>
+              <w:t xml:space="preserve">.</w:t>
             </w:r>
           </w:p>
         </w:tc>
         <w:tc>
           <w:tcPr>
-            <w:tcW w:w="7271" w:type="dxa"/>
+            <w:tcW w:w="6164" w:type="dxa"/>
           </w:tcPr>
           <w:p>
             <w:pPr>
@@ -7431,7 +8929,24 @@
                 <w:sz w:val="18"/>
                 <w:szCs w:val="18"/>
               </w:rPr>
-              <w:t xml:space="preserve">Permite reutilizar el builder sin arrastrar datos del activo anterior.</w:t>
+              <w:t xml:space="preserve">Alinea el diagrama con la estructura del patrón Builder del material de la asignatura (Unidad 01, sección 03), donde la flecha punteada </w:t>
+            </w:r>
+            <w:r>
+              <w:rPr>
+                <w:rFonts w:ascii="Consolas" w:hAnsi="Consolas" w:cs="Consolas"/>
+                <w:color w:val="1F3864"/>
+                <w:sz w:val="18"/>
+                <w:szCs w:val="18"/>
+              </w:rPr>
+              <w:t xml:space="preserve">&lt;&lt;create&gt;&gt;</w:t>
+            </w:r>
+            <w:r>
+              <w:rPr>
+                <w:rFonts w:asciiTheme="minorHAnsi" w:hAnsiTheme="minorHAnsi" w:cstheme="minorHAnsi"/>
+                <w:sz w:val="18"/>
+                <w:szCs w:val="18"/>
+              </w:rPr>
+              <w:t xml:space="preserve"> va de ConcreteBuilder a Producto.</w:t>
             </w:r>
           </w:p>
         </w:tc>
@@ -7442,7 +8957,7 @@
         </w:trPr>
         <w:tc>
           <w:tcPr>
-            <w:tcW w:w="6167" w:type="dxa"/>
+            <w:tcW w:w="7274" w:type="dxa"/>
           </w:tcPr>
           <w:p>
             <w:pPr>
@@ -7450,43 +8965,34 @@
             </w:pPr>
             <w:r>
               <w:rPr>
+                <w:rFonts w:asciiTheme="minorHAnsi" w:hAnsiTheme="minorHAnsi" w:cstheme="minorHAnsi"/>
+                <w:sz w:val="18"/>
+                <w:szCs w:val="18"/>
+              </w:rPr>
+              <w:t xml:space="preserve">En el diagrama de </w:t>
+            </w:r>
+            <w:r>
+              <w:rPr>
                 <w:rFonts w:ascii="Consolas" w:hAnsi="Consolas" w:cs="Consolas"/>
                 <w:color w:val="1F3864"/>
                 <w:sz w:val="18"/>
                 <w:szCs w:val="18"/>
               </w:rPr>
-              <w:t xml:space="preserve">establecerGarantia</w:t>
-            </w:r>
-            <w:r>
-              <w:rPr>
-                <w:rFonts w:asciiTheme="minorHAnsi" w:hAnsiTheme="minorHAnsi" w:cstheme="minorHAnsi"/>
-                <w:sz w:val="18"/>
-                <w:szCs w:val="18"/>
-              </w:rPr>
-              <w:t xml:space="preserve"> rechaza valores negativos y </w:t>
-            </w:r>
-            <w:r>
-              <w:rPr>
-                <w:rFonts w:ascii="Consolas" w:hAnsi="Consolas" w:cs="Consolas"/>
-                <w:color w:val="1F3864"/>
-                <w:sz w:val="18"/>
-                <w:szCs w:val="18"/>
-              </w:rPr>
-              <w:t xml:space="preserve">establecerCaracteristica</w:t>
-            </w:r>
-            <w:r>
-              <w:rPr>
-                <w:rFonts w:asciiTheme="minorHAnsi" w:hAnsiTheme="minorHAnsi" w:cstheme="minorHAnsi"/>
-                <w:sz w:val="18"/>
-                <w:szCs w:val="18"/>
-              </w:rPr>
-              <w:t xml:space="preserve"> rechaza claves vacías.</w:t>
+              <w:t xml:space="preserve">ConstructorActivoFijo</w:t>
+            </w:r>
+            <w:r>
+              <w:rPr>
+                <w:rFonts w:asciiTheme="minorHAnsi" w:hAnsiTheme="minorHAnsi" w:cstheme="minorHAnsi"/>
+                <w:sz w:val="18"/>
+                <w:szCs w:val="18"/>
+              </w:rPr>
+              <w:t xml:space="preserve"> se listaron los campos temporales y se actualizó su nota.</w:t>
             </w:r>
           </w:p>
         </w:tc>
         <w:tc>
           <w:tcPr>
-            <w:tcW w:w="7271" w:type="dxa"/>
+            <w:tcW w:w="6164" w:type="dxa"/>
           </w:tcPr>
           <w:p>
             <w:pPr>
@@ -7498,7 +9004,24 @@
                 <w:sz w:val="18"/>
                 <w:szCs w:val="18"/>
               </w:rPr>
-              <w:t xml:space="preserve">Evita datos opcionales incoherentes.</w:t>
+              <w:t xml:space="preserve">El ConcreteBuilder mantiene la representación que se está construyendo, valida los obligatorios y crea el producto en </w:t>
+            </w:r>
+            <w:r>
+              <w:rPr>
+                <w:rFonts w:ascii="Consolas" w:hAnsi="Consolas" w:cs="Consolas"/>
+                <w:color w:val="1F3864"/>
+                <w:sz w:val="18"/>
+                <w:szCs w:val="18"/>
+              </w:rPr>
+              <w:t xml:space="preserve">obtenerActivo()</w:t>
+            </w:r>
+            <w:r>
+              <w:rPr>
+                <w:rFonts w:asciiTheme="minorHAnsi" w:hAnsiTheme="minorHAnsi" w:cstheme="minorHAnsi"/>
+                <w:sz w:val="18"/>
+                <w:szCs w:val="18"/>
+              </w:rPr>
+              <w:t xml:space="preserve">.</w:t>
             </w:r>
           </w:p>
         </w:tc>
@@ -7509,7 +9032,7 @@
         </w:trPr>
         <w:tc>
           <w:tcPr>
-            <w:tcW w:w="6167" w:type="dxa"/>
+            <w:tcW w:w="7274" w:type="dxa"/>
           </w:tcPr>
           <w:p>
             <w:pPr>
@@ -7517,34 +9040,77 @@
             </w:pPr>
             <w:r>
               <w:rPr>
-                <w:rFonts w:asciiTheme="minorHAnsi" w:hAnsiTheme="minorHAnsi" w:cstheme="minorHAnsi"/>
-                <w:sz w:val="18"/>
-                <w:szCs w:val="18"/>
-              </w:rPr>
-              <w:t xml:space="preserve">Métodos del builder con retorno </w:t>
-            </w:r>
-            <w:r>
-              <w:rPr>
                 <w:rFonts w:ascii="Consolas" w:hAnsi="Consolas" w:cs="Consolas"/>
                 <w:color w:val="1F3864"/>
                 <w:sz w:val="18"/>
                 <w:szCs w:val="18"/>
               </w:rPr>
-              <w:t xml:space="preserve">void</w:t>
-            </w:r>
-            <w:r>
-              <w:rPr>
-                <w:rFonts w:asciiTheme="minorHAnsi" w:hAnsiTheme="minorHAnsi" w:cstheme="minorHAnsi"/>
-                <w:sz w:val="18"/>
-                <w:szCs w:val="18"/>
-              </w:rPr>
-              <w:t xml:space="preserve"> (estilo clásico, no encadenado).</w:t>
+              <w:t xml:space="preserve">Decimal</w:t>
+            </w:r>
+            <w:r>
+              <w:rPr>
+                <w:rFonts w:asciiTheme="minorHAnsi" w:hAnsiTheme="minorHAnsi" w:cstheme="minorHAnsi"/>
+                <w:sz w:val="18"/>
+                <w:szCs w:val="18"/>
+              </w:rPr>
+              <w:t xml:space="preserve"> se reemplazó por </w:t>
+            </w:r>
+            <w:r>
+              <w:rPr>
+                <w:rFonts w:ascii="Consolas" w:hAnsi="Consolas" w:cs="Consolas"/>
+                <w:color w:val="1F3864"/>
+                <w:sz w:val="18"/>
+                <w:szCs w:val="18"/>
+              </w:rPr>
+              <w:t xml:space="preserve">BigDecimal</w:t>
+            </w:r>
+            <w:r>
+              <w:rPr>
+                <w:rFonts w:asciiTheme="minorHAnsi" w:hAnsiTheme="minorHAnsi" w:cstheme="minorHAnsi"/>
+                <w:sz w:val="18"/>
+                <w:szCs w:val="18"/>
+              </w:rPr>
+              <w:t xml:space="preserve"> y </w:t>
+            </w:r>
+            <w:r>
+              <w:rPr>
+                <w:rFonts w:ascii="Consolas" w:hAnsi="Consolas" w:cs="Consolas"/>
+                <w:color w:val="1F3864"/>
+                <w:sz w:val="18"/>
+                <w:szCs w:val="18"/>
+              </w:rPr>
+              <w:t xml:space="preserve">Date</w:t>
+            </w:r>
+            <w:r>
+              <w:rPr>
+                <w:rFonts w:asciiTheme="minorHAnsi" w:hAnsiTheme="minorHAnsi" w:cstheme="minorHAnsi"/>
+                <w:sz w:val="18"/>
+                <w:szCs w:val="18"/>
+              </w:rPr>
+              <w:t xml:space="preserve"> por </w:t>
+            </w:r>
+            <w:r>
+              <w:rPr>
+                <w:rFonts w:ascii="Consolas" w:hAnsi="Consolas" w:cs="Consolas"/>
+                <w:color w:val="1F3864"/>
+                <w:sz w:val="18"/>
+                <w:szCs w:val="18"/>
+              </w:rPr>
+              <w:t xml:space="preserve">LocalDate</w:t>
+            </w:r>
+            <w:r>
+              <w:rPr>
+                <w:rFonts w:asciiTheme="minorHAnsi" w:hAnsiTheme="minorHAnsi" w:cstheme="minorHAnsi"/>
+                <w:sz w:val="18"/>
+                <w:szCs w:val="18"/>
+              </w:rPr>
+              <w:t xml:space="preserve">.</w:t>
             </w:r>
           </w:p>
         </w:tc>
         <w:tc>
           <w:tcPr>
-            <w:tcW w:w="7271" w:type="dxa"/>
+            <w:tcW w:w="6164" w:type="dxa"/>
           </w:tcPr>
           <w:p>
             <w:pPr>
@@ -7556,7 +9122,374 @@
                 <w:sz w:val="18"/>
                 <w:szCs w:val="18"/>
               </w:rPr>
-              <w:t xml:space="preserve">Mantiene la estructura de Gamma et al. (1994) con Director; la variante fluida de Bloch (2018) volvería innecesario al Director.</w:t>
+              <w:t xml:space="preserve">Son los tipos de Java adecuados para valores monetarios y fechas.</w:t>
+            </w:r>
+          </w:p>
+        </w:tc>
+      </w:tr>
+      <w:tr>
+        <w:trPr>
+          <w:cantSplit/>
+        </w:trPr>
+        <w:tc>
+          <w:tcPr>
+            <w:tcW w:w="7274" w:type="dxa"/>
+          </w:tcPr>
+          <w:p>
+            <w:pPr>
+              <w:spacing w:before="40" w:after="40" w:line="252" w:lineRule="auto"/>
+            </w:pPr>
+            <w:r>
+              <w:rPr>
+                <w:rFonts w:ascii="Consolas" w:hAnsi="Consolas" w:cs="Consolas"/>
+                <w:color w:val="1F3864"/>
+                <w:sz w:val="18"/>
+                <w:szCs w:val="18"/>
+              </w:rPr>
+              <w:t xml:space="preserve">obtenerActivo()</w:t>
+            </w:r>
+            <w:r>
+              <w:rPr>
+                <w:rFonts w:asciiTheme="minorHAnsi" w:hAnsiTheme="minorHAnsi" w:cstheme="minorHAnsi"/>
+                <w:sz w:val="18"/>
+                <w:szCs w:val="18"/>
+              </w:rPr>
+              <w:t xml:space="preserve"> valida los atributos obligatorios (código, nombre y precio mayor que cero) y lanza </w:t>
+            </w:r>
+            <w:r>
+              <w:rPr>
+                <w:rFonts w:ascii="Consolas" w:hAnsi="Consolas" w:cs="Consolas"/>
+                <w:color w:val="1F3864"/>
+                <w:sz w:val="18"/>
+                <w:szCs w:val="18"/>
+              </w:rPr>
+              <w:t xml:space="preserve">IllegalStateException</w:t>
+            </w:r>
+            <w:r>
+              <w:rPr>
+                <w:rFonts w:asciiTheme="minorHAnsi" w:hAnsiTheme="minorHAnsi" w:cstheme="minorHAnsi"/>
+                <w:sz w:val="18"/>
+                <w:szCs w:val="18"/>
+              </w:rPr>
+              <w:t xml:space="preserve"> si faltan.</w:t>
+            </w:r>
+          </w:p>
+        </w:tc>
+        <w:tc>
+          <w:tcPr>
+            <w:tcW w:w="6164" w:type="dxa"/>
+          </w:tcPr>
+          <w:p>
+            <w:pPr>
+              <w:spacing w:before="40" w:after="40" w:line="252" w:lineRule="auto"/>
+            </w:pPr>
+            <w:r>
+              <w:rPr>
+                <w:rFonts w:asciiTheme="minorHAnsi" w:hAnsiTheme="minorHAnsi" w:cstheme="minorHAnsi"/>
+                <w:sz w:val="18"/>
+                <w:szCs w:val="18"/>
+              </w:rPr>
+              <w:t xml:space="preserve">Cumple el requisito de entregar un objeto “correctamente configurado” y controla los obligatorios, limitación identificada en el análisis.</w:t>
+            </w:r>
+          </w:p>
+        </w:tc>
+      </w:tr>
+      <w:tr>
+        <w:trPr>
+          <w:cantSplit/>
+        </w:trPr>
+        <w:tc>
+          <w:tcPr>
+            <w:tcW w:w="7274" w:type="dxa"/>
+          </w:tcPr>
+          <w:p>
+            <w:pPr>
+              <w:spacing w:before="40" w:after="40" w:line="252" w:lineRule="auto"/>
+            </w:pPr>
+            <w:r>
+              <w:rPr>
+                <w:rFonts w:ascii="Consolas" w:hAnsi="Consolas" w:cs="Consolas"/>
+                <w:color w:val="1F3864"/>
+                <w:sz w:val="18"/>
+                <w:szCs w:val="18"/>
+              </w:rPr>
+              <w:t xml:space="preserve">obtenerActivo()</w:t>
+            </w:r>
+            <w:r>
+              <w:rPr>
+                <w:rFonts w:asciiTheme="minorHAnsi" w:hAnsiTheme="minorHAnsi" w:cstheme="minorHAnsi"/>
+                <w:sz w:val="18"/>
+                <w:szCs w:val="18"/>
+              </w:rPr>
+              <w:t xml:space="preserve"> reinicia el builder al terminar.</w:t>
+            </w:r>
+          </w:p>
+        </w:tc>
+        <w:tc>
+          <w:tcPr>
+            <w:tcW w:w="6164" w:type="dxa"/>
+          </w:tcPr>
+          <w:p>
+            <w:pPr>
+              <w:spacing w:before="40" w:after="40" w:line="252" w:lineRule="auto"/>
+            </w:pPr>
+            <w:r>
+              <w:rPr>
+                <w:rFonts w:asciiTheme="minorHAnsi" w:hAnsiTheme="minorHAnsi" w:cstheme="minorHAnsi"/>
+                <w:sz w:val="18"/>
+                <w:szCs w:val="18"/>
+              </w:rPr>
+              <w:t xml:space="preserve">Permite construir otro activo con el mismo builder sin arrastrar datos del anterior.</w:t>
+            </w:r>
+          </w:p>
+        </w:tc>
+      </w:tr>
+      <w:tr>
+        <w:trPr>
+          <w:cantSplit/>
+        </w:trPr>
+        <w:tc>
+          <w:tcPr>
+            <w:tcW w:w="7274" w:type="dxa"/>
+          </w:tcPr>
+          <w:p>
+            <w:pPr>
+              <w:spacing w:before="40" w:after="40" w:line="252" w:lineRule="auto"/>
+            </w:pPr>
+            <w:r>
+              <w:rPr>
+                <w:rFonts w:ascii="Consolas" w:hAnsi="Consolas" w:cs="Consolas"/>
+                <w:color w:val="1F3864"/>
+                <w:sz w:val="18"/>
+                <w:szCs w:val="18"/>
+              </w:rPr>
+              <w:t xml:space="preserve">establecerGarantia</w:t>
+            </w:r>
+            <w:r>
+              <w:rPr>
+                <w:rFonts w:asciiTheme="minorHAnsi" w:hAnsiTheme="minorHAnsi" w:cstheme="minorHAnsi"/>
+                <w:sz w:val="18"/>
+                <w:szCs w:val="18"/>
+              </w:rPr>
+              <w:t xml:space="preserve"> rechaza valores negativos y </w:t>
+            </w:r>
+            <w:r>
+              <w:rPr>
+                <w:rFonts w:ascii="Consolas" w:hAnsi="Consolas" w:cs="Consolas"/>
+                <w:color w:val="1F3864"/>
+                <w:sz w:val="18"/>
+                <w:szCs w:val="18"/>
+              </w:rPr>
+              <w:t xml:space="preserve">establecerCaracteristica</w:t>
+            </w:r>
+            <w:r>
+              <w:rPr>
+                <w:rFonts w:asciiTheme="minorHAnsi" w:hAnsiTheme="minorHAnsi" w:cstheme="minorHAnsi"/>
+                <w:sz w:val="18"/>
+                <w:szCs w:val="18"/>
+              </w:rPr>
+              <w:t xml:space="preserve"> rechaza claves vacías.</w:t>
+            </w:r>
+          </w:p>
+        </w:tc>
+        <w:tc>
+          <w:tcPr>
+            <w:tcW w:w="6164" w:type="dxa"/>
+          </w:tcPr>
+          <w:p>
+            <w:pPr>
+              <w:spacing w:before="40" w:after="40" w:line="252" w:lineRule="auto"/>
+            </w:pPr>
+            <w:r>
+              <w:rPr>
+                <w:rFonts w:asciiTheme="minorHAnsi" w:hAnsiTheme="minorHAnsi" w:cstheme="minorHAnsi"/>
+                <w:sz w:val="18"/>
+                <w:szCs w:val="18"/>
+              </w:rPr>
+              <w:t xml:space="preserve">Evita datos opcionales incoherentes.</w:t>
+            </w:r>
+          </w:p>
+        </w:tc>
+      </w:tr>
+      <w:tr>
+        <w:trPr>
+          <w:cantSplit/>
+        </w:trPr>
+        <w:tc>
+          <w:tcPr>
+            <w:tcW w:w="7274" w:type="dxa"/>
+          </w:tcPr>
+          <w:p>
+            <w:pPr>
+              <w:spacing w:before="40" w:after="40" w:line="252" w:lineRule="auto"/>
+            </w:pPr>
+            <w:r>
+              <w:rPr>
+                <w:rFonts w:ascii="Consolas" w:hAnsi="Consolas" w:cs="Consolas"/>
+                <w:color w:val="1F3864"/>
+                <w:sz w:val="18"/>
+                <w:szCs w:val="18"/>
+              </w:rPr>
+              <w:t xml:space="preserve">DirectorActivoFijo.construirBase()</w:t>
+            </w:r>
+            <w:r>
+              <w:rPr>
+                <w:rFonts w:asciiTheme="minorHAnsi" w:hAnsiTheme="minorHAnsi" w:cstheme="minorHAnsi"/>
+                <w:sz w:val="18"/>
+                <w:szCs w:val="18"/>
+              </w:rPr>
+              <w:t xml:space="preserve"> invoca </w:t>
+            </w:r>
+            <w:r>
+              <w:rPr>
+                <w:rFonts w:ascii="Consolas" w:hAnsi="Consolas" w:cs="Consolas"/>
+                <w:color w:val="1F3864"/>
+                <w:sz w:val="18"/>
+                <w:szCs w:val="18"/>
+              </w:rPr>
+              <w:t xml:space="preserve">iniciarConstruccion()</w:t>
+            </w:r>
+            <w:r>
+              <w:rPr>
+                <w:rFonts w:asciiTheme="minorHAnsi" w:hAnsiTheme="minorHAnsi" w:cstheme="minorHAnsi"/>
+                <w:sz w:val="18"/>
+                <w:szCs w:val="18"/>
+              </w:rPr>
+              <w:t xml:space="preserve"> antes de fijar los obligatorios, y el constructor del Director valida que el builder no sea nulo.</w:t>
+            </w:r>
+          </w:p>
+        </w:tc>
+        <w:tc>
+          <w:tcPr>
+            <w:tcW w:w="6164" w:type="dxa"/>
+          </w:tcPr>
+          <w:p>
+            <w:pPr>
+              <w:spacing w:before="40" w:after="40" w:line="252" w:lineRule="auto"/>
+            </w:pPr>
+            <w:r>
+              <w:rPr>
+                <w:rFonts w:asciiTheme="minorHAnsi" w:hAnsiTheme="minorHAnsi" w:cstheme="minorHAnsi"/>
+                <w:sz w:val="18"/>
+                <w:szCs w:val="18"/>
+              </w:rPr>
+              <w:t xml:space="preserve">Asegura que cada construcción parta de un estado limpio.</w:t>
+            </w:r>
+          </w:p>
+        </w:tc>
+      </w:tr>
+      <w:tr>
+        <w:trPr>
+          <w:cantSplit/>
+        </w:trPr>
+        <w:tc>
+          <w:tcPr>
+            <w:tcW w:w="7274" w:type="dxa"/>
+          </w:tcPr>
+          <w:p>
+            <w:pPr>
+              <w:spacing w:before="40" w:after="40" w:line="252" w:lineRule="auto"/>
+            </w:pPr>
+            <w:r>
+              <w:rPr>
+                <w:rFonts w:asciiTheme="minorHAnsi" w:hAnsiTheme="minorHAnsi" w:cstheme="minorHAnsi"/>
+                <w:sz w:val="18"/>
+                <w:szCs w:val="18"/>
+              </w:rPr>
+              <w:t xml:space="preserve">Los métodos del builder se mantienen como </w:t>
+            </w:r>
+            <w:r>
+              <w:rPr>
+                <w:rFonts w:ascii="Consolas" w:hAnsi="Consolas" w:cs="Consolas"/>
+                <w:color w:val="1F3864"/>
+                <w:sz w:val="18"/>
+                <w:szCs w:val="18"/>
+              </w:rPr>
+              <w:t xml:space="preserve">void</w:t>
+            </w:r>
+            <w:r>
+              <w:rPr>
+                <w:rFonts w:asciiTheme="minorHAnsi" w:hAnsiTheme="minorHAnsi" w:cstheme="minorHAnsi"/>
+                <w:sz w:val="18"/>
+                <w:szCs w:val="18"/>
+              </w:rPr>
+              <w:t xml:space="preserve"> (builder clásico).</w:t>
+            </w:r>
+          </w:p>
+        </w:tc>
+        <w:tc>
+          <w:tcPr>
+            <w:tcW w:w="6164" w:type="dxa"/>
+          </w:tcPr>
+          <w:p>
+            <w:pPr>
+              <w:spacing w:before="40" w:after="40" w:line="252" w:lineRule="auto"/>
+            </w:pPr>
+            <w:r>
+              <w:rPr>
+                <w:rFonts w:asciiTheme="minorHAnsi" w:hAnsiTheme="minorHAnsi" w:cstheme="minorHAnsi"/>
+                <w:sz w:val="18"/>
+                <w:szCs w:val="18"/>
+              </w:rPr>
+              <w:t xml:space="preserve">Coincide con el diagrama y con la participación del Director; el estilo encadenado (variante moderna de Bloch, 2018) haría innecesario al Director.</w:t>
+            </w:r>
+          </w:p>
+        </w:tc>
+      </w:tr>
+      <w:tr>
+        <w:trPr>
+          <w:cantSplit/>
+        </w:trPr>
+        <w:tc>
+          <w:tcPr>
+            <w:tcW w:w="7274" w:type="dxa"/>
+          </w:tcPr>
+          <w:p>
+            <w:pPr>
+              <w:spacing w:before="40" w:after="40" w:line="252" w:lineRule="auto"/>
+            </w:pPr>
+            <w:r>
+              <w:rPr>
+                <w:rFonts w:asciiTheme="minorHAnsi" w:hAnsiTheme="minorHAnsi" w:cstheme="minorHAnsi"/>
+                <w:sz w:val="18"/>
+                <w:szCs w:val="18"/>
+              </w:rPr>
+              <w:t xml:space="preserve">Se agregó </w:t>
+            </w:r>
+            <w:r>
+              <w:rPr>
+                <w:rFonts w:ascii="Consolas" w:hAnsi="Consolas" w:cs="Consolas"/>
+                <w:color w:val="1F3864"/>
+                <w:sz w:val="18"/>
+                <w:szCs w:val="18"/>
+              </w:rPr>
+              <w:t xml:space="preserve">Main.java</w:t>
+            </w:r>
+            <w:r>
+              <w:rPr>
+                <w:rFonts w:asciiTheme="minorHAnsi" w:hAnsiTheme="minorHAnsi" w:cstheme="minorHAnsi"/>
+                <w:sz w:val="18"/>
+                <w:szCs w:val="18"/>
+              </w:rPr>
+              <w:t xml:space="preserve">, que usa el Director para la base y el builder directamente para los opcionales y las características técnicas.</w:t>
+            </w:r>
+          </w:p>
+        </w:tc>
+        <w:tc>
+          <w:tcPr>
+            <w:tcW w:w="6164" w:type="dxa"/>
+          </w:tcPr>
+          <w:p>
+            <w:pPr>
+              <w:spacing w:before="40" w:after="40" w:line="252" w:lineRule="auto"/>
+            </w:pPr>
+            <w:r>
+              <w:rPr>
+                <w:rFonts w:asciiTheme="minorHAnsi" w:hAnsiTheme="minorHAnsi" w:cstheme="minorHAnsi"/>
+                <w:sz w:val="18"/>
+                <w:szCs w:val="18"/>
+              </w:rPr>
+              <w:t xml:space="preserve">Demuestra la construcción paso a paso que pide el enunciado.</w:t>
             </w:r>
           </w:p>
         </w:tc>
@@ -7632,7 +9565,7 @@
             <w:sz w:val="20"/>
             <w:szCs w:val="20"/>
           </w:rPr>
-          <w:t xml:space="preserve">enlace a la conversación</w:t>
+          <w:t xml:space="preserve">https://chatgpt.com/share/6ac90712-ac80-83e9-a6c9-04948b7a77bd</w:t>
         </w:r>
       </w:hyperlink>
       <w:r>
@@ -7658,12 +9591,10 @@
       <w:r>
         <w:rPr>
           <w:rFonts w:asciiTheme="minorHAnsi" w:hAnsiTheme="minorHAnsi" w:cstheme="minorHAnsi"/>
-          <w:i/>
-          <w:iCs/>
           <w:sz w:val="18"/>
           <w:szCs w:val="18"/>
         </w:rPr>
-        <w:t xml:space="preserve">Actúa como un asistente especializado en patrones de diseño de software y modelado UML. Estoy desarrollando una actividad académica sobre patrones creacionales. Para el segundo escenario he seleccionado el patrón Builder y ya realicé un análisis previo del problema.</w:t>
+        <w:t xml:space="preserve">Actúa como un asistente especializado en patrones de diseño de software y modelado UML.</w:t>
       </w:r>
     </w:p>
     <w:p>
@@ -7680,12 +9611,28 @@
       <w:r>
         <w:rPr>
           <w:rFonts w:asciiTheme="minorHAnsi" w:hAnsiTheme="minorHAnsi" w:cstheme="minorHAnsi"/>
-          <w:i/>
-          <w:iCs/>
           <w:sz w:val="18"/>
           <w:szCs w:val="18"/>
         </w:rPr>
-        <w:t xml:space="preserve">Objetivo: necesito que revises mi análisis y me ayudes a elaborar una propuesta de diagrama de clases UML utilizando el patrón Builder en su estructura tradicional.</w:t>
+        <w:t xml:space="preserve">Estoy desarrollando una actividad académica sobre patrones creacionales. Para el segundo escenario he seleccionado el patrón </w:t>
+      </w:r>
+      <w:r>
+        <w:rPr>
+          <w:rFonts w:asciiTheme="minorHAnsi" w:hAnsiTheme="minorHAnsi" w:cstheme="minorHAnsi"/>
+          <w:b/>
+          <w:bCs/>
+          <w:sz w:val="18"/>
+          <w:szCs w:val="18"/>
+        </w:rPr>
+        <w:t xml:space="preserve">Builder</w:t>
+      </w:r>
+      <w:r>
+        <w:rPr>
+          <w:rFonts w:asciiTheme="minorHAnsi" w:hAnsiTheme="minorHAnsi" w:cstheme="minorHAnsi"/>
+          <w:sz w:val="18"/>
+          <w:szCs w:val="18"/>
+        </w:rPr>
+        <w:t xml:space="preserve"> y ya realicé un análisis previo del problema.</w:t>
       </w:r>
     </w:p>
     <w:p>
@@ -7702,12 +9649,20 @@
       <w:r>
         <w:rPr>
           <w:rFonts w:asciiTheme="minorHAnsi" w:hAnsiTheme="minorHAnsi" w:cstheme="minorHAnsi"/>
-          <w:i/>
-          <w:iCs/>
+          <w:b/>
+          <w:bCs/>
           <w:sz w:val="18"/>
           <w:szCs w:val="18"/>
         </w:rPr>
-        <w:t xml:space="preserve">Instrucciones: (1) revisa el enunciado y compáralo con mi análisis; (2) evalúa si Builder es adecuado; (3) propón las clases según la estructura tradicional: Product, Builder, ConcreteBuilder y Director; (4) identifica atributos y métodos principales; (5) explica cómo se manejarán los atributos obligatorios y opcionales; (6) explica las relaciones UML entre las clases; (7) genera una propuesta en PlantUML; (8) justifica las decisiones de diseño; (9) identifica limitaciones o mejoras.</w:t>
+        <w:t xml:space="preserve">Objetivo:</w:t>
+      </w:r>
+      <w:r>
+        <w:rPr>
+          <w:rFonts w:asciiTheme="minorHAnsi" w:hAnsiTheme="minorHAnsi" w:cstheme="minorHAnsi"/>
+          <w:sz w:val="18"/>
+          <w:szCs w:val="18"/>
+        </w:rPr>
+        <w:t xml:space="preserve"> Necesito que revises mi análisis y me ayudes a elaborar una propuesta de diagrama de clases UML utilizando el patrón Builder en su estructura tradicional.</w:t>
       </w:r>
     </w:p>
     <w:p>
@@ -7724,12 +9679,404 @@
       <w:r>
         <w:rPr>
           <w:rFonts w:asciiTheme="minorHAnsi" w:hAnsiTheme="minorHAnsi" w:cstheme="minorHAnsi"/>
-          <w:i/>
-          <w:iCs/>
+          <w:b/>
+          <w:bCs/>
           <w:sz w:val="18"/>
           <w:szCs w:val="18"/>
         </w:rPr>
-        <w:t xml:space="preserve">Consideraciones: utiliza un lenguaje sencillo; no agregues clases innecesarias; respeta la estructura tradicional de Builder del material académico; considera inicialmente ActivoFijo (Product), ActivoFijoBuilder (Builder), ConstructorActivoFijo (ConcreteBuilder) y DirectorActivoFijo (Director), pero evalúa si sus responsabilidades son adecuadas; no crees una clase por cada tipo de activo salvo que el enunciado lo justifique; no inventes requisitos; no generes código todavía.</w:t>
+        <w:t xml:space="preserve">Instrucciones:</w:t>
+      </w:r>
+    </w:p>
+    <w:p>
+      <w:pPr>
+        <w:keepNext/>
+        <w:keepLines/>
+        <w:pBdr>
+          <w:left w:val="single" w:sz="18" w:space="8" w:color="2F5496"/>
+        </w:pBdr>
+        <w:shd w:val="clear" w:color="auto" w:fill="F2F2F2"/>
+        <w:spacing w:before="0" w:after="0" w:line="276" w:lineRule="auto"/>
+        <w:ind w:left="360" w:right="113"/>
+      </w:pPr>
+      <w:r>
+        <w:rPr>
+          <w:rFonts w:asciiTheme="minorHAnsi" w:hAnsiTheme="minorHAnsi" w:cstheme="minorHAnsi"/>
+          <w:sz w:val="18"/>
+          <w:szCs w:val="18"/>
+        </w:rPr>
+        <w:t xml:space="preserve">1. Revisa el enunciado original y compáralo con mi análisis para identificar posibles errores, requisitos faltantes o aspectos que deban aclararse.</w:t>
+      </w:r>
+    </w:p>
+    <w:p>
+      <w:pPr>
+        <w:keepNext/>
+        <w:keepLines/>
+        <w:pBdr>
+          <w:left w:val="single" w:sz="18" w:space="8" w:color="2F5496"/>
+        </w:pBdr>
+        <w:shd w:val="clear" w:color="auto" w:fill="F2F2F2"/>
+        <w:spacing w:before="0" w:after="0" w:line="276" w:lineRule="auto"/>
+        <w:ind w:left="360" w:right="113"/>
+      </w:pPr>
+      <w:r>
+        <w:rPr>
+          <w:rFonts w:asciiTheme="minorHAnsi" w:hAnsiTheme="minorHAnsi" w:cstheme="minorHAnsi"/>
+          <w:sz w:val="18"/>
+          <w:szCs w:val="18"/>
+        </w:rPr>
+        <w:t xml:space="preserve">2. Evalúa si la selección de Builder es adecuada para resolver el problema e indica brevemente por qué.</w:t>
+      </w:r>
+    </w:p>
+    <w:p>
+      <w:pPr>
+        <w:keepNext/>
+        <w:keepLines/>
+        <w:pBdr>
+          <w:left w:val="single" w:sz="18" w:space="8" w:color="2F5496"/>
+        </w:pBdr>
+        <w:shd w:val="clear" w:color="auto" w:fill="F2F2F2"/>
+        <w:spacing w:before="0" w:after="0" w:line="276" w:lineRule="auto"/>
+        <w:ind w:left="360" w:right="113"/>
+      </w:pPr>
+      <w:r>
+        <w:rPr>
+          <w:rFonts w:asciiTheme="minorHAnsi" w:hAnsiTheme="minorHAnsi" w:cstheme="minorHAnsi"/>
+          <w:sz w:val="18"/>
+          <w:szCs w:val="18"/>
+        </w:rPr>
+        <w:t xml:space="preserve">3. Propón las clases necesarias para aplicar el patrón, utilizando su estructura tradicional: Product, Builder, ConcreteBuilder y Director.</w:t>
+      </w:r>
+    </w:p>
+    <w:p>
+      <w:pPr>
+        <w:keepNext/>
+        <w:keepLines/>
+        <w:pBdr>
+          <w:left w:val="single" w:sz="18" w:space="8" w:color="2F5496"/>
+        </w:pBdr>
+        <w:shd w:val="clear" w:color="auto" w:fill="F2F2F2"/>
+        <w:spacing w:before="0" w:after="0" w:line="276" w:lineRule="auto"/>
+        <w:ind w:left="360" w:right="113"/>
+      </w:pPr>
+      <w:r>
+        <w:rPr>
+          <w:rFonts w:asciiTheme="minorHAnsi" w:hAnsiTheme="minorHAnsi" w:cstheme="minorHAnsi"/>
+          <w:sz w:val="18"/>
+          <w:szCs w:val="18"/>
+        </w:rPr>
+        <w:t xml:space="preserve">4. Identifica los atributos y métodos principales de cada clase, considerando únicamente los requisitos del escenario.</w:t>
+      </w:r>
+    </w:p>
+    <w:p>
+      <w:pPr>
+        <w:keepNext/>
+        <w:keepLines/>
+        <w:pBdr>
+          <w:left w:val="single" w:sz="18" w:space="8" w:color="2F5496"/>
+        </w:pBdr>
+        <w:shd w:val="clear" w:color="auto" w:fill="F2F2F2"/>
+        <w:spacing w:before="0" w:after="0" w:line="276" w:lineRule="auto"/>
+        <w:ind w:left="360" w:right="113"/>
+      </w:pPr>
+      <w:r>
+        <w:rPr>
+          <w:rFonts w:asciiTheme="minorHAnsi" w:hAnsiTheme="minorHAnsi" w:cstheme="minorHAnsi"/>
+          <w:sz w:val="18"/>
+          <w:szCs w:val="18"/>
+        </w:rPr>
+        <w:t xml:space="preserve">5. Explica cómo se manejarán los atributos obligatorios y opcionales durante la construcción de los activos fijos.</w:t>
+      </w:r>
+    </w:p>
+    <w:p>
+      <w:pPr>
+        <w:keepNext/>
+        <w:keepLines/>
+        <w:pBdr>
+          <w:left w:val="single" w:sz="18" w:space="8" w:color="2F5496"/>
+        </w:pBdr>
+        <w:shd w:val="clear" w:color="auto" w:fill="F2F2F2"/>
+        <w:spacing w:before="0" w:after="0" w:line="276" w:lineRule="auto"/>
+        <w:ind w:left="360" w:right="113"/>
+      </w:pPr>
+      <w:r>
+        <w:rPr>
+          <w:rFonts w:asciiTheme="minorHAnsi" w:hAnsiTheme="minorHAnsi" w:cstheme="minorHAnsi"/>
+          <w:sz w:val="18"/>
+          <w:szCs w:val="18"/>
+        </w:rPr>
+        <w:t xml:space="preserve">6. Explica las relaciones que deben existir entre las clases y el tipo de relación UML que corresponde.</w:t>
+      </w:r>
+    </w:p>
+    <w:p>
+      <w:pPr>
+        <w:keepNext/>
+        <w:keepLines/>
+        <w:pBdr>
+          <w:left w:val="single" w:sz="18" w:space="8" w:color="2F5496"/>
+        </w:pBdr>
+        <w:shd w:val="clear" w:color="auto" w:fill="F2F2F2"/>
+        <w:spacing w:before="0" w:after="0" w:line="276" w:lineRule="auto"/>
+        <w:ind w:left="360" w:right="113"/>
+      </w:pPr>
+      <w:r>
+        <w:rPr>
+          <w:rFonts w:asciiTheme="minorHAnsi" w:hAnsiTheme="minorHAnsi" w:cstheme="minorHAnsi"/>
+          <w:sz w:val="18"/>
+          <w:szCs w:val="18"/>
+        </w:rPr>
+        <w:t xml:space="preserve">7. Genera una propuesta de diagrama de clases UML utilizando PlantUML.</w:t>
+      </w:r>
+    </w:p>
+    <w:p>
+      <w:pPr>
+        <w:keepNext/>
+        <w:keepLines/>
+        <w:pBdr>
+          <w:left w:val="single" w:sz="18" w:space="8" w:color="2F5496"/>
+        </w:pBdr>
+        <w:shd w:val="clear" w:color="auto" w:fill="F2F2F2"/>
+        <w:spacing w:before="0" w:after="0" w:line="276" w:lineRule="auto"/>
+        <w:ind w:left="360" w:right="113"/>
+      </w:pPr>
+      <w:r>
+        <w:rPr>
+          <w:rFonts w:asciiTheme="minorHAnsi" w:hAnsiTheme="minorHAnsi" w:cstheme="minorHAnsi"/>
+          <w:sz w:val="18"/>
+          <w:szCs w:val="18"/>
+        </w:rPr>
+        <w:t xml:space="preserve">8. Justifica brevemente las principales decisiones del diseño.</w:t>
+      </w:r>
+    </w:p>
+    <w:p>
+      <w:pPr>
+        <w:keepNext/>
+        <w:keepLines/>
+        <w:pBdr>
+          <w:left w:val="single" w:sz="18" w:space="8" w:color="2F5496"/>
+        </w:pBdr>
+        <w:shd w:val="clear" w:color="auto" w:fill="F2F2F2"/>
+        <w:spacing w:before="0" w:after="0" w:line="276" w:lineRule="auto"/>
+        <w:ind w:left="360" w:right="113"/>
+      </w:pPr>
+      <w:r>
+        <w:rPr>
+          <w:rFonts w:asciiTheme="minorHAnsi" w:hAnsiTheme="minorHAnsi" w:cstheme="minorHAnsi"/>
+          <w:sz w:val="18"/>
+          <w:szCs w:val="18"/>
+        </w:rPr>
+        <w:t xml:space="preserve">9. Identifica posibles limitaciones o aspectos que podrían mejorarse.</w:t>
+      </w:r>
+    </w:p>
+    <w:p>
+      <w:pPr>
+        <w:keepNext/>
+        <w:keepLines/>
+        <w:pBdr>
+          <w:left w:val="single" w:sz="18" w:space="8" w:color="2F5496"/>
+        </w:pBdr>
+        <w:shd w:val="clear" w:color="auto" w:fill="F2F2F2"/>
+        <w:spacing w:before="0" w:after="0" w:line="276" w:lineRule="auto"/>
+        <w:ind w:left="360" w:right="113"/>
+      </w:pPr>
+      <w:r>
+        <w:rPr>
+          <w:rFonts w:asciiTheme="minorHAnsi" w:hAnsiTheme="minorHAnsi" w:cstheme="minorHAnsi"/>
+          <w:b/>
+          <w:bCs/>
+          <w:sz w:val="18"/>
+          <w:szCs w:val="18"/>
+        </w:rPr>
+        <w:t xml:space="preserve">Consideraciones:</w:t>
+      </w:r>
+    </w:p>
+    <w:p>
+      <w:pPr>
+        <w:keepNext/>
+        <w:keepLines/>
+        <w:pBdr>
+          <w:left w:val="single" w:sz="18" w:space="8" w:color="2F5496"/>
+        </w:pBdr>
+        <w:shd w:val="clear" w:color="auto" w:fill="F2F2F2"/>
+        <w:spacing w:before="0" w:after="0" w:line="276" w:lineRule="auto"/>
+        <w:ind w:left="360" w:right="113"/>
+      </w:pPr>
+      <w:r>
+        <w:rPr>
+          <w:rFonts w:asciiTheme="minorHAnsi" w:hAnsiTheme="minorHAnsi" w:cstheme="minorHAnsi"/>
+          <w:sz w:val="18"/>
+          <w:szCs w:val="18"/>
+        </w:rPr>
+        <w:t xml:space="preserve">• Utiliza un lenguaje sencillo, ya que estamos aprendiendo patrones de diseño.</w:t>
+      </w:r>
+    </w:p>
+    <w:p>
+      <w:pPr>
+        <w:keepNext/>
+        <w:keepLines/>
+        <w:pBdr>
+          <w:left w:val="single" w:sz="18" w:space="8" w:color="2F5496"/>
+        </w:pBdr>
+        <w:shd w:val="clear" w:color="auto" w:fill="F2F2F2"/>
+        <w:spacing w:before="0" w:after="0" w:line="276" w:lineRule="auto"/>
+        <w:ind w:left="360" w:right="113"/>
+      </w:pPr>
+      <w:r>
+        <w:rPr>
+          <w:rFonts w:asciiTheme="minorHAnsi" w:hAnsiTheme="minorHAnsi" w:cstheme="minorHAnsi"/>
+          <w:sz w:val="18"/>
+          <w:szCs w:val="18"/>
+        </w:rPr>
+        <w:t xml:space="preserve">• No agregues clases o funcionalidades innecesarias.</w:t>
+      </w:r>
+    </w:p>
+    <w:p>
+      <w:pPr>
+        <w:keepNext/>
+        <w:keepLines/>
+        <w:pBdr>
+          <w:left w:val="single" w:sz="18" w:space="8" w:color="2F5496"/>
+        </w:pBdr>
+        <w:shd w:val="clear" w:color="auto" w:fill="F2F2F2"/>
+        <w:spacing w:before="0" w:after="0" w:line="276" w:lineRule="auto"/>
+        <w:ind w:left="360" w:right="113"/>
+      </w:pPr>
+      <w:r>
+        <w:rPr>
+          <w:rFonts w:asciiTheme="minorHAnsi" w:hAnsiTheme="minorHAnsi" w:cstheme="minorHAnsi"/>
+          <w:sz w:val="18"/>
+          <w:szCs w:val="18"/>
+        </w:rPr>
+        <w:t xml:space="preserve">• Respeta la estructura tradicional de Builder explicada en el material académico.</w:t>
+      </w:r>
+    </w:p>
+    <w:p>
+      <w:pPr>
+        <w:keepNext/>
+        <w:keepLines/>
+        <w:pBdr>
+          <w:left w:val="single" w:sz="18" w:space="8" w:color="2F5496"/>
+        </w:pBdr>
+        <w:shd w:val="clear" w:color="auto" w:fill="F2F2F2"/>
+        <w:spacing w:before="0" w:after="0" w:line="276" w:lineRule="auto"/>
+        <w:ind w:left="360" w:right="113"/>
+      </w:pPr>
+      <w:r>
+        <w:rPr>
+          <w:rFonts w:asciiTheme="minorHAnsi" w:hAnsiTheme="minorHAnsi" w:cstheme="minorHAnsi"/>
+          <w:sz w:val="18"/>
+          <w:szCs w:val="18"/>
+        </w:rPr>
+        <w:t xml:space="preserve">• Considera inicialmente las clases ActivoFijo (Product), ActivoFijoBuilder (Builder), ConstructorActivoFijo (ConcreteBuilder) y DirectorActivoFijo (Director), pero evalúa si sus responsabilidades son adecuadas.</w:t>
+      </w:r>
+    </w:p>
+    <w:p>
+      <w:pPr>
+        <w:keepNext/>
+        <w:keepLines/>
+        <w:pBdr>
+          <w:left w:val="single" w:sz="18" w:space="8" w:color="2F5496"/>
+        </w:pBdr>
+        <w:shd w:val="clear" w:color="auto" w:fill="F2F2F2"/>
+        <w:spacing w:before="0" w:after="0" w:line="276" w:lineRule="auto"/>
+        <w:ind w:left="360" w:right="113"/>
+      </w:pPr>
+      <w:r>
+        <w:rPr>
+          <w:rFonts w:asciiTheme="minorHAnsi" w:hAnsiTheme="minorHAnsi" w:cstheme="minorHAnsi"/>
+          <w:sz w:val="18"/>
+          <w:szCs w:val="18"/>
+        </w:rPr>
+        <w:t xml:space="preserve">• No crees una clase independiente para cada tipo de activo fijo, salvo que exista una justificación basada en el enunciado.</w:t>
+      </w:r>
+    </w:p>
+    <w:p>
+      <w:pPr>
+        <w:keepNext/>
+        <w:keepLines/>
+        <w:pBdr>
+          <w:left w:val="single" w:sz="18" w:space="8" w:color="2F5496"/>
+        </w:pBdr>
+        <w:shd w:val="clear" w:color="auto" w:fill="F2F2F2"/>
+        <w:spacing w:before="0" w:after="0" w:line="276" w:lineRule="auto"/>
+        <w:ind w:left="360" w:right="113"/>
+      </w:pPr>
+      <w:r>
+        <w:rPr>
+          <w:rFonts w:asciiTheme="minorHAnsi" w:hAnsiTheme="minorHAnsi" w:cstheme="minorHAnsi"/>
+          <w:sz w:val="18"/>
+          <w:szCs w:val="18"/>
+        </w:rPr>
+        <w:t xml:space="preserve">• No inventes requisitos que no estén presentes en el escenario. Si necesitas asumir algo, indícalo claramente.</w:t>
+      </w:r>
+    </w:p>
+    <w:p>
+      <w:pPr>
+        <w:keepNext/>
+        <w:keepLines/>
+        <w:pBdr>
+          <w:left w:val="single" w:sz="18" w:space="8" w:color="2F5496"/>
+        </w:pBdr>
+        <w:shd w:val="clear" w:color="auto" w:fill="F2F2F2"/>
+        <w:spacing w:before="0" w:after="0" w:line="276" w:lineRule="auto"/>
+        <w:ind w:left="360" w:right="113"/>
+      </w:pPr>
+      <w:r>
+        <w:rPr>
+          <w:rFonts w:asciiTheme="minorHAnsi" w:hAnsiTheme="minorHAnsi" w:cstheme="minorHAnsi"/>
+          <w:sz w:val="18"/>
+          <w:szCs w:val="18"/>
+        </w:rPr>
+        <w:t xml:space="preserve">• No generes código de implementación todavía.</w:t>
+      </w:r>
+    </w:p>
+    <w:p>
+      <w:pPr>
+        <w:keepNext/>
+        <w:keepLines/>
+        <w:pBdr>
+          <w:left w:val="single" w:sz="18" w:space="8" w:color="2F5496"/>
+        </w:pBdr>
+        <w:shd w:val="clear" w:color="auto" w:fill="F2F2F2"/>
+        <w:spacing w:before="0" w:after="0" w:line="276" w:lineRule="auto"/>
+        <w:ind w:left="360" w:right="113"/>
+      </w:pPr>
+      <w:r>
+        <w:rPr>
+          <w:rFonts w:asciiTheme="minorHAnsi" w:hAnsiTheme="minorHAnsi" w:cstheme="minorHAnsi"/>
+          <w:sz w:val="18"/>
+          <w:szCs w:val="18"/>
+        </w:rPr>
+        <w:t xml:space="preserve">• Considera el diagrama como una propuesta inicial que debe ser revisada antes de implementarse.</w:t>
+      </w:r>
+    </w:p>
+    <w:p>
+      <w:pPr>
+        <w:keepNext/>
+        <w:keepLines/>
+        <w:pBdr>
+          <w:left w:val="single" w:sz="18" w:space="8" w:color="2F5496"/>
+        </w:pBdr>
+        <w:shd w:val="clear" w:color="auto" w:fill="F2F2F2"/>
+        <w:spacing w:before="0" w:after="0" w:line="276" w:lineRule="auto"/>
+        <w:ind w:left="360" w:right="113"/>
+      </w:pPr>
+      <w:r>
+        <w:rPr>
+          <w:rFonts w:asciiTheme="minorHAnsi" w:hAnsiTheme="minorHAnsi" w:cstheme="minorHAnsi"/>
+          <w:b/>
+          <w:bCs/>
+          <w:sz w:val="18"/>
+          <w:szCs w:val="18"/>
+        </w:rPr>
+        <w:t xml:space="preserve">Enunciado original:</w:t>
+      </w:r>
+      <w:r>
+        <w:rPr>
+          <w:rFonts w:asciiTheme="minorHAnsi" w:hAnsiTheme="minorHAnsi" w:cstheme="minorHAnsi"/>
+          <w:sz w:val="18"/>
+          <w:szCs w:val="18"/>
+        </w:rPr>
+        <w:t xml:space="preserve"> [se adjuntó el enunciado completo del Escenario 02]</w:t>
       </w:r>
     </w:p>
     <w:p>
@@ -7745,17 +10092,316 @@
       <w:r>
         <w:rPr>
           <w:rFonts w:asciiTheme="minorHAnsi" w:hAnsiTheme="minorHAnsi" w:cstheme="minorHAnsi"/>
-          <w:i/>
-          <w:iCs/>
+          <w:b/>
+          <w:bCs/>
           <w:sz w:val="18"/>
           <w:szCs w:val="18"/>
         </w:rPr>
-        <w:t xml:space="preserve">[Se adjuntaron el enunciado original y el análisis previo del grupo.]</w:t>
-      </w:r>
+        <w:t xml:space="preserve">Mi análisis previo:</w:t>
+      </w:r>
+      <w:r>
+        <w:rPr>
+          <w:rFonts w:asciiTheme="minorHAnsi" w:hAnsiTheme="minorHAnsi" w:cstheme="minorHAnsi"/>
+          <w:sz w:val="18"/>
+          <w:szCs w:val="18"/>
+        </w:rPr>
+        <w:t xml:space="preserve"> [se adjuntó el análisis previo del grupo: problema, requisitos, clases y atributos identificados]</w:t>
+      </w:r>
+    </w:p>
+    <w:p>
+      <w:pPr>
+        <w:pStyle w:val="NormalWeb"/>
+        <w:keepNext/>
+        <w:spacing w:before="0" w:beforeAutospacing="0" w:after="60" w:afterAutospacing="0" w:line="360" w:lineRule="auto"/>
+        <w:jc w:val="both"/>
+      </w:pPr>
+      <w:r>
+        <w:rPr>
+          <w:rFonts w:asciiTheme="minorHAnsi" w:hAnsiTheme="minorHAnsi" w:cstheme="minorHAnsi"/>
+          <w:b/>
+          <w:bCs/>
+          <w:sz w:val="20"/>
+          <w:szCs w:val="20"/>
+        </w:rPr>
+        <w:t xml:space="preserve">Recomendaciones de la IA:</w:t>
+      </w:r>
+    </w:p>
+    <w:tbl>
+      <w:tblPr>
+        <w:tblStyle w:val="Tabladelista4-nfasis1"/>
+        <w:tblW w:w="13438" w:type="dxa"/>
+        <w:tblLook w:val="04A0" w:firstRow="1" w:lastRow="0" w:firstColumn="0" w:lastColumn="0" w:noHBand="0" w:noVBand="1"/>
+      </w:tblPr>
+      <w:tblGrid>
+        <w:gridCol w:w="4111"/>
+        <w:gridCol w:w="9327"/>
+      </w:tblGrid>
+      <w:tr>
+        <w:trPr>
+          <w:tblHeader/>
+          <w:cantSplit/>
+        </w:trPr>
+        <w:tc>
+          <w:tcPr>
+            <w:tcW w:w="4111" w:type="dxa"/>
+          </w:tcPr>
+          <w:p>
+            <w:pPr>
+              <w:spacing w:before="40" w:after="40" w:line="252" w:lineRule="auto"/>
+            </w:pPr>
+            <w:r>
+              <w:rPr>
+                <w:rFonts w:asciiTheme="minorHAnsi" w:hAnsiTheme="minorHAnsi" w:cstheme="minorHAnsi"/>
+                <w:color w:val="FFFFFF"/>
+                <w:b/>
+                <w:bCs/>
+                <w:sz w:val="18"/>
+                <w:szCs w:val="18"/>
+              </w:rPr>
+              <w:t xml:space="preserve">Apartado</w:t>
+            </w:r>
+          </w:p>
+        </w:tc>
+        <w:tc>
+          <w:tcPr>
+            <w:tcW w:w="9327" w:type="dxa"/>
+          </w:tcPr>
+          <w:p>
+            <w:pPr>
+              <w:spacing w:before="40" w:after="40" w:line="252" w:lineRule="auto"/>
+            </w:pPr>
+            <w:r>
+              <w:rPr>
+                <w:rFonts w:asciiTheme="minorHAnsi" w:hAnsiTheme="minorHAnsi" w:cstheme="minorHAnsi"/>
+                <w:color w:val="FFFFFF"/>
+                <w:b/>
+                <w:bCs/>
+                <w:sz w:val="18"/>
+                <w:szCs w:val="18"/>
+              </w:rPr>
+              <w:t xml:space="preserve">Decisión</w:t>
+            </w:r>
+          </w:p>
+        </w:tc>
+      </w:tr>
+      <w:tr>
+        <w:trPr>
+          <w:cantSplit/>
+        </w:trPr>
+        <w:tc>
+          <w:tcPr>
+            <w:tcW w:w="4111" w:type="dxa"/>
+          </w:tcPr>
+          <w:p>
+            <w:pPr>
+              <w:spacing w:before="40" w:after="40" w:line="252" w:lineRule="auto"/>
+            </w:pPr>
+            <w:r>
+              <w:rPr>
+                <w:rFonts w:asciiTheme="minorHAnsi" w:hAnsiTheme="minorHAnsi" w:cstheme="minorHAnsi"/>
+                <w:sz w:val="18"/>
+                <w:szCs w:val="18"/>
+              </w:rPr>
+              <w:t xml:space="preserve">Recomendación aceptada</w:t>
+            </w:r>
+          </w:p>
+        </w:tc>
+        <w:tc>
+          <w:tcPr>
+            <w:tcW w:w="9327" w:type="dxa"/>
+          </w:tcPr>
+          <w:p>
+            <w:pPr>
+              <w:spacing w:before="40" w:after="40" w:line="252" w:lineRule="auto"/>
+            </w:pPr>
+            <w:r>
+              <w:rPr>
+                <w:rFonts w:asciiTheme="minorHAnsi" w:hAnsiTheme="minorHAnsi" w:cstheme="minorHAnsi"/>
+                <w:sz w:val="18"/>
+                <w:szCs w:val="18"/>
+              </w:rPr>
+              <w:t xml:space="preserve">Utilizar una única clase producto (</w:t>
+            </w:r>
+            <w:r>
+              <w:rPr>
+                <w:rFonts w:ascii="Consolas" w:hAnsi="Consolas" w:cs="Consolas"/>
+                <w:color w:val="1F3864"/>
+                <w:sz w:val="18"/>
+                <w:szCs w:val="18"/>
+              </w:rPr>
+              <w:t xml:space="preserve">ActivoFijo</w:t>
+            </w:r>
+            <w:r>
+              <w:rPr>
+                <w:rFonts w:asciiTheme="minorHAnsi" w:hAnsiTheme="minorHAnsi" w:cstheme="minorHAnsi"/>
+                <w:sz w:val="18"/>
+                <w:szCs w:val="18"/>
+              </w:rPr>
+              <w:t xml:space="preserve">), sin crear una jerarquía de productos para computadoras, impresoras, muebles y vehículos.</w:t>
+            </w:r>
+          </w:p>
+        </w:tc>
+      </w:tr>
+      <w:tr>
+        <w:trPr>
+          <w:cantSplit/>
+        </w:trPr>
+        <w:tc>
+          <w:tcPr>
+            <w:tcW w:w="4111" w:type="dxa"/>
+          </w:tcPr>
+          <w:p>
+            <w:pPr>
+              <w:spacing w:before="40" w:after="40" w:line="252" w:lineRule="auto"/>
+            </w:pPr>
+            <w:r>
+              <w:rPr>
+                <w:rFonts w:asciiTheme="minorHAnsi" w:hAnsiTheme="minorHAnsi" w:cstheme="minorHAnsi"/>
+                <w:sz w:val="18"/>
+                <w:szCs w:val="18"/>
+              </w:rPr>
+              <w:t xml:space="preserve">Recomendación modificada</w:t>
+            </w:r>
+          </w:p>
+        </w:tc>
+        <w:tc>
+          <w:tcPr>
+            <w:tcW w:w="9327" w:type="dxa"/>
+          </w:tcPr>
+          <w:p>
+            <w:pPr>
+              <w:spacing w:before="40" w:after="40" w:line="252" w:lineRule="auto"/>
+            </w:pPr>
+            <w:r>
+              <w:rPr>
+                <w:rFonts w:asciiTheme="minorHAnsi" w:hAnsiTheme="minorHAnsi" w:cstheme="minorHAnsi"/>
+                <w:sz w:val="18"/>
+                <w:szCs w:val="18"/>
+              </w:rPr>
+              <w:t xml:space="preserve">Modificar el atributo </w:t>
+            </w:r>
+            <w:r>
+              <w:rPr>
+                <w:rFonts w:ascii="Consolas" w:hAnsi="Consolas" w:cs="Consolas"/>
+                <w:color w:val="1F3864"/>
+                <w:sz w:val="18"/>
+                <w:szCs w:val="18"/>
+              </w:rPr>
+              <w:t xml:space="preserve">caracteristicasTecnicas</w:t>
+            </w:r>
+            <w:r>
+              <w:rPr>
+                <w:rFonts w:asciiTheme="minorHAnsi" w:hAnsiTheme="minorHAnsi" w:cstheme="minorHAnsi"/>
+                <w:sz w:val="18"/>
+                <w:szCs w:val="18"/>
+              </w:rPr>
+              <w:t xml:space="preserve"> a </w:t>
+            </w:r>
+            <w:r>
+              <w:rPr>
+                <w:rFonts w:ascii="Consolas" w:hAnsi="Consolas" w:cs="Consolas"/>
+                <w:color w:val="1F3864"/>
+                <w:sz w:val="18"/>
+                <w:szCs w:val="18"/>
+              </w:rPr>
+              <w:t xml:space="preserve">Map&lt;String, String&gt;</w:t>
+            </w:r>
+            <w:r>
+              <w:rPr>
+                <w:rFonts w:asciiTheme="minorHAnsi" w:hAnsiTheme="minorHAnsi" w:cstheme="minorHAnsi"/>
+                <w:sz w:val="18"/>
+                <w:szCs w:val="18"/>
+              </w:rPr>
+              <w:t xml:space="preserve"> para almacenar diferentes características.</w:t>
+            </w:r>
+          </w:p>
+        </w:tc>
+      </w:tr>
+      <w:tr>
+        <w:trPr>
+          <w:cantSplit/>
+        </w:trPr>
+        <w:tc>
+          <w:tcPr>
+            <w:tcW w:w="4111" w:type="dxa"/>
+          </w:tcPr>
+          <w:p>
+            <w:pPr>
+              <w:spacing w:before="40" w:after="40" w:line="252" w:lineRule="auto"/>
+            </w:pPr>
+            <w:r>
+              <w:rPr>
+                <w:rFonts w:asciiTheme="minorHAnsi" w:hAnsiTheme="minorHAnsi" w:cstheme="minorHAnsi"/>
+                <w:sz w:val="18"/>
+                <w:szCs w:val="18"/>
+              </w:rPr>
+              <w:t xml:space="preserve">Recomendación rechazada</w:t>
+            </w:r>
+          </w:p>
+        </w:tc>
+        <w:tc>
+          <w:tcPr>
+            <w:tcW w:w="9327" w:type="dxa"/>
+          </w:tcPr>
+          <w:p>
+            <w:pPr>
+              <w:spacing w:before="40" w:after="40" w:line="252" w:lineRule="auto"/>
+            </w:pPr>
+            <w:r>
+              <w:rPr>
+                <w:rFonts w:asciiTheme="minorHAnsi" w:hAnsiTheme="minorHAnsi" w:cstheme="minorHAnsi"/>
+                <w:sz w:val="18"/>
+                <w:szCs w:val="18"/>
+              </w:rPr>
+              <w:t xml:space="preserve">Mantener la asociación </w:t>
+            </w:r>
+            <w:r>
+              <w:rPr>
+                <w:rFonts w:ascii="Consolas" w:hAnsi="Consolas" w:cs="Consolas"/>
+                <w:color w:val="1F3864"/>
+                <w:sz w:val="18"/>
+                <w:szCs w:val="18"/>
+              </w:rPr>
+              <w:t xml:space="preserve">ConstructorActivoFijo → ActivoFijo</w:t>
+            </w:r>
+            <w:r>
+              <w:rPr>
+                <w:rFonts w:asciiTheme="minorHAnsi" w:hAnsiTheme="minorHAnsi" w:cstheme="minorHAnsi"/>
+                <w:sz w:val="18"/>
+                <w:szCs w:val="18"/>
+              </w:rPr>
+              <w:t xml:space="preserve"> de la propuesta inicial; se reemplazó por una dependencia </w:t>
+            </w:r>
+            <w:r>
+              <w:rPr>
+                <w:rFonts w:ascii="Consolas" w:hAnsi="Consolas" w:cs="Consolas"/>
+                <w:color w:val="1F3864"/>
+                <w:sz w:val="18"/>
+                <w:szCs w:val="18"/>
+              </w:rPr>
+              <w:t xml:space="preserve">&lt;&lt;create&gt;&gt;</w:t>
+            </w:r>
+            <w:r>
+              <w:rPr>
+                <w:rFonts w:asciiTheme="minorHAnsi" w:hAnsiTheme="minorHAnsi" w:cstheme="minorHAnsi"/>
+                <w:sz w:val="18"/>
+                <w:szCs w:val="18"/>
+              </w:rPr>
+              <w:t xml:space="preserve">.</w:t>
+            </w:r>
+          </w:p>
+        </w:tc>
+      </w:tr>
+    </w:tbl>
+    <w:p>
+      <w:pPr>
+        <w:spacing w:before="0" w:after="60"/>
+      </w:pPr>
     </w:p>
     <w:p>
       <w:pPr>
         <w:pStyle w:val="Prrafodelista"/>
+        <w:keepNext/>
         <w:numPr>
           <w:ilvl w:val="0"/>
           <w:numId w:val="13"/>
@@ -7814,7 +10460,7 @@
           <w:sz w:val="20"/>
           <w:szCs w:val="20"/>
         </w:rPr>
-        <w:t xml:space="preserve">, sin jerarquía por tipo de activo.</w:t>
+        <w:t xml:space="preserve">.</w:t>
       </w:r>
     </w:p>
     <w:p>
@@ -7830,12 +10476,30 @@
           <w:sz w:val="20"/>
           <w:szCs w:val="20"/>
         </w:rPr>
-        <w:t xml:space="preserve">Se acepta porque los computadores, impresoras, muebles o vehículos no presentan comportamiento diferente en el enunciado; solo difieren en los datos que registran. Crear una subclase por tipo habría incrementado la complejidad sin aportar valor y habría acercado el diseño a un problema de selección de clases, propio de Factory Method. Con una sola clase, el Builder permite configurar cada activo únicamente con los atributos que le corresponden.</w:t>
+        <w:t xml:space="preserve">Se acepta la recomendación de utilizar únicamente la clase </w:t>
+      </w:r>
+      <w:r>
+        <w:rPr>
+          <w:rFonts w:ascii="Consolas" w:hAnsi="Consolas" w:cs="Consolas"/>
+          <w:color w:val="1F3864"/>
+          <w:sz w:val="20"/>
+          <w:szCs w:val="20"/>
+        </w:rPr>
+        <w:t xml:space="preserve">ActivoFijo</w:t>
+      </w:r>
+      <w:r>
+        <w:rPr>
+          <w:rFonts w:asciiTheme="minorHAnsi" w:hAnsiTheme="minorHAnsi" w:cstheme="minorHAnsi"/>
+          <w:sz w:val="20"/>
+          <w:szCs w:val="20"/>
+        </w:rPr>
+        <w:t xml:space="preserve"> para representar los diferentes bienes institucionales, sin crear clases independientes para computadores, impresoras, muebles o vehículos. Esta decisión permite manejar los distintos activos mediante una misma estructura, configurando únicamente los atributos necesarios para cada uno. En el enunciado, los tipos de activo no presentan comportamiento diferente, sino solo datos distintos; crear una subclase por tipo habría incrementado la complejidad sin aportar valor.</w:t>
       </w:r>
     </w:p>
     <w:p>
       <w:pPr>
         <w:pStyle w:val="Prrafodelista"/>
+        <w:keepNext/>
         <w:numPr>
           <w:ilvl w:val="0"/>
           <w:numId w:val="13"/>
@@ -7892,7 +10556,7 @@
           <w:sz w:val="20"/>
           <w:szCs w:val="20"/>
         </w:rPr>
-        <w:t xml:space="preserve">La IA propuso modelar las características técnicas como un </w:t>
+        <w:t xml:space="preserve">Se modificó el atributo </w:t>
       </w:r>
       <w:r>
         <w:rPr>
@@ -7901,15 +10565,15 @@
           <w:sz w:val="20"/>
           <w:szCs w:val="20"/>
         </w:rPr>
-        <w:t xml:space="preserve">String</w:t>
-      </w:r>
-      <w:r>
-        <w:rPr>
-          <w:rFonts w:asciiTheme="minorHAnsi" w:hAnsiTheme="minorHAnsi" w:cstheme="minorHAnsi"/>
-          <w:sz w:val="20"/>
-          <w:szCs w:val="20"/>
-        </w:rPr>
-        <w:t xml:space="preserve">. El grupo lo modificó a </w:t>
+        <w:t xml:space="preserve">caracteristicasTecnicas</w:t>
+      </w:r>
+      <w:r>
+        <w:rPr>
+          <w:rFonts w:asciiTheme="minorHAnsi" w:hAnsiTheme="minorHAnsi" w:cstheme="minorHAnsi"/>
+          <w:sz w:val="20"/>
+          <w:szCs w:val="20"/>
+        </w:rPr>
+        <w:t xml:space="preserve"> de tipo </w:t>
       </w:r>
       <w:r>
         <w:rPr>
@@ -7918,15 +10582,15 @@
           <w:sz w:val="20"/>
           <w:szCs w:val="20"/>
         </w:rPr>
-        <w:t xml:space="preserve">Map&lt;String, String&gt;</w:t>
-      </w:r>
-      <w:r>
-        <w:rPr>
-          <w:rFonts w:asciiTheme="minorHAnsi" w:hAnsiTheme="minorHAnsi" w:cstheme="minorHAnsi"/>
-          <w:sz w:val="20"/>
-          <w:szCs w:val="20"/>
-        </w:rPr>
-        <w:t xml:space="preserve">, cargado mediante </w:t>
+        <w:t xml:space="preserve">String</w:t>
+      </w:r>
+      <w:r>
+        <w:rPr>
+          <w:rFonts w:asciiTheme="minorHAnsi" w:hAnsiTheme="minorHAnsi" w:cstheme="minorHAnsi"/>
+          <w:sz w:val="20"/>
+          <w:szCs w:val="20"/>
+        </w:rPr>
+        <w:t xml:space="preserve"> a </w:t>
       </w:r>
       <w:r>
         <w:rPr>
@@ -7935,6 +10599,23 @@
           <w:sz w:val="20"/>
           <w:szCs w:val="20"/>
         </w:rPr>
+        <w:t xml:space="preserve">Map&lt;String, String&gt;</w:t>
+      </w:r>
+      <w:r>
+        <w:rPr>
+          <w:rFonts w:asciiTheme="minorHAnsi" w:hAnsiTheme="minorHAnsi" w:cstheme="minorHAnsi"/>
+          <w:sz w:val="20"/>
+          <w:szCs w:val="20"/>
+        </w:rPr>
+        <w:t xml:space="preserve">, cargado mediante </w:t>
+      </w:r>
+      <w:r>
+        <w:rPr>
+          <w:rFonts w:ascii="Consolas" w:hAnsi="Consolas" w:cs="Consolas"/>
+          <w:color w:val="1F3864"/>
+          <w:sz w:val="20"/>
+          <w:szCs w:val="20"/>
+        </w:rPr>
         <w:t xml:space="preserve">establecerCaracteristica(clave, valor)</w:t>
       </w:r>
       <w:r>
@@ -7943,7 +10624,37 @@
           <w:sz w:val="20"/>
           <w:szCs w:val="20"/>
         </w:rPr>
-        <w:t xml:space="preserve">, porque el enunciado menciona datos heterogéneos por tipo de activo (procesador, material, dimensiones) que no conviene concatenar en un texto libre ni convertir en atributos fijos de la clase. El mapa ofrece una estructura organizada y extensible, y se expone como colección no modificable para preservar la inmutabilidad del producto.</w:t>
+        <w:t xml:space="preserve">, porque se considera más adecuado utilizar una estructura que permita almacenar diferentes características técnicas (procesador, material, dimensiones) de forma organizada y flexible, sin necesidad de crear atributos específicos para cada tipo de activo. El mapa se expone como colección no modificable para preservar la inmutabilidad del producto.</w:t>
+      </w:r>
+    </w:p>
+    <w:p>
+      <w:pPr>
+        <w:pStyle w:val="Prrafodelista"/>
+        <w:keepNext/>
+        <w:numPr>
+          <w:ilvl w:val="0"/>
+          <w:numId w:val="13"/>
+        </w:numPr>
+        <w:spacing w:after="60" w:line="300" w:lineRule="auto"/>
+        <w:jc w:val="both"/>
+      </w:pPr>
+      <w:r>
+        <w:rPr>
+          <w:rFonts w:asciiTheme="minorHAnsi" w:hAnsiTheme="minorHAnsi" w:cstheme="minorHAnsi"/>
+          <w:b/>
+          <w:bCs/>
+          <w:sz w:val="20"/>
+          <w:szCs w:val="20"/>
+        </w:rPr>
+        <w:t xml:space="preserve">Recomendación rechazada (con justificación):</w:t>
+      </w:r>
+      <w:r>
+        <w:rPr>
+          <w:rFonts w:asciiTheme="minorHAnsi" w:hAnsiTheme="minorHAnsi" w:cstheme="minorHAnsi"/>
+          <w:sz w:val="20"/>
+          <w:szCs w:val="20"/>
+        </w:rPr>
+        <w:t xml:space="preserve"> la asociación entre el ConcreteBuilder y el producto.</w:t>
       </w:r>
     </w:p>
     <w:p>
@@ -7959,25 +10670,7 @@
           <w:sz w:val="20"/>
           <w:szCs w:val="20"/>
         </w:rPr>
-        <w:t xml:space="preserve">Adicionalmente, el grupo </w:t>
-      </w:r>
-      <w:r>
-        <w:rPr>
-          <w:rFonts w:asciiTheme="minorHAnsi" w:hAnsiTheme="minorHAnsi" w:cstheme="minorHAnsi"/>
-          <w:b/>
-          <w:bCs/>
-          <w:sz w:val="20"/>
-          <w:szCs w:val="20"/>
-        </w:rPr>
-        <w:t xml:space="preserve">rechazó</w:t>
-      </w:r>
-      <w:r>
-        <w:rPr>
-          <w:rFonts w:asciiTheme="minorHAnsi" w:hAnsiTheme="minorHAnsi" w:cstheme="minorHAnsi"/>
-          <w:sz w:val="20"/>
-          <w:szCs w:val="20"/>
-        </w:rPr>
-        <w:t xml:space="preserve"> mantener la asociación </w:t>
+        <w:t xml:space="preserve">Se rechazó mantener la asociación </w:t>
       </w:r>
       <w:r>
         <w:rPr>
@@ -7994,7 +10687,7 @@
           <w:sz w:val="20"/>
           <w:szCs w:val="20"/>
         </w:rPr>
-        <w:t xml:space="preserve"> sugerida en la propuesta inicial, y la reemplazó por una dependencia </w:t>
+        <w:t xml:space="preserve"> sugerida en la propuesta inicial y se reemplazó por una dependencia </w:t>
       </w:r>
       <w:r>
         <w:rPr>
@@ -8011,7 +10704,7 @@
           <w:sz w:val="20"/>
           <w:szCs w:val="20"/>
         </w:rPr>
-        <w:t xml:space="preserve">, ya que el ConcreteBuilder no conserva al producto como atributo, sino que lo crea al finalizar la construcción (Object Management Group, 2017).</w:t>
+        <w:t xml:space="preserve">, ya que el ConcreteBuilder no conserva al producto como atributo, sino que lo crea al finalizar la construcción (Object Management Group, 2017; Ortiz Ochoa, 2026).</w:t>
       </w:r>
     </w:p>
     <w:p>
@@ -8045,7 +10738,7 @@
           <w:sz w:val="20"/>
           <w:szCs w:val="20"/>
         </w:rPr>
-        <w:t xml:space="preserve">El desarrollo de la actividad permitió constatar que la selección de un patrón creacional parte de una lectura cuidadosa del enunciado, más que de la memorización del catálogo. En el Escenario 01, la necesidad de decidir en tiempo de ejecución el tipo de vehículo y de incorporar variantes futuras sin alterar la lógica principal condujo a Factory Method: el cliente opera únicamente con </w:t>
+        <w:t xml:space="preserve">Esta actividad permitió comprender que el enunciado de un problema ofrece pistas importantes para elegir el patrón de diseño adecuado. En el Escenario 01, la necesidad de crear distintos tipos de vehículos durante la ejecución y de evitar la dependencia directa de clases concretas hizo de Factory Method la opción apropiada: el cliente trabaja con </w:t>
       </w:r>
       <w:r>
         <w:rPr>
@@ -8079,7 +10772,7 @@
           <w:sz w:val="20"/>
           <w:szCs w:val="20"/>
         </w:rPr>
-        <w:t xml:space="preserve">, de modo que agregar una motocicleta solo exige una nueva subclase de producto y su creador, en coherencia con el principio abierto/cerrado. En el Escenario 02, la combinación de atributos obligatorios y opcionales justificó el uso de Builder, que sustituye los constructores telescópicos por una construcción paso a paso, legible y validada antes de entregar el objeto.</w:t>
+        <w:t xml:space="preserve">, por lo que se pueden agregar nuevos tipos sin modificar la lógica principal, en coherencia con el principio abierto/cerrado. En el Escenario 02, Builder resultó más adecuado porque existían atributos obligatorios y opcionales; el patrón permite construir el objeto paso a paso, validar los datos obligatorios y evitar constructores demasiado largos o difíciles de mantener.</w:t>
       </w:r>
     </w:p>
     <w:p>
@@ -8094,7 +10787,7 @@
           <w:sz w:val="20"/>
           <w:szCs w:val="20"/>
         </w:rPr>
-        <w:t xml:space="preserve">Respecto al uso de inteligencia artificial, el asistente resultó útil para contrastar el análisis inicial y obtener una primera propuesta de diagrama; sin embargo, sus sugerencias debieron evaluarse frente al enunciado y al material de la asignatura. Se aceptaron decisiones sustentadas, como la clase abstracta </w:t>
+        <w:t xml:space="preserve">La inteligencia artificial sirvió como apoyo para obtener una primera propuesta, pero varias decisiones tuvieron que revisarse y ajustarse según el enunciado y el material de la asignatura. Por ejemplo, se mantuvieron la clase abstracta </w:t>
       </w:r>
       <w:r>
         <w:rPr>
@@ -8111,7 +10804,7 @@
           <w:sz w:val="20"/>
           <w:szCs w:val="20"/>
         </w:rPr>
-        <w:t xml:space="preserve"> o el producto único </w:t>
+        <w:t xml:space="preserve"> y una sola clase </w:t>
       </w:r>
       <w:r>
         <w:rPr>
@@ -8128,7 +10821,7 @@
           <w:sz w:val="20"/>
           <w:szCs w:val="20"/>
         </w:rPr>
-        <w:t xml:space="preserve">, y se modificaron otras, como la firma de </w:t>
+        <w:t xml:space="preserve">, mientras que se modificaron los parámetros de </w:t>
       </w:r>
       <w:r>
         <w:rPr>
@@ -8145,7 +10838,7 @@
           <w:sz w:val="20"/>
           <w:szCs w:val="20"/>
         </w:rPr>
-        <w:t xml:space="preserve"> y el tipo de las características técnicas. Finalmente, la implementación obligó a refinar el UML para mantener la correspondencia con el código, lo que evidencia que diseño e implementación deben revisarse de forma iterativa y que la IA complementa, pero no reemplaza, el criterio del diseñador.</w:t>
+        <w:t xml:space="preserve"> y el tipo de las características técnicas. Durante la implementación también se ajustó el UML para que coincidiera con el código. En general, ambos patrones agregan más clases, pero permiten una solución más clara, organizada y mantenible, y confirman que la IA complementa, pero no reemplaza, el criterio del diseñador.</w:t>
       </w:r>
     </w:p>
     <w:p>
